--- a/SRS_石材幕墙污渍检测系统.docx
+++ b/SRS_石材幕墙污渍检测系统.docx
@@ -83,14 +83,60 @@
     <w:p>
       <w:pPr>
         <w:spacing w:before="60" w:after="60"/>
-        <w:rPr>
-          <w:rFonts w:hint="eastAsia"/>
-        </w:rPr>
-      </w:pPr>
-    </w:p>
-    <w:p>
-      <w:pPr>
-        <w:spacing w:before="600"/>
+        <w:jc w:val="center"/>
+        <w:rPr>
+          <w:rFonts w:hint="eastAsia"/>
+        </w:rPr>
+      </w:pPr>
+      <w:r>
+        <w:rPr>
+          <w:noProof/>
+        </w:rPr>
+        <w:drawing>
+          <wp:inline distT="0" distB="0" distL="0" distR="0" wp14:anchorId="4A4051AF" wp14:editId="208A941F">
+            <wp:extent cx="2305050" cy="2299970"/>
+            <wp:effectExtent l="0" t="0" r="0" b="5080"/>
+            <wp:docPr id="668323930" name="Image 1" descr="徽标, 公司名称&#10;&#10;描述已自动生成"/>
+            <wp:cNvGraphicFramePr/>
+            <a:graphic xmlns:a="http://schemas.openxmlformats.org/drawingml/2006/main">
+              <a:graphicData uri="http://schemas.openxmlformats.org/drawingml/2006/picture">
+                <pic:pic xmlns:pic="http://schemas.openxmlformats.org/drawingml/2006/picture">
+                  <pic:nvPicPr>
+                    <pic:cNvPr id="1" name="Image 1" descr="徽标, 公司名称&#10;&#10;描述已自动生成"/>
+                    <pic:cNvPicPr/>
+                  </pic:nvPicPr>
+                  <pic:blipFill>
+                    <a:blip r:embed="rId7" cstate="print">
+                      <a:extLst>
+                        <a:ext uri="{28A0092B-C50C-407E-A947-70E740481C1C}">
+                          <a14:useLocalDpi xmlns:a14="http://schemas.microsoft.com/office/drawing/2010/main" val="0"/>
+                        </a:ext>
+                      </a:extLst>
+                    </a:blip>
+                    <a:stretch>
+                      <a:fillRect/>
+                    </a:stretch>
+                  </pic:blipFill>
+                  <pic:spPr>
+                    <a:xfrm>
+                      <a:off x="0" y="0"/>
+                      <a:ext cx="2305050" cy="2299970"/>
+                    </a:xfrm>
+                    <a:prstGeom prst="rect">
+                      <a:avLst/>
+                    </a:prstGeom>
+                  </pic:spPr>
+                </pic:pic>
+              </a:graphicData>
+            </a:graphic>
+          </wp:inline>
+        </w:drawing>
+      </w:r>
+    </w:p>
+    <w:p>
+      <w:pPr>
+        <w:spacing w:before="60" w:after="60"/>
+        <w:jc w:val="center"/>
         <w:rPr>
           <w:rFonts w:hint="eastAsia"/>
         </w:rPr>
@@ -1841,1083 +1887,6530 @@
         <w:br w:type="page"/>
       </w:r>
     </w:p>
-    <w:p>
-      <w:pPr>
-        <w:spacing w:before="200" w:after="400"/>
-        <w:jc w:val="center"/>
-        <w:rPr>
-          <w:rFonts w:hint="eastAsia"/>
-        </w:rPr>
-      </w:pPr>
-      <w:r>
-        <w:rPr>
-          <w:rFonts w:ascii="黑体" w:eastAsia="黑体" w:hAnsi="黑体" w:cs="黑体"/>
+    <w:sdt>
+      <w:sdtPr>
+        <w:rPr>
+          <w:rFonts w:ascii="宋体" w:eastAsia="宋体" w:hAnsi="宋体" w:cs="宋体"/>
+          <w:color w:val="auto"/>
+          <w:sz w:val="24"/>
+          <w:szCs w:val="24"/>
+          <w:lang w:val="zh-CN"/>
+        </w:rPr>
+        <w:id w:val="1248383032"/>
+        <w:docPartObj>
+          <w:docPartGallery w:val="Table of Contents"/>
+          <w:docPartUnique/>
+        </w:docPartObj>
+      </w:sdtPr>
+      <w:sdtEndPr>
+        <w:rPr>
           <w:b/>
           <w:bCs/>
-          <w:color w:val="1F3864"/>
-          <w:sz w:val="36"/>
-          <w:szCs w:val="36"/>
-        </w:rPr>
-        <w:lastRenderedPageBreak/>
-        <w:t>目  录</w:t>
-      </w:r>
-    </w:p>
-    <w:p>
-      <w:pPr>
-        <w:tabs>
-          <w:tab w:val="right" w:leader="dot" w:pos="9026"/>
-        </w:tabs>
-        <w:spacing w:before="80" w:after="80"/>
-        <w:rPr>
-          <w:rFonts w:hint="eastAsia"/>
-        </w:rPr>
-      </w:pPr>
-      <w:r>
-        <w:rPr>
-          <w:sz w:val="22"/>
-          <w:szCs w:val="22"/>
-        </w:rPr>
-        <w:t>1. 引言</w:t>
-      </w:r>
-      <w:r>
-        <w:rPr>
-          <w:sz w:val="22"/>
-          <w:szCs w:val="22"/>
-        </w:rPr>
-        <w:tab/>
-        <w:t>4</w:t>
-      </w:r>
-    </w:p>
-    <w:p>
-      <w:pPr>
-        <w:tabs>
-          <w:tab w:val="right" w:leader="dot" w:pos="9026"/>
-        </w:tabs>
-        <w:spacing w:before="80" w:after="80"/>
-        <w:ind w:left="360"/>
-        <w:rPr>
-          <w:rFonts w:hint="eastAsia"/>
-        </w:rPr>
-      </w:pPr>
-      <w:r>
-        <w:rPr>
-          <w:sz w:val="22"/>
-          <w:szCs w:val="22"/>
-        </w:rPr>
-        <w:t xml:space="preserve">  1.1 背景</w:t>
-      </w:r>
-      <w:r>
-        <w:rPr>
-          <w:sz w:val="22"/>
-          <w:szCs w:val="22"/>
-        </w:rPr>
-        <w:tab/>
-        <w:t>4</w:t>
-      </w:r>
-    </w:p>
-    <w:p>
-      <w:pPr>
-        <w:tabs>
-          <w:tab w:val="right" w:leader="dot" w:pos="9026"/>
-        </w:tabs>
-        <w:spacing w:before="80" w:after="80"/>
-        <w:ind w:left="360"/>
-        <w:rPr>
-          <w:rFonts w:hint="eastAsia"/>
-        </w:rPr>
-      </w:pPr>
-      <w:r>
-        <w:rPr>
-          <w:sz w:val="22"/>
-          <w:szCs w:val="22"/>
-        </w:rPr>
-        <w:t xml:space="preserve">  1.2 软件系统名称</w:t>
-      </w:r>
-      <w:r>
-        <w:rPr>
-          <w:sz w:val="22"/>
-          <w:szCs w:val="22"/>
-        </w:rPr>
-        <w:tab/>
-        <w:t>4</w:t>
-      </w:r>
-    </w:p>
-    <w:p>
-      <w:pPr>
-        <w:tabs>
-          <w:tab w:val="right" w:leader="dot" w:pos="9026"/>
-        </w:tabs>
-        <w:spacing w:before="80" w:after="80"/>
-        <w:ind w:left="360"/>
-        <w:rPr>
-          <w:rFonts w:hint="eastAsia"/>
-        </w:rPr>
-      </w:pPr>
-      <w:r>
-        <w:rPr>
-          <w:sz w:val="22"/>
-          <w:szCs w:val="22"/>
-        </w:rPr>
-        <w:t xml:space="preserve">  1.3 项目相关人员</w:t>
-      </w:r>
-      <w:r>
-        <w:rPr>
-          <w:sz w:val="22"/>
-          <w:szCs w:val="22"/>
-        </w:rPr>
-        <w:tab/>
-        <w:t>4</w:t>
-      </w:r>
-    </w:p>
-    <w:p>
-      <w:pPr>
-        <w:tabs>
-          <w:tab w:val="right" w:leader="dot" w:pos="9026"/>
-        </w:tabs>
-        <w:spacing w:before="80" w:after="80"/>
-        <w:ind w:left="360"/>
-        <w:rPr>
-          <w:rFonts w:hint="eastAsia"/>
-        </w:rPr>
-      </w:pPr>
-      <w:r>
-        <w:rPr>
-          <w:sz w:val="22"/>
-          <w:szCs w:val="22"/>
-        </w:rPr>
-        <w:t xml:space="preserve">  1.4 相关组织或系统</w:t>
-      </w:r>
-      <w:r>
-        <w:rPr>
-          <w:sz w:val="22"/>
-          <w:szCs w:val="22"/>
-        </w:rPr>
-        <w:tab/>
-        <w:t>5</w:t>
-      </w:r>
-    </w:p>
-    <w:p>
-      <w:pPr>
-        <w:tabs>
-          <w:tab w:val="right" w:leader="dot" w:pos="9026"/>
-        </w:tabs>
-        <w:spacing w:before="80" w:after="80"/>
-        <w:ind w:left="360"/>
-        <w:rPr>
-          <w:rFonts w:hint="eastAsia"/>
-        </w:rPr>
-      </w:pPr>
-      <w:r>
-        <w:rPr>
-          <w:sz w:val="22"/>
-          <w:szCs w:val="22"/>
-        </w:rPr>
-        <w:t xml:space="preserve">  1.5 参考资料</w:t>
-      </w:r>
-      <w:r>
-        <w:rPr>
-          <w:sz w:val="22"/>
-          <w:szCs w:val="22"/>
-        </w:rPr>
-        <w:tab/>
-        <w:t>5</w:t>
-      </w:r>
-    </w:p>
-    <w:p>
-      <w:pPr>
-        <w:tabs>
-          <w:tab w:val="right" w:leader="dot" w:pos="9026"/>
-        </w:tabs>
-        <w:spacing w:before="80" w:after="80"/>
-        <w:rPr>
-          <w:rFonts w:hint="eastAsia"/>
-        </w:rPr>
-      </w:pPr>
-      <w:r>
-        <w:rPr>
-          <w:sz w:val="22"/>
-          <w:szCs w:val="22"/>
-        </w:rPr>
-        <w:t>2. 假设与约束</w:t>
-      </w:r>
-      <w:r>
-        <w:rPr>
-          <w:sz w:val="22"/>
-          <w:szCs w:val="22"/>
-        </w:rPr>
-        <w:tab/>
-        <w:t>6</w:t>
-      </w:r>
-    </w:p>
-    <w:p>
-      <w:pPr>
-        <w:tabs>
-          <w:tab w:val="right" w:leader="dot" w:pos="9026"/>
-        </w:tabs>
-        <w:spacing w:before="80" w:after="80"/>
-        <w:ind w:left="360"/>
-        <w:rPr>
-          <w:rFonts w:hint="eastAsia"/>
-        </w:rPr>
-      </w:pPr>
-      <w:r>
-        <w:rPr>
-          <w:sz w:val="22"/>
-          <w:szCs w:val="22"/>
-        </w:rPr>
-        <w:t xml:space="preserve">  2.1 经费约束</w:t>
-      </w:r>
-      <w:r>
-        <w:rPr>
-          <w:sz w:val="22"/>
-          <w:szCs w:val="22"/>
-        </w:rPr>
-        <w:tab/>
-        <w:t>6</w:t>
-      </w:r>
-    </w:p>
-    <w:p>
-      <w:pPr>
-        <w:tabs>
-          <w:tab w:val="right" w:leader="dot" w:pos="9026"/>
-        </w:tabs>
-        <w:spacing w:before="80" w:after="80"/>
-        <w:ind w:left="360"/>
-        <w:rPr>
-          <w:rFonts w:hint="eastAsia"/>
-        </w:rPr>
-      </w:pPr>
-      <w:r>
-        <w:rPr>
-          <w:sz w:val="22"/>
-          <w:szCs w:val="22"/>
-        </w:rPr>
-        <w:t xml:space="preserve">  2.2 开发周期</w:t>
-      </w:r>
-      <w:r>
-        <w:rPr>
-          <w:sz w:val="22"/>
-          <w:szCs w:val="22"/>
-        </w:rPr>
-        <w:tab/>
-        <w:t>6</w:t>
-      </w:r>
-    </w:p>
-    <w:p>
-      <w:pPr>
-        <w:tabs>
-          <w:tab w:val="right" w:leader="dot" w:pos="9026"/>
-        </w:tabs>
-        <w:spacing w:before="80" w:after="80"/>
-        <w:ind w:left="360"/>
-        <w:rPr>
-          <w:rFonts w:hint="eastAsia"/>
-        </w:rPr>
-      </w:pPr>
-      <w:r>
-        <w:rPr>
-          <w:sz w:val="22"/>
-          <w:szCs w:val="22"/>
-        </w:rPr>
-        <w:t xml:space="preserve">  2.3 设备条件</w:t>
-      </w:r>
-      <w:r>
-        <w:rPr>
-          <w:sz w:val="22"/>
-          <w:szCs w:val="22"/>
-        </w:rPr>
-        <w:tab/>
-        <w:t>6</w:t>
-      </w:r>
-    </w:p>
-    <w:p>
-      <w:pPr>
-        <w:tabs>
-          <w:tab w:val="right" w:leader="dot" w:pos="9026"/>
-        </w:tabs>
-        <w:spacing w:before="80" w:after="80"/>
-        <w:ind w:left="360"/>
-        <w:rPr>
-          <w:rFonts w:hint="eastAsia"/>
-        </w:rPr>
-      </w:pPr>
-      <w:r>
-        <w:rPr>
-          <w:sz w:val="22"/>
-          <w:szCs w:val="22"/>
-        </w:rPr>
-        <w:t xml:space="preserve">  2.4 技术可行性</w:t>
-      </w:r>
-      <w:r>
-        <w:rPr>
-          <w:sz w:val="22"/>
-          <w:szCs w:val="22"/>
-        </w:rPr>
-        <w:tab/>
-        <w:t>6</w:t>
-      </w:r>
-    </w:p>
-    <w:p>
-      <w:pPr>
-        <w:tabs>
-          <w:tab w:val="right" w:leader="dot" w:pos="9026"/>
-        </w:tabs>
-        <w:spacing w:before="80" w:after="80"/>
-        <w:ind w:left="360"/>
-        <w:rPr>
-          <w:rFonts w:hint="eastAsia"/>
-        </w:rPr>
-      </w:pPr>
-      <w:r>
-        <w:rPr>
-          <w:sz w:val="22"/>
-          <w:szCs w:val="22"/>
-        </w:rPr>
-        <w:t xml:space="preserve">  2.5 系统兼容性</w:t>
-      </w:r>
-      <w:r>
-        <w:rPr>
-          <w:sz w:val="22"/>
-          <w:szCs w:val="22"/>
-        </w:rPr>
-        <w:tab/>
-        <w:t>6</w:t>
-      </w:r>
-    </w:p>
-    <w:p>
-      <w:pPr>
-        <w:tabs>
-          <w:tab w:val="right" w:leader="dot" w:pos="9026"/>
-        </w:tabs>
-        <w:spacing w:before="80" w:after="80"/>
-        <w:rPr>
-          <w:rFonts w:hint="eastAsia"/>
-        </w:rPr>
-      </w:pPr>
-      <w:r>
-        <w:rPr>
-          <w:sz w:val="22"/>
-          <w:szCs w:val="22"/>
-        </w:rPr>
-        <w:t>3. 用户特征</w:t>
-      </w:r>
-      <w:r>
-        <w:rPr>
-          <w:sz w:val="22"/>
-          <w:szCs w:val="22"/>
-        </w:rPr>
-        <w:tab/>
-        <w:t>7</w:t>
-      </w:r>
-    </w:p>
-    <w:p>
-      <w:pPr>
-        <w:tabs>
-          <w:tab w:val="right" w:leader="dot" w:pos="9026"/>
-        </w:tabs>
-        <w:spacing w:before="80" w:after="80"/>
-        <w:ind w:left="360"/>
-        <w:rPr>
-          <w:rFonts w:hint="eastAsia"/>
-        </w:rPr>
-      </w:pPr>
-      <w:r>
-        <w:rPr>
-          <w:sz w:val="22"/>
-          <w:szCs w:val="22"/>
-        </w:rPr>
-        <w:t xml:space="preserve">  3.1 操作人员</w:t>
-      </w:r>
-      <w:r>
-        <w:rPr>
-          <w:sz w:val="22"/>
-          <w:szCs w:val="22"/>
-        </w:rPr>
-        <w:tab/>
-        <w:t>7</w:t>
-      </w:r>
-    </w:p>
-    <w:p>
-      <w:pPr>
-        <w:tabs>
-          <w:tab w:val="right" w:leader="dot" w:pos="9026"/>
-        </w:tabs>
-        <w:spacing w:before="80" w:after="80"/>
-        <w:ind w:left="360"/>
-        <w:rPr>
-          <w:rFonts w:hint="eastAsia"/>
-        </w:rPr>
-      </w:pPr>
-      <w:r>
-        <w:rPr>
-          <w:sz w:val="22"/>
-          <w:szCs w:val="22"/>
-        </w:rPr>
-        <w:t xml:space="preserve">  3.2 维护人员</w:t>
-      </w:r>
-      <w:r>
-        <w:rPr>
-          <w:sz w:val="22"/>
-          <w:szCs w:val="22"/>
-        </w:rPr>
-        <w:tab/>
-        <w:t>7</w:t>
-      </w:r>
-    </w:p>
-    <w:p>
-      <w:pPr>
-        <w:tabs>
-          <w:tab w:val="right" w:leader="dot" w:pos="9026"/>
-        </w:tabs>
-        <w:spacing w:before="80" w:after="80"/>
-        <w:ind w:left="360"/>
-        <w:rPr>
-          <w:rFonts w:hint="eastAsia"/>
-        </w:rPr>
-      </w:pPr>
-      <w:r>
-        <w:rPr>
-          <w:sz w:val="22"/>
-          <w:szCs w:val="22"/>
-        </w:rPr>
-        <w:t xml:space="preserve">  3.3 系统使用频率</w:t>
-      </w:r>
-      <w:r>
-        <w:rPr>
-          <w:sz w:val="22"/>
-          <w:szCs w:val="22"/>
-        </w:rPr>
-        <w:tab/>
-        <w:t>7</w:t>
-      </w:r>
-    </w:p>
-    <w:p>
-      <w:pPr>
-        <w:tabs>
-          <w:tab w:val="right" w:leader="dot" w:pos="9026"/>
-        </w:tabs>
-        <w:spacing w:before="80" w:after="80"/>
-        <w:rPr>
-          <w:rFonts w:hint="eastAsia"/>
-        </w:rPr>
-      </w:pPr>
-      <w:r>
-        <w:rPr>
-          <w:sz w:val="22"/>
-          <w:szCs w:val="22"/>
-        </w:rPr>
-        <w:t>4. 功能性需求</w:t>
-      </w:r>
-      <w:r>
-        <w:rPr>
-          <w:sz w:val="22"/>
-          <w:szCs w:val="22"/>
-        </w:rPr>
-        <w:tab/>
-        <w:t>7</w:t>
-      </w:r>
-    </w:p>
-    <w:p>
-      <w:pPr>
-        <w:tabs>
-          <w:tab w:val="right" w:leader="dot" w:pos="9026"/>
-        </w:tabs>
-        <w:spacing w:before="80" w:after="80"/>
-        <w:ind w:left="360"/>
-        <w:rPr>
-          <w:rFonts w:hint="eastAsia"/>
-        </w:rPr>
-      </w:pPr>
-      <w:r>
-        <w:rPr>
-          <w:sz w:val="22"/>
-          <w:szCs w:val="22"/>
-        </w:rPr>
-        <w:t xml:space="preserve">  4.1 系统范围</w:t>
-      </w:r>
-      <w:r>
-        <w:rPr>
-          <w:sz w:val="22"/>
-          <w:szCs w:val="22"/>
-        </w:rPr>
-        <w:tab/>
-        <w:t>7</w:t>
-      </w:r>
-    </w:p>
-    <w:p>
-      <w:pPr>
-        <w:tabs>
-          <w:tab w:val="right" w:leader="dot" w:pos="9026"/>
-        </w:tabs>
-        <w:spacing w:before="80" w:after="80"/>
-        <w:ind w:left="360"/>
-        <w:rPr>
-          <w:rFonts w:hint="eastAsia"/>
-        </w:rPr>
-      </w:pPr>
-      <w:r>
-        <w:rPr>
-          <w:sz w:val="22"/>
-          <w:szCs w:val="22"/>
-        </w:rPr>
-        <w:t xml:space="preserve">  4.2 图像上传</w:t>
-      </w:r>
-      <w:r>
-        <w:rPr>
-          <w:sz w:val="22"/>
-          <w:szCs w:val="22"/>
-        </w:rPr>
-        <w:tab/>
-        <w:t>8</w:t>
-      </w:r>
-    </w:p>
-    <w:p>
-      <w:pPr>
-        <w:tabs>
-          <w:tab w:val="right" w:leader="dot" w:pos="9026"/>
-        </w:tabs>
-        <w:spacing w:before="80" w:after="80"/>
-        <w:ind w:left="360"/>
-        <w:rPr>
-          <w:rFonts w:hint="eastAsia"/>
-        </w:rPr>
-      </w:pPr>
-      <w:r>
-        <w:rPr>
-          <w:sz w:val="22"/>
-          <w:szCs w:val="22"/>
-        </w:rPr>
-        <w:t xml:space="preserve">  4.3 污渍识别与结果可视化</w:t>
-      </w:r>
-      <w:r>
-        <w:rPr>
-          <w:sz w:val="22"/>
-          <w:szCs w:val="22"/>
-        </w:rPr>
-        <w:tab/>
-        <w:t>8</w:t>
-      </w:r>
-    </w:p>
-    <w:p>
-      <w:pPr>
-        <w:tabs>
-          <w:tab w:val="right" w:leader="dot" w:pos="9026"/>
-        </w:tabs>
-        <w:spacing w:before="80" w:after="80"/>
-        <w:ind w:left="360"/>
-        <w:rPr>
-          <w:rFonts w:hint="eastAsia"/>
-        </w:rPr>
-      </w:pPr>
-      <w:r>
-        <w:rPr>
-          <w:sz w:val="22"/>
-          <w:szCs w:val="22"/>
-        </w:rPr>
-        <w:t xml:space="preserve">  4.4 检测报告导出</w:t>
-      </w:r>
-      <w:r>
-        <w:rPr>
-          <w:sz w:val="22"/>
-          <w:szCs w:val="22"/>
-        </w:rPr>
-        <w:tab/>
-        <w:t>8</w:t>
-      </w:r>
-    </w:p>
-    <w:p>
-      <w:pPr>
-        <w:tabs>
-          <w:tab w:val="right" w:leader="dot" w:pos="9026"/>
-        </w:tabs>
-        <w:spacing w:before="80" w:after="80"/>
-        <w:ind w:left="360"/>
-        <w:rPr>
-          <w:rFonts w:hint="eastAsia"/>
-        </w:rPr>
-      </w:pPr>
-      <w:r>
-        <w:rPr>
-          <w:sz w:val="22"/>
-          <w:szCs w:val="22"/>
-        </w:rPr>
-        <w:t xml:space="preserve">  4.5 历史记录查询</w:t>
-      </w:r>
-      <w:r>
-        <w:rPr>
-          <w:sz w:val="22"/>
-          <w:szCs w:val="22"/>
-        </w:rPr>
-        <w:tab/>
-        <w:t>9</w:t>
-      </w:r>
-    </w:p>
-    <w:p>
-      <w:pPr>
-        <w:tabs>
-          <w:tab w:val="right" w:leader="dot" w:pos="9026"/>
-        </w:tabs>
-        <w:spacing w:before="80" w:after="80"/>
-        <w:ind w:left="360"/>
-        <w:rPr>
-          <w:rFonts w:hint="eastAsia"/>
-        </w:rPr>
-      </w:pPr>
-      <w:r>
-        <w:rPr>
-          <w:sz w:val="22"/>
-          <w:szCs w:val="22"/>
-        </w:rPr>
-        <w:t xml:space="preserve">  4.6 总体系统流程</w:t>
-      </w:r>
-      <w:r>
-        <w:rPr>
-          <w:sz w:val="22"/>
-          <w:szCs w:val="22"/>
-        </w:rPr>
-        <w:tab/>
-        <w:t>9</w:t>
-      </w:r>
-    </w:p>
-    <w:p>
-      <w:pPr>
-        <w:tabs>
-          <w:tab w:val="right" w:leader="dot" w:pos="9026"/>
-        </w:tabs>
-        <w:spacing w:before="80" w:after="80"/>
-        <w:rPr>
-          <w:rFonts w:hint="eastAsia"/>
-        </w:rPr>
-      </w:pPr>
-      <w:r>
-        <w:rPr>
-          <w:sz w:val="22"/>
-          <w:szCs w:val="22"/>
-        </w:rPr>
-        <w:t>5. 需求分析建模</w:t>
-      </w:r>
-      <w:r>
-        <w:rPr>
-          <w:sz w:val="22"/>
-          <w:szCs w:val="22"/>
-        </w:rPr>
-        <w:tab/>
-        <w:t>9</w:t>
-      </w:r>
-    </w:p>
-    <w:p>
-      <w:pPr>
-        <w:tabs>
-          <w:tab w:val="right" w:leader="dot" w:pos="9026"/>
-        </w:tabs>
-        <w:spacing w:before="80" w:after="80"/>
-        <w:ind w:left="360"/>
-        <w:rPr>
-          <w:rFonts w:hint="eastAsia"/>
-        </w:rPr>
-      </w:pPr>
-      <w:r>
-        <w:rPr>
-          <w:sz w:val="22"/>
-          <w:szCs w:val="22"/>
-        </w:rPr>
-        <w:t xml:space="preserve">  5.1 功能建模（用例图与用例说明）</w:t>
-      </w:r>
-      <w:r>
-        <w:rPr>
-          <w:sz w:val="22"/>
-          <w:szCs w:val="22"/>
-        </w:rPr>
-        <w:tab/>
-        <w:t>9</w:t>
-      </w:r>
-    </w:p>
-    <w:p>
-      <w:pPr>
-        <w:tabs>
-          <w:tab w:val="right" w:leader="dot" w:pos="9026"/>
-        </w:tabs>
-        <w:spacing w:before="80" w:after="80"/>
-        <w:ind w:left="360"/>
-        <w:rPr>
-          <w:rFonts w:hint="eastAsia"/>
-        </w:rPr>
-      </w:pPr>
-      <w:r>
-        <w:rPr>
-          <w:sz w:val="22"/>
-          <w:szCs w:val="22"/>
-        </w:rPr>
-        <w:t xml:space="preserve">  5.2 数据建模</w:t>
-      </w:r>
-      <w:r>
-        <w:rPr>
-          <w:sz w:val="22"/>
-          <w:szCs w:val="22"/>
-        </w:rPr>
-        <w:tab/>
-        <w:t>13</w:t>
-      </w:r>
-    </w:p>
-    <w:p>
-      <w:pPr>
-        <w:tabs>
-          <w:tab w:val="right" w:leader="dot" w:pos="9026"/>
-        </w:tabs>
-        <w:spacing w:before="80" w:after="80"/>
-        <w:ind w:left="360"/>
-        <w:rPr>
-          <w:rFonts w:hint="eastAsia"/>
-        </w:rPr>
-      </w:pPr>
-      <w:r>
-        <w:rPr>
-          <w:sz w:val="22"/>
-          <w:szCs w:val="22"/>
-        </w:rPr>
-        <w:t xml:space="preserve">  5.3 行为建模</w:t>
-      </w:r>
-      <w:r>
-        <w:rPr>
-          <w:sz w:val="22"/>
-          <w:szCs w:val="22"/>
-        </w:rPr>
-        <w:tab/>
-        <w:t>14</w:t>
-      </w:r>
-    </w:p>
-    <w:p>
-      <w:pPr>
-        <w:tabs>
-          <w:tab w:val="right" w:leader="dot" w:pos="9026"/>
-        </w:tabs>
-        <w:spacing w:before="80" w:after="80"/>
-        <w:rPr>
-          <w:rFonts w:hint="eastAsia"/>
-        </w:rPr>
-      </w:pPr>
-      <w:r>
-        <w:rPr>
-          <w:sz w:val="22"/>
-          <w:szCs w:val="22"/>
-        </w:rPr>
-        <w:t>6. 非功能性需求</w:t>
-      </w:r>
-      <w:r>
-        <w:rPr>
-          <w:sz w:val="22"/>
-          <w:szCs w:val="22"/>
-        </w:rPr>
-        <w:tab/>
-        <w:t>15</w:t>
-      </w:r>
-    </w:p>
-    <w:p>
-      <w:pPr>
-        <w:tabs>
-          <w:tab w:val="right" w:leader="dot" w:pos="9026"/>
-        </w:tabs>
-        <w:spacing w:before="80" w:after="80"/>
-        <w:ind w:left="360"/>
-        <w:rPr>
-          <w:rFonts w:hint="eastAsia"/>
-        </w:rPr>
-      </w:pPr>
-      <w:r>
-        <w:rPr>
-          <w:sz w:val="22"/>
-          <w:szCs w:val="22"/>
-        </w:rPr>
-        <w:t xml:space="preserve">  6.1 性能需求</w:t>
-      </w:r>
-      <w:r>
-        <w:rPr>
-          <w:sz w:val="22"/>
-          <w:szCs w:val="22"/>
-        </w:rPr>
-        <w:tab/>
-        <w:t>15</w:t>
-      </w:r>
-    </w:p>
-    <w:p>
-      <w:pPr>
-        <w:tabs>
-          <w:tab w:val="right" w:leader="dot" w:pos="9026"/>
-        </w:tabs>
-        <w:spacing w:before="80" w:after="80"/>
-        <w:ind w:left="360"/>
-        <w:rPr>
-          <w:rFonts w:hint="eastAsia"/>
-        </w:rPr>
-      </w:pPr>
-      <w:r>
-        <w:rPr>
-          <w:sz w:val="22"/>
-          <w:szCs w:val="22"/>
-        </w:rPr>
-        <w:t xml:space="preserve">  6.2 输入输出需求</w:t>
-      </w:r>
-      <w:r>
-        <w:rPr>
-          <w:sz w:val="22"/>
-          <w:szCs w:val="22"/>
-        </w:rPr>
-        <w:tab/>
-        <w:t>16</w:t>
-      </w:r>
-    </w:p>
-    <w:p>
-      <w:pPr>
-        <w:tabs>
-          <w:tab w:val="right" w:leader="dot" w:pos="9026"/>
-        </w:tabs>
-        <w:spacing w:before="80" w:after="80"/>
-        <w:ind w:left="360"/>
-        <w:rPr>
-          <w:rFonts w:hint="eastAsia"/>
-        </w:rPr>
-      </w:pPr>
-      <w:r>
-        <w:rPr>
-          <w:sz w:val="22"/>
-          <w:szCs w:val="22"/>
-        </w:rPr>
-        <w:t xml:space="preserve">  6.3 数据管理能力需求</w:t>
-      </w:r>
-      <w:r>
-        <w:rPr>
-          <w:sz w:val="22"/>
-          <w:szCs w:val="22"/>
-        </w:rPr>
-        <w:tab/>
-        <w:t>16</w:t>
-      </w:r>
-    </w:p>
-    <w:p>
-      <w:pPr>
-        <w:tabs>
-          <w:tab w:val="right" w:leader="dot" w:pos="9026"/>
-        </w:tabs>
-        <w:spacing w:before="80" w:after="80"/>
-        <w:ind w:left="360"/>
-        <w:rPr>
-          <w:rFonts w:hint="eastAsia"/>
-        </w:rPr>
-      </w:pPr>
-      <w:r>
-        <w:rPr>
-          <w:sz w:val="22"/>
-          <w:szCs w:val="22"/>
-        </w:rPr>
-        <w:t xml:space="preserve">  6.4 安全与保密性需求</w:t>
-      </w:r>
-      <w:r>
-        <w:rPr>
-          <w:sz w:val="22"/>
-          <w:szCs w:val="22"/>
-        </w:rPr>
-        <w:tab/>
-        <w:t>17</w:t>
-      </w:r>
-    </w:p>
-    <w:p>
-      <w:pPr>
-        <w:tabs>
-          <w:tab w:val="right" w:leader="dot" w:pos="9026"/>
-        </w:tabs>
-        <w:spacing w:before="80" w:after="80"/>
-        <w:ind w:left="360"/>
-        <w:rPr>
-          <w:rFonts w:hint="eastAsia"/>
-        </w:rPr>
-      </w:pPr>
-      <w:r>
-        <w:rPr>
-          <w:sz w:val="22"/>
-          <w:szCs w:val="22"/>
-        </w:rPr>
-        <w:t xml:space="preserve">  6.5 灵活性需求</w:t>
-      </w:r>
-      <w:r>
-        <w:rPr>
-          <w:sz w:val="22"/>
-          <w:szCs w:val="22"/>
-        </w:rPr>
-        <w:tab/>
-        <w:t>17</w:t>
-      </w:r>
-    </w:p>
-    <w:p>
-      <w:pPr>
-        <w:tabs>
-          <w:tab w:val="right" w:leader="dot" w:pos="9026"/>
-        </w:tabs>
-        <w:spacing w:before="80" w:after="80"/>
-        <w:ind w:left="360"/>
-        <w:rPr>
-          <w:rFonts w:hint="eastAsia"/>
-        </w:rPr>
-      </w:pPr>
-      <w:r>
-        <w:rPr>
-          <w:sz w:val="22"/>
-          <w:szCs w:val="22"/>
-        </w:rPr>
-        <w:t xml:space="preserve">  6.6 其他特殊需求</w:t>
-      </w:r>
-      <w:r>
-        <w:rPr>
-          <w:sz w:val="22"/>
-          <w:szCs w:val="22"/>
-        </w:rPr>
-        <w:tab/>
-        <w:t>17</w:t>
-      </w:r>
-    </w:p>
-    <w:p>
-      <w:pPr>
-        <w:tabs>
-          <w:tab w:val="right" w:leader="dot" w:pos="9026"/>
-        </w:tabs>
-        <w:spacing w:before="80" w:after="80"/>
-        <w:rPr>
-          <w:rFonts w:hint="eastAsia"/>
-        </w:rPr>
-      </w:pPr>
-      <w:r>
-        <w:rPr>
-          <w:sz w:val="22"/>
-          <w:szCs w:val="22"/>
-        </w:rPr>
-        <w:t>7. 运行环境需求</w:t>
-      </w:r>
-      <w:r>
-        <w:rPr>
-          <w:sz w:val="22"/>
-          <w:szCs w:val="22"/>
-        </w:rPr>
-        <w:tab/>
-        <w:t>18</w:t>
-      </w:r>
-    </w:p>
-    <w:p>
-      <w:pPr>
-        <w:tabs>
-          <w:tab w:val="right" w:leader="dot" w:pos="9026"/>
-        </w:tabs>
-        <w:spacing w:before="80" w:after="80"/>
-        <w:ind w:left="360"/>
-        <w:rPr>
-          <w:rFonts w:hint="eastAsia"/>
-        </w:rPr>
-      </w:pPr>
-      <w:r>
-        <w:rPr>
-          <w:sz w:val="22"/>
-          <w:szCs w:val="22"/>
-        </w:rPr>
-        <w:t xml:space="preserve">  7.1 硬件设备</w:t>
-      </w:r>
-      <w:r>
-        <w:rPr>
-          <w:sz w:val="22"/>
-          <w:szCs w:val="22"/>
-        </w:rPr>
-        <w:tab/>
-        <w:t>18</w:t>
-      </w:r>
-    </w:p>
-    <w:p>
-      <w:pPr>
-        <w:tabs>
-          <w:tab w:val="right" w:leader="dot" w:pos="9026"/>
-        </w:tabs>
-        <w:spacing w:before="80" w:after="80"/>
-        <w:ind w:left="360"/>
-        <w:rPr>
-          <w:rFonts w:hint="eastAsia"/>
-        </w:rPr>
-      </w:pPr>
-      <w:r>
-        <w:rPr>
-          <w:sz w:val="22"/>
-          <w:szCs w:val="22"/>
-        </w:rPr>
-        <w:lastRenderedPageBreak/>
-        <w:t xml:space="preserve">  7.2 支撑软件</w:t>
-      </w:r>
-      <w:r>
-        <w:rPr>
-          <w:sz w:val="22"/>
-          <w:szCs w:val="22"/>
-        </w:rPr>
-        <w:tab/>
-        <w:t>18</w:t>
-      </w:r>
-    </w:p>
-    <w:p>
-      <w:pPr>
-        <w:tabs>
-          <w:tab w:val="right" w:leader="dot" w:pos="9026"/>
-        </w:tabs>
-        <w:spacing w:before="80" w:after="80"/>
-        <w:rPr>
-          <w:rFonts w:hint="eastAsia"/>
-        </w:rPr>
-      </w:pPr>
-      <w:r>
-        <w:rPr>
-          <w:sz w:val="22"/>
-          <w:szCs w:val="22"/>
-        </w:rPr>
-        <w:t>8. 附录</w:t>
-      </w:r>
-      <w:r>
-        <w:rPr>
-          <w:sz w:val="22"/>
-          <w:szCs w:val="22"/>
-        </w:rPr>
-        <w:tab/>
-        <w:t>19</w:t>
-      </w:r>
-    </w:p>
-    <w:p>
-      <w:pPr>
-        <w:tabs>
-          <w:tab w:val="right" w:leader="dot" w:pos="9026"/>
-        </w:tabs>
-        <w:spacing w:before="80" w:after="80"/>
-        <w:ind w:left="360"/>
-        <w:rPr>
-          <w:rFonts w:hint="eastAsia"/>
-        </w:rPr>
-      </w:pPr>
-      <w:r>
-        <w:rPr>
-          <w:sz w:val="22"/>
-          <w:szCs w:val="22"/>
-        </w:rPr>
-        <w:t xml:space="preserve">  8.1 术语表</w:t>
-      </w:r>
-      <w:r>
-        <w:rPr>
-          <w:sz w:val="22"/>
-          <w:szCs w:val="22"/>
-        </w:rPr>
-        <w:tab/>
-        <w:t>19</w:t>
-      </w:r>
-    </w:p>
-    <w:p>
-      <w:pPr>
-        <w:rPr>
-          <w:rFonts w:hint="eastAsia"/>
-        </w:rPr>
-      </w:pPr>
-      <w:r>
-        <w:br w:type="page"/>
-      </w:r>
-    </w:p>
+        </w:rPr>
+      </w:sdtEndPr>
+      <w:sdtContent>
+        <w:p>
+          <w:pPr>
+            <w:pStyle w:val="TOC"/>
+            <w:rPr>
+              <w:rFonts w:hint="eastAsia"/>
+            </w:rPr>
+          </w:pPr>
+          <w:r>
+            <w:rPr>
+              <w:lang w:val="zh-CN"/>
+            </w:rPr>
+            <w:t>目录</w:t>
+          </w:r>
+        </w:p>
+        <w:p>
+          <w:pPr>
+            <w:pStyle w:val="TOC1"/>
+            <w:tabs>
+              <w:tab w:val="right" w:leader="dot" w:pos="8656"/>
+            </w:tabs>
+            <w:rPr>
+              <w:rFonts w:asciiTheme="minorHAnsi" w:eastAsiaTheme="minorEastAsia" w:hAnsiTheme="minorHAnsi" w:cstheme="minorBidi" w:hint="eastAsia"/>
+              <w:noProof/>
+              <w:kern w:val="2"/>
+              <w:sz w:val="22"/>
+              <w14:ligatures w14:val="standardContextual"/>
+            </w:rPr>
+          </w:pPr>
+          <w:r>
+            <w:fldChar w:fldCharType="begin"/>
+          </w:r>
+          <w:r>
+            <w:instrText xml:space="preserve"> TOC \o "1-3" \h \z \u </w:instrText>
+          </w:r>
+          <w:r>
+            <w:fldChar w:fldCharType="separate"/>
+          </w:r>
+          <w:hyperlink w:anchor="_Toc231569515" w:history="1">
+            <w:r>
+              <w:rPr>
+                <w:rStyle w:val="a5"/>
+                <w:noProof/>
+              </w:rPr>
+              <w:t>1. 引言</w:t>
+            </w:r>
+            <w:r>
+              <w:rPr>
+                <w:rFonts w:hint="eastAsia"/>
+                <w:noProof/>
+                <w:webHidden/>
+              </w:rPr>
+              <w:tab/>
+            </w:r>
+            <w:r>
+              <w:rPr>
+                <w:rFonts w:hint="eastAsia"/>
+                <w:noProof/>
+                <w:webHidden/>
+              </w:rPr>
+              <w:fldChar w:fldCharType="begin"/>
+            </w:r>
+            <w:r>
+              <w:rPr>
+                <w:rFonts w:hint="eastAsia"/>
+                <w:noProof/>
+                <w:webHidden/>
+              </w:rPr>
+              <w:instrText xml:space="preserve"> </w:instrText>
+            </w:r>
+            <w:r>
+              <w:rPr>
+                <w:noProof/>
+                <w:webHidden/>
+              </w:rPr>
+              <w:instrText>PAGEREF _Toc231569515 \h</w:instrText>
+            </w:r>
+            <w:r>
+              <w:rPr>
+                <w:rFonts w:hint="eastAsia"/>
+                <w:noProof/>
+                <w:webHidden/>
+              </w:rPr>
+              <w:instrText xml:space="preserve"> </w:instrText>
+            </w:r>
+            <w:r>
+              <w:rPr>
+                <w:rFonts w:hint="eastAsia"/>
+                <w:noProof/>
+                <w:webHidden/>
+              </w:rPr>
+            </w:r>
+            <w:r>
+              <w:rPr>
+                <w:rFonts w:hint="eastAsia"/>
+                <w:noProof/>
+                <w:webHidden/>
+              </w:rPr>
+              <w:fldChar w:fldCharType="separate"/>
+            </w:r>
+            <w:r>
+              <w:rPr>
+                <w:rFonts w:hint="eastAsia"/>
+                <w:noProof/>
+                <w:webHidden/>
+              </w:rPr>
+              <w:t>5</w:t>
+            </w:r>
+            <w:r>
+              <w:rPr>
+                <w:rFonts w:hint="eastAsia"/>
+                <w:noProof/>
+                <w:webHidden/>
+              </w:rPr>
+              <w:fldChar w:fldCharType="end"/>
+            </w:r>
+          </w:hyperlink>
+        </w:p>
+        <w:p>
+          <w:pPr>
+            <w:pStyle w:val="TOC2"/>
+            <w:tabs>
+              <w:tab w:val="right" w:leader="dot" w:pos="8656"/>
+            </w:tabs>
+            <w:ind w:left="480"/>
+            <w:rPr>
+              <w:rFonts w:asciiTheme="minorHAnsi" w:eastAsiaTheme="minorEastAsia" w:hAnsiTheme="minorHAnsi" w:cstheme="minorBidi" w:hint="eastAsia"/>
+              <w:noProof/>
+              <w:kern w:val="2"/>
+              <w:sz w:val="22"/>
+              <w14:ligatures w14:val="standardContextual"/>
+            </w:rPr>
+          </w:pPr>
+          <w:hyperlink w:anchor="_Toc231569516" w:history="1">
+            <w:r>
+              <w:rPr>
+                <w:rStyle w:val="a5"/>
+                <w:noProof/>
+              </w:rPr>
+              <w:t>1.1 背景</w:t>
+            </w:r>
+            <w:r>
+              <w:rPr>
+                <w:rFonts w:hint="eastAsia"/>
+                <w:noProof/>
+                <w:webHidden/>
+              </w:rPr>
+              <w:tab/>
+            </w:r>
+            <w:r>
+              <w:rPr>
+                <w:rFonts w:hint="eastAsia"/>
+                <w:noProof/>
+                <w:webHidden/>
+              </w:rPr>
+              <w:fldChar w:fldCharType="begin"/>
+            </w:r>
+            <w:r>
+              <w:rPr>
+                <w:rFonts w:hint="eastAsia"/>
+                <w:noProof/>
+                <w:webHidden/>
+              </w:rPr>
+              <w:instrText xml:space="preserve"> </w:instrText>
+            </w:r>
+            <w:r>
+              <w:rPr>
+                <w:noProof/>
+                <w:webHidden/>
+              </w:rPr>
+              <w:instrText>PAGEREF _Toc231569516 \h</w:instrText>
+            </w:r>
+            <w:r>
+              <w:rPr>
+                <w:rFonts w:hint="eastAsia"/>
+                <w:noProof/>
+                <w:webHidden/>
+              </w:rPr>
+              <w:instrText xml:space="preserve"> </w:instrText>
+            </w:r>
+            <w:r>
+              <w:rPr>
+                <w:rFonts w:hint="eastAsia"/>
+                <w:noProof/>
+                <w:webHidden/>
+              </w:rPr>
+            </w:r>
+            <w:r>
+              <w:rPr>
+                <w:rFonts w:hint="eastAsia"/>
+                <w:noProof/>
+                <w:webHidden/>
+              </w:rPr>
+              <w:fldChar w:fldCharType="separate"/>
+            </w:r>
+            <w:r>
+              <w:rPr>
+                <w:rFonts w:hint="eastAsia"/>
+                <w:noProof/>
+                <w:webHidden/>
+              </w:rPr>
+              <w:t>5</w:t>
+            </w:r>
+            <w:r>
+              <w:rPr>
+                <w:rFonts w:hint="eastAsia"/>
+                <w:noProof/>
+                <w:webHidden/>
+              </w:rPr>
+              <w:fldChar w:fldCharType="end"/>
+            </w:r>
+          </w:hyperlink>
+        </w:p>
+        <w:p>
+          <w:pPr>
+            <w:pStyle w:val="TOC2"/>
+            <w:tabs>
+              <w:tab w:val="right" w:leader="dot" w:pos="8656"/>
+            </w:tabs>
+            <w:ind w:left="480"/>
+            <w:rPr>
+              <w:rFonts w:asciiTheme="minorHAnsi" w:eastAsiaTheme="minorEastAsia" w:hAnsiTheme="minorHAnsi" w:cstheme="minorBidi" w:hint="eastAsia"/>
+              <w:noProof/>
+              <w:kern w:val="2"/>
+              <w:sz w:val="22"/>
+              <w14:ligatures w14:val="standardContextual"/>
+            </w:rPr>
+          </w:pPr>
+          <w:hyperlink w:anchor="_Toc231569517" w:history="1">
+            <w:r>
+              <w:rPr>
+                <w:rStyle w:val="a5"/>
+                <w:noProof/>
+              </w:rPr>
+              <w:t>1.2 软件系统名称</w:t>
+            </w:r>
+            <w:r>
+              <w:rPr>
+                <w:rFonts w:hint="eastAsia"/>
+                <w:noProof/>
+                <w:webHidden/>
+              </w:rPr>
+              <w:tab/>
+            </w:r>
+            <w:r>
+              <w:rPr>
+                <w:rFonts w:hint="eastAsia"/>
+                <w:noProof/>
+                <w:webHidden/>
+              </w:rPr>
+              <w:fldChar w:fldCharType="begin"/>
+            </w:r>
+            <w:r>
+              <w:rPr>
+                <w:rFonts w:hint="eastAsia"/>
+                <w:noProof/>
+                <w:webHidden/>
+              </w:rPr>
+              <w:instrText xml:space="preserve"> </w:instrText>
+            </w:r>
+            <w:r>
+              <w:rPr>
+                <w:noProof/>
+                <w:webHidden/>
+              </w:rPr>
+              <w:instrText>PAGEREF _Toc231569517 \h</w:instrText>
+            </w:r>
+            <w:r>
+              <w:rPr>
+                <w:rFonts w:hint="eastAsia"/>
+                <w:noProof/>
+                <w:webHidden/>
+              </w:rPr>
+              <w:instrText xml:space="preserve"> </w:instrText>
+            </w:r>
+            <w:r>
+              <w:rPr>
+                <w:rFonts w:hint="eastAsia"/>
+                <w:noProof/>
+                <w:webHidden/>
+              </w:rPr>
+            </w:r>
+            <w:r>
+              <w:rPr>
+                <w:rFonts w:hint="eastAsia"/>
+                <w:noProof/>
+                <w:webHidden/>
+              </w:rPr>
+              <w:fldChar w:fldCharType="separate"/>
+            </w:r>
+            <w:r>
+              <w:rPr>
+                <w:rFonts w:hint="eastAsia"/>
+                <w:noProof/>
+                <w:webHidden/>
+              </w:rPr>
+              <w:t>5</w:t>
+            </w:r>
+            <w:r>
+              <w:rPr>
+                <w:rFonts w:hint="eastAsia"/>
+                <w:noProof/>
+                <w:webHidden/>
+              </w:rPr>
+              <w:fldChar w:fldCharType="end"/>
+            </w:r>
+          </w:hyperlink>
+        </w:p>
+        <w:p>
+          <w:pPr>
+            <w:pStyle w:val="TOC2"/>
+            <w:tabs>
+              <w:tab w:val="right" w:leader="dot" w:pos="8656"/>
+            </w:tabs>
+            <w:ind w:left="480"/>
+            <w:rPr>
+              <w:rFonts w:asciiTheme="minorHAnsi" w:eastAsiaTheme="minorEastAsia" w:hAnsiTheme="minorHAnsi" w:cstheme="minorBidi" w:hint="eastAsia"/>
+              <w:noProof/>
+              <w:kern w:val="2"/>
+              <w:sz w:val="22"/>
+              <w14:ligatures w14:val="standardContextual"/>
+            </w:rPr>
+          </w:pPr>
+          <w:hyperlink w:anchor="_Toc231569518" w:history="1">
+            <w:r>
+              <w:rPr>
+                <w:rStyle w:val="a5"/>
+                <w:noProof/>
+              </w:rPr>
+              <w:t>1.3 项目相关人员</w:t>
+            </w:r>
+            <w:r>
+              <w:rPr>
+                <w:rFonts w:hint="eastAsia"/>
+                <w:noProof/>
+                <w:webHidden/>
+              </w:rPr>
+              <w:tab/>
+            </w:r>
+            <w:r>
+              <w:rPr>
+                <w:rFonts w:hint="eastAsia"/>
+                <w:noProof/>
+                <w:webHidden/>
+              </w:rPr>
+              <w:fldChar w:fldCharType="begin"/>
+            </w:r>
+            <w:r>
+              <w:rPr>
+                <w:rFonts w:hint="eastAsia"/>
+                <w:noProof/>
+                <w:webHidden/>
+              </w:rPr>
+              <w:instrText xml:space="preserve"> </w:instrText>
+            </w:r>
+            <w:r>
+              <w:rPr>
+                <w:noProof/>
+                <w:webHidden/>
+              </w:rPr>
+              <w:instrText>PAGEREF _Toc231569518 \h</w:instrText>
+            </w:r>
+            <w:r>
+              <w:rPr>
+                <w:rFonts w:hint="eastAsia"/>
+                <w:noProof/>
+                <w:webHidden/>
+              </w:rPr>
+              <w:instrText xml:space="preserve"> </w:instrText>
+            </w:r>
+            <w:r>
+              <w:rPr>
+                <w:rFonts w:hint="eastAsia"/>
+                <w:noProof/>
+                <w:webHidden/>
+              </w:rPr>
+            </w:r>
+            <w:r>
+              <w:rPr>
+                <w:rFonts w:hint="eastAsia"/>
+                <w:noProof/>
+                <w:webHidden/>
+              </w:rPr>
+              <w:fldChar w:fldCharType="separate"/>
+            </w:r>
+            <w:r>
+              <w:rPr>
+                <w:rFonts w:hint="eastAsia"/>
+                <w:noProof/>
+                <w:webHidden/>
+              </w:rPr>
+              <w:t>5</w:t>
+            </w:r>
+            <w:r>
+              <w:rPr>
+                <w:rFonts w:hint="eastAsia"/>
+                <w:noProof/>
+                <w:webHidden/>
+              </w:rPr>
+              <w:fldChar w:fldCharType="end"/>
+            </w:r>
+          </w:hyperlink>
+        </w:p>
+        <w:p>
+          <w:pPr>
+            <w:pStyle w:val="TOC3"/>
+            <w:tabs>
+              <w:tab w:val="right" w:leader="dot" w:pos="8656"/>
+            </w:tabs>
+            <w:ind w:left="960"/>
+            <w:rPr>
+              <w:rFonts w:asciiTheme="minorHAnsi" w:eastAsiaTheme="minorEastAsia" w:hAnsiTheme="minorHAnsi" w:cstheme="minorBidi" w:hint="eastAsia"/>
+              <w:noProof/>
+              <w:kern w:val="2"/>
+              <w:sz w:val="22"/>
+              <w14:ligatures w14:val="standardContextual"/>
+            </w:rPr>
+          </w:pPr>
+          <w:hyperlink w:anchor="_Toc231569519" w:history="1">
+            <w:r>
+              <w:rPr>
+                <w:rStyle w:val="a5"/>
+                <w:noProof/>
+              </w:rPr>
+              <w:t>1.3.1 任务提出者</w:t>
+            </w:r>
+            <w:r>
+              <w:rPr>
+                <w:rFonts w:hint="eastAsia"/>
+                <w:noProof/>
+                <w:webHidden/>
+              </w:rPr>
+              <w:tab/>
+            </w:r>
+            <w:r>
+              <w:rPr>
+                <w:rFonts w:hint="eastAsia"/>
+                <w:noProof/>
+                <w:webHidden/>
+              </w:rPr>
+              <w:fldChar w:fldCharType="begin"/>
+            </w:r>
+            <w:r>
+              <w:rPr>
+                <w:rFonts w:hint="eastAsia"/>
+                <w:noProof/>
+                <w:webHidden/>
+              </w:rPr>
+              <w:instrText xml:space="preserve"> </w:instrText>
+            </w:r>
+            <w:r>
+              <w:rPr>
+                <w:noProof/>
+                <w:webHidden/>
+              </w:rPr>
+              <w:instrText>PAGEREF _Toc231569519 \h</w:instrText>
+            </w:r>
+            <w:r>
+              <w:rPr>
+                <w:rFonts w:hint="eastAsia"/>
+                <w:noProof/>
+                <w:webHidden/>
+              </w:rPr>
+              <w:instrText xml:space="preserve"> </w:instrText>
+            </w:r>
+            <w:r>
+              <w:rPr>
+                <w:rFonts w:hint="eastAsia"/>
+                <w:noProof/>
+                <w:webHidden/>
+              </w:rPr>
+            </w:r>
+            <w:r>
+              <w:rPr>
+                <w:rFonts w:hint="eastAsia"/>
+                <w:noProof/>
+                <w:webHidden/>
+              </w:rPr>
+              <w:fldChar w:fldCharType="separate"/>
+            </w:r>
+            <w:r>
+              <w:rPr>
+                <w:rFonts w:hint="eastAsia"/>
+                <w:noProof/>
+                <w:webHidden/>
+              </w:rPr>
+              <w:t>5</w:t>
+            </w:r>
+            <w:r>
+              <w:rPr>
+                <w:rFonts w:hint="eastAsia"/>
+                <w:noProof/>
+                <w:webHidden/>
+              </w:rPr>
+              <w:fldChar w:fldCharType="end"/>
+            </w:r>
+          </w:hyperlink>
+        </w:p>
+        <w:p>
+          <w:pPr>
+            <w:pStyle w:val="TOC3"/>
+            <w:tabs>
+              <w:tab w:val="right" w:leader="dot" w:pos="8656"/>
+            </w:tabs>
+            <w:ind w:left="960"/>
+            <w:rPr>
+              <w:rFonts w:asciiTheme="minorHAnsi" w:eastAsiaTheme="minorEastAsia" w:hAnsiTheme="minorHAnsi" w:cstheme="minorBidi" w:hint="eastAsia"/>
+              <w:noProof/>
+              <w:kern w:val="2"/>
+              <w:sz w:val="22"/>
+              <w14:ligatures w14:val="standardContextual"/>
+            </w:rPr>
+          </w:pPr>
+          <w:hyperlink w:anchor="_Toc231569520" w:history="1">
+            <w:r>
+              <w:rPr>
+                <w:rStyle w:val="a5"/>
+                <w:noProof/>
+              </w:rPr>
+              <w:t>1.3.2 开发人员</w:t>
+            </w:r>
+            <w:r>
+              <w:rPr>
+                <w:rFonts w:hint="eastAsia"/>
+                <w:noProof/>
+                <w:webHidden/>
+              </w:rPr>
+              <w:tab/>
+            </w:r>
+            <w:r>
+              <w:rPr>
+                <w:rFonts w:hint="eastAsia"/>
+                <w:noProof/>
+                <w:webHidden/>
+              </w:rPr>
+              <w:fldChar w:fldCharType="begin"/>
+            </w:r>
+            <w:r>
+              <w:rPr>
+                <w:rFonts w:hint="eastAsia"/>
+                <w:noProof/>
+                <w:webHidden/>
+              </w:rPr>
+              <w:instrText xml:space="preserve"> </w:instrText>
+            </w:r>
+            <w:r>
+              <w:rPr>
+                <w:noProof/>
+                <w:webHidden/>
+              </w:rPr>
+              <w:instrText>PAGEREF _Toc231569520 \h</w:instrText>
+            </w:r>
+            <w:r>
+              <w:rPr>
+                <w:rFonts w:hint="eastAsia"/>
+                <w:noProof/>
+                <w:webHidden/>
+              </w:rPr>
+              <w:instrText xml:space="preserve"> </w:instrText>
+            </w:r>
+            <w:r>
+              <w:rPr>
+                <w:rFonts w:hint="eastAsia"/>
+                <w:noProof/>
+                <w:webHidden/>
+              </w:rPr>
+            </w:r>
+            <w:r>
+              <w:rPr>
+                <w:rFonts w:hint="eastAsia"/>
+                <w:noProof/>
+                <w:webHidden/>
+              </w:rPr>
+              <w:fldChar w:fldCharType="separate"/>
+            </w:r>
+            <w:r>
+              <w:rPr>
+                <w:rFonts w:hint="eastAsia"/>
+                <w:noProof/>
+                <w:webHidden/>
+              </w:rPr>
+              <w:t>5</w:t>
+            </w:r>
+            <w:r>
+              <w:rPr>
+                <w:rFonts w:hint="eastAsia"/>
+                <w:noProof/>
+                <w:webHidden/>
+              </w:rPr>
+              <w:fldChar w:fldCharType="end"/>
+            </w:r>
+          </w:hyperlink>
+        </w:p>
+        <w:p>
+          <w:pPr>
+            <w:pStyle w:val="TOC3"/>
+            <w:tabs>
+              <w:tab w:val="right" w:leader="dot" w:pos="8656"/>
+            </w:tabs>
+            <w:ind w:left="960"/>
+            <w:rPr>
+              <w:rFonts w:asciiTheme="minorHAnsi" w:eastAsiaTheme="minorEastAsia" w:hAnsiTheme="minorHAnsi" w:cstheme="minorBidi" w:hint="eastAsia"/>
+              <w:noProof/>
+              <w:kern w:val="2"/>
+              <w:sz w:val="22"/>
+              <w14:ligatures w14:val="standardContextual"/>
+            </w:rPr>
+          </w:pPr>
+          <w:hyperlink w:anchor="_Toc231569521" w:history="1">
+            <w:r>
+              <w:rPr>
+                <w:rStyle w:val="a5"/>
+                <w:noProof/>
+              </w:rPr>
+              <w:t>1.3.3 用户</w:t>
+            </w:r>
+            <w:r>
+              <w:rPr>
+                <w:rFonts w:hint="eastAsia"/>
+                <w:noProof/>
+                <w:webHidden/>
+              </w:rPr>
+              <w:tab/>
+            </w:r>
+            <w:r>
+              <w:rPr>
+                <w:rFonts w:hint="eastAsia"/>
+                <w:noProof/>
+                <w:webHidden/>
+              </w:rPr>
+              <w:fldChar w:fldCharType="begin"/>
+            </w:r>
+            <w:r>
+              <w:rPr>
+                <w:rFonts w:hint="eastAsia"/>
+                <w:noProof/>
+                <w:webHidden/>
+              </w:rPr>
+              <w:instrText xml:space="preserve"> </w:instrText>
+            </w:r>
+            <w:r>
+              <w:rPr>
+                <w:noProof/>
+                <w:webHidden/>
+              </w:rPr>
+              <w:instrText>PAGEREF _Toc231569521 \h</w:instrText>
+            </w:r>
+            <w:r>
+              <w:rPr>
+                <w:rFonts w:hint="eastAsia"/>
+                <w:noProof/>
+                <w:webHidden/>
+              </w:rPr>
+              <w:instrText xml:space="preserve"> </w:instrText>
+            </w:r>
+            <w:r>
+              <w:rPr>
+                <w:rFonts w:hint="eastAsia"/>
+                <w:noProof/>
+                <w:webHidden/>
+              </w:rPr>
+            </w:r>
+            <w:r>
+              <w:rPr>
+                <w:rFonts w:hint="eastAsia"/>
+                <w:noProof/>
+                <w:webHidden/>
+              </w:rPr>
+              <w:fldChar w:fldCharType="separate"/>
+            </w:r>
+            <w:r>
+              <w:rPr>
+                <w:rFonts w:hint="eastAsia"/>
+                <w:noProof/>
+                <w:webHidden/>
+              </w:rPr>
+              <w:t>5</w:t>
+            </w:r>
+            <w:r>
+              <w:rPr>
+                <w:rFonts w:hint="eastAsia"/>
+                <w:noProof/>
+                <w:webHidden/>
+              </w:rPr>
+              <w:fldChar w:fldCharType="end"/>
+            </w:r>
+          </w:hyperlink>
+        </w:p>
+        <w:p>
+          <w:pPr>
+            <w:pStyle w:val="TOC2"/>
+            <w:tabs>
+              <w:tab w:val="right" w:leader="dot" w:pos="8656"/>
+            </w:tabs>
+            <w:ind w:left="480"/>
+            <w:rPr>
+              <w:rFonts w:asciiTheme="minorHAnsi" w:eastAsiaTheme="minorEastAsia" w:hAnsiTheme="minorHAnsi" w:cstheme="minorBidi" w:hint="eastAsia"/>
+              <w:noProof/>
+              <w:kern w:val="2"/>
+              <w:sz w:val="22"/>
+              <w14:ligatures w14:val="standardContextual"/>
+            </w:rPr>
+          </w:pPr>
+          <w:hyperlink w:anchor="_Toc231569522" w:history="1">
+            <w:r>
+              <w:rPr>
+                <w:rStyle w:val="a5"/>
+                <w:noProof/>
+              </w:rPr>
+              <w:t>1.4 相关组织或系统</w:t>
+            </w:r>
+            <w:r>
+              <w:rPr>
+                <w:rFonts w:hint="eastAsia"/>
+                <w:noProof/>
+                <w:webHidden/>
+              </w:rPr>
+              <w:tab/>
+            </w:r>
+            <w:r>
+              <w:rPr>
+                <w:rFonts w:hint="eastAsia"/>
+                <w:noProof/>
+                <w:webHidden/>
+              </w:rPr>
+              <w:fldChar w:fldCharType="begin"/>
+            </w:r>
+            <w:r>
+              <w:rPr>
+                <w:rFonts w:hint="eastAsia"/>
+                <w:noProof/>
+                <w:webHidden/>
+              </w:rPr>
+              <w:instrText xml:space="preserve"> </w:instrText>
+            </w:r>
+            <w:r>
+              <w:rPr>
+                <w:noProof/>
+                <w:webHidden/>
+              </w:rPr>
+              <w:instrText>PAGEREF _Toc231569522 \h</w:instrText>
+            </w:r>
+            <w:r>
+              <w:rPr>
+                <w:rFonts w:hint="eastAsia"/>
+                <w:noProof/>
+                <w:webHidden/>
+              </w:rPr>
+              <w:instrText xml:space="preserve"> </w:instrText>
+            </w:r>
+            <w:r>
+              <w:rPr>
+                <w:rFonts w:hint="eastAsia"/>
+                <w:noProof/>
+                <w:webHidden/>
+              </w:rPr>
+            </w:r>
+            <w:r>
+              <w:rPr>
+                <w:rFonts w:hint="eastAsia"/>
+                <w:noProof/>
+                <w:webHidden/>
+              </w:rPr>
+              <w:fldChar w:fldCharType="separate"/>
+            </w:r>
+            <w:r>
+              <w:rPr>
+                <w:rFonts w:hint="eastAsia"/>
+                <w:noProof/>
+                <w:webHidden/>
+              </w:rPr>
+              <w:t>6</w:t>
+            </w:r>
+            <w:r>
+              <w:rPr>
+                <w:rFonts w:hint="eastAsia"/>
+                <w:noProof/>
+                <w:webHidden/>
+              </w:rPr>
+              <w:fldChar w:fldCharType="end"/>
+            </w:r>
+          </w:hyperlink>
+        </w:p>
+        <w:p>
+          <w:pPr>
+            <w:pStyle w:val="TOC3"/>
+            <w:tabs>
+              <w:tab w:val="right" w:leader="dot" w:pos="8656"/>
+            </w:tabs>
+            <w:ind w:left="960"/>
+            <w:rPr>
+              <w:rFonts w:asciiTheme="minorHAnsi" w:eastAsiaTheme="minorEastAsia" w:hAnsiTheme="minorHAnsi" w:cstheme="minorBidi" w:hint="eastAsia"/>
+              <w:noProof/>
+              <w:kern w:val="2"/>
+              <w:sz w:val="22"/>
+              <w14:ligatures w14:val="standardContextual"/>
+            </w:rPr>
+          </w:pPr>
+          <w:hyperlink w:anchor="_Toc231569523" w:history="1">
+            <w:r>
+              <w:rPr>
+                <w:rStyle w:val="a5"/>
+                <w:noProof/>
+              </w:rPr>
+              <w:t>1.4.1 用户管理系统</w:t>
+            </w:r>
+            <w:r>
+              <w:rPr>
+                <w:rFonts w:hint="eastAsia"/>
+                <w:noProof/>
+                <w:webHidden/>
+              </w:rPr>
+              <w:tab/>
+            </w:r>
+            <w:r>
+              <w:rPr>
+                <w:rFonts w:hint="eastAsia"/>
+                <w:noProof/>
+                <w:webHidden/>
+              </w:rPr>
+              <w:fldChar w:fldCharType="begin"/>
+            </w:r>
+            <w:r>
+              <w:rPr>
+                <w:rFonts w:hint="eastAsia"/>
+                <w:noProof/>
+                <w:webHidden/>
+              </w:rPr>
+              <w:instrText xml:space="preserve"> </w:instrText>
+            </w:r>
+            <w:r>
+              <w:rPr>
+                <w:noProof/>
+                <w:webHidden/>
+              </w:rPr>
+              <w:instrText>PAGEREF _Toc231569523 \h</w:instrText>
+            </w:r>
+            <w:r>
+              <w:rPr>
+                <w:rFonts w:hint="eastAsia"/>
+                <w:noProof/>
+                <w:webHidden/>
+              </w:rPr>
+              <w:instrText xml:space="preserve"> </w:instrText>
+            </w:r>
+            <w:r>
+              <w:rPr>
+                <w:rFonts w:hint="eastAsia"/>
+                <w:noProof/>
+                <w:webHidden/>
+              </w:rPr>
+            </w:r>
+            <w:r>
+              <w:rPr>
+                <w:rFonts w:hint="eastAsia"/>
+                <w:noProof/>
+                <w:webHidden/>
+              </w:rPr>
+              <w:fldChar w:fldCharType="separate"/>
+            </w:r>
+            <w:r>
+              <w:rPr>
+                <w:rFonts w:hint="eastAsia"/>
+                <w:noProof/>
+                <w:webHidden/>
+              </w:rPr>
+              <w:t>6</w:t>
+            </w:r>
+            <w:r>
+              <w:rPr>
+                <w:rFonts w:hint="eastAsia"/>
+                <w:noProof/>
+                <w:webHidden/>
+              </w:rPr>
+              <w:fldChar w:fldCharType="end"/>
+            </w:r>
+          </w:hyperlink>
+        </w:p>
+        <w:p>
+          <w:pPr>
+            <w:pStyle w:val="TOC3"/>
+            <w:tabs>
+              <w:tab w:val="right" w:leader="dot" w:pos="8656"/>
+            </w:tabs>
+            <w:ind w:left="960"/>
+            <w:rPr>
+              <w:rFonts w:asciiTheme="minorHAnsi" w:eastAsiaTheme="minorEastAsia" w:hAnsiTheme="minorHAnsi" w:cstheme="minorBidi" w:hint="eastAsia"/>
+              <w:noProof/>
+              <w:kern w:val="2"/>
+              <w:sz w:val="22"/>
+              <w14:ligatures w14:val="standardContextual"/>
+            </w:rPr>
+          </w:pPr>
+          <w:hyperlink w:anchor="_Toc231569524" w:history="1">
+            <w:r>
+              <w:rPr>
+                <w:rStyle w:val="a5"/>
+                <w:noProof/>
+              </w:rPr>
+              <w:t>1.4.2 Docker后端集成系统</w:t>
+            </w:r>
+            <w:r>
+              <w:rPr>
+                <w:rFonts w:hint="eastAsia"/>
+                <w:noProof/>
+                <w:webHidden/>
+              </w:rPr>
+              <w:tab/>
+            </w:r>
+            <w:r>
+              <w:rPr>
+                <w:rFonts w:hint="eastAsia"/>
+                <w:noProof/>
+                <w:webHidden/>
+              </w:rPr>
+              <w:fldChar w:fldCharType="begin"/>
+            </w:r>
+            <w:r>
+              <w:rPr>
+                <w:rFonts w:hint="eastAsia"/>
+                <w:noProof/>
+                <w:webHidden/>
+              </w:rPr>
+              <w:instrText xml:space="preserve"> </w:instrText>
+            </w:r>
+            <w:r>
+              <w:rPr>
+                <w:noProof/>
+                <w:webHidden/>
+              </w:rPr>
+              <w:instrText>PAGEREF _Toc231569524 \h</w:instrText>
+            </w:r>
+            <w:r>
+              <w:rPr>
+                <w:rFonts w:hint="eastAsia"/>
+                <w:noProof/>
+                <w:webHidden/>
+              </w:rPr>
+              <w:instrText xml:space="preserve"> </w:instrText>
+            </w:r>
+            <w:r>
+              <w:rPr>
+                <w:rFonts w:hint="eastAsia"/>
+                <w:noProof/>
+                <w:webHidden/>
+              </w:rPr>
+            </w:r>
+            <w:r>
+              <w:rPr>
+                <w:rFonts w:hint="eastAsia"/>
+                <w:noProof/>
+                <w:webHidden/>
+              </w:rPr>
+              <w:fldChar w:fldCharType="separate"/>
+            </w:r>
+            <w:r>
+              <w:rPr>
+                <w:rFonts w:hint="eastAsia"/>
+                <w:noProof/>
+                <w:webHidden/>
+              </w:rPr>
+              <w:t>6</w:t>
+            </w:r>
+            <w:r>
+              <w:rPr>
+                <w:rFonts w:hint="eastAsia"/>
+                <w:noProof/>
+                <w:webHidden/>
+              </w:rPr>
+              <w:fldChar w:fldCharType="end"/>
+            </w:r>
+          </w:hyperlink>
+        </w:p>
+        <w:p>
+          <w:pPr>
+            <w:pStyle w:val="TOC2"/>
+            <w:tabs>
+              <w:tab w:val="right" w:leader="dot" w:pos="8656"/>
+            </w:tabs>
+            <w:ind w:left="480"/>
+            <w:rPr>
+              <w:rFonts w:asciiTheme="minorHAnsi" w:eastAsiaTheme="minorEastAsia" w:hAnsiTheme="minorHAnsi" w:cstheme="minorBidi" w:hint="eastAsia"/>
+              <w:noProof/>
+              <w:kern w:val="2"/>
+              <w:sz w:val="22"/>
+              <w14:ligatures w14:val="standardContextual"/>
+            </w:rPr>
+          </w:pPr>
+          <w:hyperlink w:anchor="_Toc231569525" w:history="1">
+            <w:r>
+              <w:rPr>
+                <w:rStyle w:val="a5"/>
+                <w:noProof/>
+              </w:rPr>
+              <w:t>1.5 参考资料</w:t>
+            </w:r>
+            <w:r>
+              <w:rPr>
+                <w:rFonts w:hint="eastAsia"/>
+                <w:noProof/>
+                <w:webHidden/>
+              </w:rPr>
+              <w:tab/>
+            </w:r>
+            <w:r>
+              <w:rPr>
+                <w:rFonts w:hint="eastAsia"/>
+                <w:noProof/>
+                <w:webHidden/>
+              </w:rPr>
+              <w:fldChar w:fldCharType="begin"/>
+            </w:r>
+            <w:r>
+              <w:rPr>
+                <w:rFonts w:hint="eastAsia"/>
+                <w:noProof/>
+                <w:webHidden/>
+              </w:rPr>
+              <w:instrText xml:space="preserve"> </w:instrText>
+            </w:r>
+            <w:r>
+              <w:rPr>
+                <w:noProof/>
+                <w:webHidden/>
+              </w:rPr>
+              <w:instrText>PAGEREF _Toc231569525 \h</w:instrText>
+            </w:r>
+            <w:r>
+              <w:rPr>
+                <w:rFonts w:hint="eastAsia"/>
+                <w:noProof/>
+                <w:webHidden/>
+              </w:rPr>
+              <w:instrText xml:space="preserve"> </w:instrText>
+            </w:r>
+            <w:r>
+              <w:rPr>
+                <w:rFonts w:hint="eastAsia"/>
+                <w:noProof/>
+                <w:webHidden/>
+              </w:rPr>
+            </w:r>
+            <w:r>
+              <w:rPr>
+                <w:rFonts w:hint="eastAsia"/>
+                <w:noProof/>
+                <w:webHidden/>
+              </w:rPr>
+              <w:fldChar w:fldCharType="separate"/>
+            </w:r>
+            <w:r>
+              <w:rPr>
+                <w:rFonts w:hint="eastAsia"/>
+                <w:noProof/>
+                <w:webHidden/>
+              </w:rPr>
+              <w:t>6</w:t>
+            </w:r>
+            <w:r>
+              <w:rPr>
+                <w:rFonts w:hint="eastAsia"/>
+                <w:noProof/>
+                <w:webHidden/>
+              </w:rPr>
+              <w:fldChar w:fldCharType="end"/>
+            </w:r>
+          </w:hyperlink>
+        </w:p>
+        <w:p>
+          <w:pPr>
+            <w:pStyle w:val="TOC3"/>
+            <w:tabs>
+              <w:tab w:val="right" w:leader="dot" w:pos="8656"/>
+            </w:tabs>
+            <w:ind w:left="960"/>
+            <w:rPr>
+              <w:rFonts w:asciiTheme="minorHAnsi" w:eastAsiaTheme="minorEastAsia" w:hAnsiTheme="minorHAnsi" w:cstheme="minorBidi" w:hint="eastAsia"/>
+              <w:noProof/>
+              <w:kern w:val="2"/>
+              <w:sz w:val="22"/>
+              <w14:ligatures w14:val="standardContextual"/>
+            </w:rPr>
+          </w:pPr>
+          <w:hyperlink w:anchor="_Toc231569526" w:history="1">
+            <w:r>
+              <w:rPr>
+                <w:rStyle w:val="a5"/>
+                <w:noProof/>
+              </w:rPr>
+              <w:t>1.5.1 相关技术文档</w:t>
+            </w:r>
+            <w:r>
+              <w:rPr>
+                <w:rFonts w:hint="eastAsia"/>
+                <w:noProof/>
+                <w:webHidden/>
+              </w:rPr>
+              <w:tab/>
+            </w:r>
+            <w:r>
+              <w:rPr>
+                <w:rFonts w:hint="eastAsia"/>
+                <w:noProof/>
+                <w:webHidden/>
+              </w:rPr>
+              <w:fldChar w:fldCharType="begin"/>
+            </w:r>
+            <w:r>
+              <w:rPr>
+                <w:rFonts w:hint="eastAsia"/>
+                <w:noProof/>
+                <w:webHidden/>
+              </w:rPr>
+              <w:instrText xml:space="preserve"> </w:instrText>
+            </w:r>
+            <w:r>
+              <w:rPr>
+                <w:noProof/>
+                <w:webHidden/>
+              </w:rPr>
+              <w:instrText>PAGEREF _Toc231569526 \h</w:instrText>
+            </w:r>
+            <w:r>
+              <w:rPr>
+                <w:rFonts w:hint="eastAsia"/>
+                <w:noProof/>
+                <w:webHidden/>
+              </w:rPr>
+              <w:instrText xml:space="preserve"> </w:instrText>
+            </w:r>
+            <w:r>
+              <w:rPr>
+                <w:rFonts w:hint="eastAsia"/>
+                <w:noProof/>
+                <w:webHidden/>
+              </w:rPr>
+            </w:r>
+            <w:r>
+              <w:rPr>
+                <w:rFonts w:hint="eastAsia"/>
+                <w:noProof/>
+                <w:webHidden/>
+              </w:rPr>
+              <w:fldChar w:fldCharType="separate"/>
+            </w:r>
+            <w:r>
+              <w:rPr>
+                <w:rFonts w:hint="eastAsia"/>
+                <w:noProof/>
+                <w:webHidden/>
+              </w:rPr>
+              <w:t>6</w:t>
+            </w:r>
+            <w:r>
+              <w:rPr>
+                <w:rFonts w:hint="eastAsia"/>
+                <w:noProof/>
+                <w:webHidden/>
+              </w:rPr>
+              <w:fldChar w:fldCharType="end"/>
+            </w:r>
+          </w:hyperlink>
+        </w:p>
+        <w:p>
+          <w:pPr>
+            <w:pStyle w:val="TOC3"/>
+            <w:tabs>
+              <w:tab w:val="right" w:leader="dot" w:pos="8656"/>
+            </w:tabs>
+            <w:ind w:left="960"/>
+            <w:rPr>
+              <w:rFonts w:asciiTheme="minorHAnsi" w:eastAsiaTheme="minorEastAsia" w:hAnsiTheme="minorHAnsi" w:cstheme="minorBidi" w:hint="eastAsia"/>
+              <w:noProof/>
+              <w:kern w:val="2"/>
+              <w:sz w:val="22"/>
+              <w14:ligatures w14:val="standardContextual"/>
+            </w:rPr>
+          </w:pPr>
+          <w:hyperlink w:anchor="_Toc231569527" w:history="1">
+            <w:r>
+              <w:rPr>
+                <w:rStyle w:val="a5"/>
+                <w:noProof/>
+              </w:rPr>
+              <w:t>1.5.2 软件开发标准</w:t>
+            </w:r>
+            <w:r>
+              <w:rPr>
+                <w:rFonts w:hint="eastAsia"/>
+                <w:noProof/>
+                <w:webHidden/>
+              </w:rPr>
+              <w:tab/>
+            </w:r>
+            <w:r>
+              <w:rPr>
+                <w:rFonts w:hint="eastAsia"/>
+                <w:noProof/>
+                <w:webHidden/>
+              </w:rPr>
+              <w:fldChar w:fldCharType="begin"/>
+            </w:r>
+            <w:r>
+              <w:rPr>
+                <w:rFonts w:hint="eastAsia"/>
+                <w:noProof/>
+                <w:webHidden/>
+              </w:rPr>
+              <w:instrText xml:space="preserve"> </w:instrText>
+            </w:r>
+            <w:r>
+              <w:rPr>
+                <w:noProof/>
+                <w:webHidden/>
+              </w:rPr>
+              <w:instrText>PAGEREF _Toc231569527 \h</w:instrText>
+            </w:r>
+            <w:r>
+              <w:rPr>
+                <w:rFonts w:hint="eastAsia"/>
+                <w:noProof/>
+                <w:webHidden/>
+              </w:rPr>
+              <w:instrText xml:space="preserve"> </w:instrText>
+            </w:r>
+            <w:r>
+              <w:rPr>
+                <w:rFonts w:hint="eastAsia"/>
+                <w:noProof/>
+                <w:webHidden/>
+              </w:rPr>
+            </w:r>
+            <w:r>
+              <w:rPr>
+                <w:rFonts w:hint="eastAsia"/>
+                <w:noProof/>
+                <w:webHidden/>
+              </w:rPr>
+              <w:fldChar w:fldCharType="separate"/>
+            </w:r>
+            <w:r>
+              <w:rPr>
+                <w:rFonts w:hint="eastAsia"/>
+                <w:noProof/>
+                <w:webHidden/>
+              </w:rPr>
+              <w:t>6</w:t>
+            </w:r>
+            <w:r>
+              <w:rPr>
+                <w:rFonts w:hint="eastAsia"/>
+                <w:noProof/>
+                <w:webHidden/>
+              </w:rPr>
+              <w:fldChar w:fldCharType="end"/>
+            </w:r>
+          </w:hyperlink>
+        </w:p>
+        <w:p>
+          <w:pPr>
+            <w:pStyle w:val="TOC1"/>
+            <w:tabs>
+              <w:tab w:val="right" w:leader="dot" w:pos="8656"/>
+            </w:tabs>
+            <w:rPr>
+              <w:rFonts w:asciiTheme="minorHAnsi" w:eastAsiaTheme="minorEastAsia" w:hAnsiTheme="minorHAnsi" w:cstheme="minorBidi" w:hint="eastAsia"/>
+              <w:noProof/>
+              <w:kern w:val="2"/>
+              <w:sz w:val="22"/>
+              <w14:ligatures w14:val="standardContextual"/>
+            </w:rPr>
+          </w:pPr>
+          <w:hyperlink w:anchor="_Toc231569528" w:history="1">
+            <w:r>
+              <w:rPr>
+                <w:rStyle w:val="a5"/>
+                <w:noProof/>
+              </w:rPr>
+              <w:t>2. 假设与约束</w:t>
+            </w:r>
+            <w:r>
+              <w:rPr>
+                <w:rFonts w:hint="eastAsia"/>
+                <w:noProof/>
+                <w:webHidden/>
+              </w:rPr>
+              <w:tab/>
+            </w:r>
+            <w:r>
+              <w:rPr>
+                <w:rFonts w:hint="eastAsia"/>
+                <w:noProof/>
+                <w:webHidden/>
+              </w:rPr>
+              <w:fldChar w:fldCharType="begin"/>
+            </w:r>
+            <w:r>
+              <w:rPr>
+                <w:rFonts w:hint="eastAsia"/>
+                <w:noProof/>
+                <w:webHidden/>
+              </w:rPr>
+              <w:instrText xml:space="preserve"> </w:instrText>
+            </w:r>
+            <w:r>
+              <w:rPr>
+                <w:noProof/>
+                <w:webHidden/>
+              </w:rPr>
+              <w:instrText>PAGEREF _Toc231569528 \h</w:instrText>
+            </w:r>
+            <w:r>
+              <w:rPr>
+                <w:rFonts w:hint="eastAsia"/>
+                <w:noProof/>
+                <w:webHidden/>
+              </w:rPr>
+              <w:instrText xml:space="preserve"> </w:instrText>
+            </w:r>
+            <w:r>
+              <w:rPr>
+                <w:rFonts w:hint="eastAsia"/>
+                <w:noProof/>
+                <w:webHidden/>
+              </w:rPr>
+            </w:r>
+            <w:r>
+              <w:rPr>
+                <w:rFonts w:hint="eastAsia"/>
+                <w:noProof/>
+                <w:webHidden/>
+              </w:rPr>
+              <w:fldChar w:fldCharType="separate"/>
+            </w:r>
+            <w:r>
+              <w:rPr>
+                <w:rFonts w:hint="eastAsia"/>
+                <w:noProof/>
+                <w:webHidden/>
+              </w:rPr>
+              <w:t>6</w:t>
+            </w:r>
+            <w:r>
+              <w:rPr>
+                <w:rFonts w:hint="eastAsia"/>
+                <w:noProof/>
+                <w:webHidden/>
+              </w:rPr>
+              <w:fldChar w:fldCharType="end"/>
+            </w:r>
+          </w:hyperlink>
+        </w:p>
+        <w:p>
+          <w:pPr>
+            <w:pStyle w:val="TOC2"/>
+            <w:tabs>
+              <w:tab w:val="right" w:leader="dot" w:pos="8656"/>
+            </w:tabs>
+            <w:ind w:left="480"/>
+            <w:rPr>
+              <w:rFonts w:asciiTheme="minorHAnsi" w:eastAsiaTheme="minorEastAsia" w:hAnsiTheme="minorHAnsi" w:cstheme="minorBidi" w:hint="eastAsia"/>
+              <w:noProof/>
+              <w:kern w:val="2"/>
+              <w:sz w:val="22"/>
+              <w14:ligatures w14:val="standardContextual"/>
+            </w:rPr>
+          </w:pPr>
+          <w:hyperlink w:anchor="_Toc231569529" w:history="1">
+            <w:r>
+              <w:rPr>
+                <w:rStyle w:val="a5"/>
+                <w:noProof/>
+              </w:rPr>
+              <w:t>2.1 经费约束</w:t>
+            </w:r>
+            <w:r>
+              <w:rPr>
+                <w:rFonts w:hint="eastAsia"/>
+                <w:noProof/>
+                <w:webHidden/>
+              </w:rPr>
+              <w:tab/>
+            </w:r>
+            <w:r>
+              <w:rPr>
+                <w:rFonts w:hint="eastAsia"/>
+                <w:noProof/>
+                <w:webHidden/>
+              </w:rPr>
+              <w:fldChar w:fldCharType="begin"/>
+            </w:r>
+            <w:r>
+              <w:rPr>
+                <w:rFonts w:hint="eastAsia"/>
+                <w:noProof/>
+                <w:webHidden/>
+              </w:rPr>
+              <w:instrText xml:space="preserve"> </w:instrText>
+            </w:r>
+            <w:r>
+              <w:rPr>
+                <w:noProof/>
+                <w:webHidden/>
+              </w:rPr>
+              <w:instrText>PAGEREF _Toc231569529 \h</w:instrText>
+            </w:r>
+            <w:r>
+              <w:rPr>
+                <w:rFonts w:hint="eastAsia"/>
+                <w:noProof/>
+                <w:webHidden/>
+              </w:rPr>
+              <w:instrText xml:space="preserve"> </w:instrText>
+            </w:r>
+            <w:r>
+              <w:rPr>
+                <w:rFonts w:hint="eastAsia"/>
+                <w:noProof/>
+                <w:webHidden/>
+              </w:rPr>
+            </w:r>
+            <w:r>
+              <w:rPr>
+                <w:rFonts w:hint="eastAsia"/>
+                <w:noProof/>
+                <w:webHidden/>
+              </w:rPr>
+              <w:fldChar w:fldCharType="separate"/>
+            </w:r>
+            <w:r>
+              <w:rPr>
+                <w:rFonts w:hint="eastAsia"/>
+                <w:noProof/>
+                <w:webHidden/>
+              </w:rPr>
+              <w:t>6</w:t>
+            </w:r>
+            <w:r>
+              <w:rPr>
+                <w:rFonts w:hint="eastAsia"/>
+                <w:noProof/>
+                <w:webHidden/>
+              </w:rPr>
+              <w:fldChar w:fldCharType="end"/>
+            </w:r>
+          </w:hyperlink>
+        </w:p>
+        <w:p>
+          <w:pPr>
+            <w:pStyle w:val="TOC2"/>
+            <w:tabs>
+              <w:tab w:val="right" w:leader="dot" w:pos="8656"/>
+            </w:tabs>
+            <w:ind w:left="480"/>
+            <w:rPr>
+              <w:rFonts w:asciiTheme="minorHAnsi" w:eastAsiaTheme="minorEastAsia" w:hAnsiTheme="minorHAnsi" w:cstheme="minorBidi" w:hint="eastAsia"/>
+              <w:noProof/>
+              <w:kern w:val="2"/>
+              <w:sz w:val="22"/>
+              <w14:ligatures w14:val="standardContextual"/>
+            </w:rPr>
+          </w:pPr>
+          <w:hyperlink w:anchor="_Toc231569530" w:history="1">
+            <w:r>
+              <w:rPr>
+                <w:rStyle w:val="a5"/>
+                <w:noProof/>
+              </w:rPr>
+              <w:t>2.2 开发周期</w:t>
+            </w:r>
+            <w:r>
+              <w:rPr>
+                <w:rFonts w:hint="eastAsia"/>
+                <w:noProof/>
+                <w:webHidden/>
+              </w:rPr>
+              <w:tab/>
+            </w:r>
+            <w:r>
+              <w:rPr>
+                <w:rFonts w:hint="eastAsia"/>
+                <w:noProof/>
+                <w:webHidden/>
+              </w:rPr>
+              <w:fldChar w:fldCharType="begin"/>
+            </w:r>
+            <w:r>
+              <w:rPr>
+                <w:rFonts w:hint="eastAsia"/>
+                <w:noProof/>
+                <w:webHidden/>
+              </w:rPr>
+              <w:instrText xml:space="preserve"> </w:instrText>
+            </w:r>
+            <w:r>
+              <w:rPr>
+                <w:noProof/>
+                <w:webHidden/>
+              </w:rPr>
+              <w:instrText>PAGEREF _Toc231569530 \h</w:instrText>
+            </w:r>
+            <w:r>
+              <w:rPr>
+                <w:rFonts w:hint="eastAsia"/>
+                <w:noProof/>
+                <w:webHidden/>
+              </w:rPr>
+              <w:instrText xml:space="preserve"> </w:instrText>
+            </w:r>
+            <w:r>
+              <w:rPr>
+                <w:rFonts w:hint="eastAsia"/>
+                <w:noProof/>
+                <w:webHidden/>
+              </w:rPr>
+            </w:r>
+            <w:r>
+              <w:rPr>
+                <w:rFonts w:hint="eastAsia"/>
+                <w:noProof/>
+                <w:webHidden/>
+              </w:rPr>
+              <w:fldChar w:fldCharType="separate"/>
+            </w:r>
+            <w:r>
+              <w:rPr>
+                <w:rFonts w:hint="eastAsia"/>
+                <w:noProof/>
+                <w:webHidden/>
+              </w:rPr>
+              <w:t>7</w:t>
+            </w:r>
+            <w:r>
+              <w:rPr>
+                <w:rFonts w:hint="eastAsia"/>
+                <w:noProof/>
+                <w:webHidden/>
+              </w:rPr>
+              <w:fldChar w:fldCharType="end"/>
+            </w:r>
+          </w:hyperlink>
+        </w:p>
+        <w:p>
+          <w:pPr>
+            <w:pStyle w:val="TOC2"/>
+            <w:tabs>
+              <w:tab w:val="right" w:leader="dot" w:pos="8656"/>
+            </w:tabs>
+            <w:ind w:left="480"/>
+            <w:rPr>
+              <w:rFonts w:asciiTheme="minorHAnsi" w:eastAsiaTheme="minorEastAsia" w:hAnsiTheme="minorHAnsi" w:cstheme="minorBidi" w:hint="eastAsia"/>
+              <w:noProof/>
+              <w:kern w:val="2"/>
+              <w:sz w:val="22"/>
+              <w14:ligatures w14:val="standardContextual"/>
+            </w:rPr>
+          </w:pPr>
+          <w:hyperlink w:anchor="_Toc231569531" w:history="1">
+            <w:r>
+              <w:rPr>
+                <w:rStyle w:val="a5"/>
+                <w:noProof/>
+              </w:rPr>
+              <w:t>2.3 设备条件</w:t>
+            </w:r>
+            <w:r>
+              <w:rPr>
+                <w:rFonts w:hint="eastAsia"/>
+                <w:noProof/>
+                <w:webHidden/>
+              </w:rPr>
+              <w:tab/>
+            </w:r>
+            <w:r>
+              <w:rPr>
+                <w:rFonts w:hint="eastAsia"/>
+                <w:noProof/>
+                <w:webHidden/>
+              </w:rPr>
+              <w:fldChar w:fldCharType="begin"/>
+            </w:r>
+            <w:r>
+              <w:rPr>
+                <w:rFonts w:hint="eastAsia"/>
+                <w:noProof/>
+                <w:webHidden/>
+              </w:rPr>
+              <w:instrText xml:space="preserve"> </w:instrText>
+            </w:r>
+            <w:r>
+              <w:rPr>
+                <w:noProof/>
+                <w:webHidden/>
+              </w:rPr>
+              <w:instrText>PAGEREF _Toc231569531 \h</w:instrText>
+            </w:r>
+            <w:r>
+              <w:rPr>
+                <w:rFonts w:hint="eastAsia"/>
+                <w:noProof/>
+                <w:webHidden/>
+              </w:rPr>
+              <w:instrText xml:space="preserve"> </w:instrText>
+            </w:r>
+            <w:r>
+              <w:rPr>
+                <w:rFonts w:hint="eastAsia"/>
+                <w:noProof/>
+                <w:webHidden/>
+              </w:rPr>
+            </w:r>
+            <w:r>
+              <w:rPr>
+                <w:rFonts w:hint="eastAsia"/>
+                <w:noProof/>
+                <w:webHidden/>
+              </w:rPr>
+              <w:fldChar w:fldCharType="separate"/>
+            </w:r>
+            <w:r>
+              <w:rPr>
+                <w:rFonts w:hint="eastAsia"/>
+                <w:noProof/>
+                <w:webHidden/>
+              </w:rPr>
+              <w:t>7</w:t>
+            </w:r>
+            <w:r>
+              <w:rPr>
+                <w:rFonts w:hint="eastAsia"/>
+                <w:noProof/>
+                <w:webHidden/>
+              </w:rPr>
+              <w:fldChar w:fldCharType="end"/>
+            </w:r>
+          </w:hyperlink>
+        </w:p>
+        <w:p>
+          <w:pPr>
+            <w:pStyle w:val="TOC2"/>
+            <w:tabs>
+              <w:tab w:val="right" w:leader="dot" w:pos="8656"/>
+            </w:tabs>
+            <w:ind w:left="480"/>
+            <w:rPr>
+              <w:rFonts w:asciiTheme="minorHAnsi" w:eastAsiaTheme="minorEastAsia" w:hAnsiTheme="minorHAnsi" w:cstheme="minorBidi" w:hint="eastAsia"/>
+              <w:noProof/>
+              <w:kern w:val="2"/>
+              <w:sz w:val="22"/>
+              <w14:ligatures w14:val="standardContextual"/>
+            </w:rPr>
+          </w:pPr>
+          <w:hyperlink w:anchor="_Toc231569532" w:history="1">
+            <w:r>
+              <w:rPr>
+                <w:rStyle w:val="a5"/>
+                <w:noProof/>
+              </w:rPr>
+              <w:t>2.4 技术可行性</w:t>
+            </w:r>
+            <w:r>
+              <w:rPr>
+                <w:rFonts w:hint="eastAsia"/>
+                <w:noProof/>
+                <w:webHidden/>
+              </w:rPr>
+              <w:tab/>
+            </w:r>
+            <w:r>
+              <w:rPr>
+                <w:rFonts w:hint="eastAsia"/>
+                <w:noProof/>
+                <w:webHidden/>
+              </w:rPr>
+              <w:fldChar w:fldCharType="begin"/>
+            </w:r>
+            <w:r>
+              <w:rPr>
+                <w:rFonts w:hint="eastAsia"/>
+                <w:noProof/>
+                <w:webHidden/>
+              </w:rPr>
+              <w:instrText xml:space="preserve"> </w:instrText>
+            </w:r>
+            <w:r>
+              <w:rPr>
+                <w:noProof/>
+                <w:webHidden/>
+              </w:rPr>
+              <w:instrText>PAGEREF _Toc231569532 \h</w:instrText>
+            </w:r>
+            <w:r>
+              <w:rPr>
+                <w:rFonts w:hint="eastAsia"/>
+                <w:noProof/>
+                <w:webHidden/>
+              </w:rPr>
+              <w:instrText xml:space="preserve"> </w:instrText>
+            </w:r>
+            <w:r>
+              <w:rPr>
+                <w:rFonts w:hint="eastAsia"/>
+                <w:noProof/>
+                <w:webHidden/>
+              </w:rPr>
+            </w:r>
+            <w:r>
+              <w:rPr>
+                <w:rFonts w:hint="eastAsia"/>
+                <w:noProof/>
+                <w:webHidden/>
+              </w:rPr>
+              <w:fldChar w:fldCharType="separate"/>
+            </w:r>
+            <w:r>
+              <w:rPr>
+                <w:rFonts w:hint="eastAsia"/>
+                <w:noProof/>
+                <w:webHidden/>
+              </w:rPr>
+              <w:t>7</w:t>
+            </w:r>
+            <w:r>
+              <w:rPr>
+                <w:rFonts w:hint="eastAsia"/>
+                <w:noProof/>
+                <w:webHidden/>
+              </w:rPr>
+              <w:fldChar w:fldCharType="end"/>
+            </w:r>
+          </w:hyperlink>
+        </w:p>
+        <w:p>
+          <w:pPr>
+            <w:pStyle w:val="TOC2"/>
+            <w:tabs>
+              <w:tab w:val="right" w:leader="dot" w:pos="8656"/>
+            </w:tabs>
+            <w:ind w:left="480"/>
+            <w:rPr>
+              <w:rFonts w:asciiTheme="minorHAnsi" w:eastAsiaTheme="minorEastAsia" w:hAnsiTheme="minorHAnsi" w:cstheme="minorBidi" w:hint="eastAsia"/>
+              <w:noProof/>
+              <w:kern w:val="2"/>
+              <w:sz w:val="22"/>
+              <w14:ligatures w14:val="standardContextual"/>
+            </w:rPr>
+          </w:pPr>
+          <w:hyperlink w:anchor="_Toc231569533" w:history="1">
+            <w:r>
+              <w:rPr>
+                <w:rStyle w:val="a5"/>
+                <w:noProof/>
+              </w:rPr>
+              <w:t>2.5 系统兼容性</w:t>
+            </w:r>
+            <w:r>
+              <w:rPr>
+                <w:rFonts w:hint="eastAsia"/>
+                <w:noProof/>
+                <w:webHidden/>
+              </w:rPr>
+              <w:tab/>
+            </w:r>
+            <w:r>
+              <w:rPr>
+                <w:rFonts w:hint="eastAsia"/>
+                <w:noProof/>
+                <w:webHidden/>
+              </w:rPr>
+              <w:fldChar w:fldCharType="begin"/>
+            </w:r>
+            <w:r>
+              <w:rPr>
+                <w:rFonts w:hint="eastAsia"/>
+                <w:noProof/>
+                <w:webHidden/>
+              </w:rPr>
+              <w:instrText xml:space="preserve"> </w:instrText>
+            </w:r>
+            <w:r>
+              <w:rPr>
+                <w:noProof/>
+                <w:webHidden/>
+              </w:rPr>
+              <w:instrText>PAGEREF _Toc231569533 \h</w:instrText>
+            </w:r>
+            <w:r>
+              <w:rPr>
+                <w:rFonts w:hint="eastAsia"/>
+                <w:noProof/>
+                <w:webHidden/>
+              </w:rPr>
+              <w:instrText xml:space="preserve"> </w:instrText>
+            </w:r>
+            <w:r>
+              <w:rPr>
+                <w:rFonts w:hint="eastAsia"/>
+                <w:noProof/>
+                <w:webHidden/>
+              </w:rPr>
+            </w:r>
+            <w:r>
+              <w:rPr>
+                <w:rFonts w:hint="eastAsia"/>
+                <w:noProof/>
+                <w:webHidden/>
+              </w:rPr>
+              <w:fldChar w:fldCharType="separate"/>
+            </w:r>
+            <w:r>
+              <w:rPr>
+                <w:rFonts w:hint="eastAsia"/>
+                <w:noProof/>
+                <w:webHidden/>
+              </w:rPr>
+              <w:t>8</w:t>
+            </w:r>
+            <w:r>
+              <w:rPr>
+                <w:rFonts w:hint="eastAsia"/>
+                <w:noProof/>
+                <w:webHidden/>
+              </w:rPr>
+              <w:fldChar w:fldCharType="end"/>
+            </w:r>
+          </w:hyperlink>
+        </w:p>
+        <w:p>
+          <w:pPr>
+            <w:pStyle w:val="TOC1"/>
+            <w:tabs>
+              <w:tab w:val="right" w:leader="dot" w:pos="8656"/>
+            </w:tabs>
+            <w:rPr>
+              <w:rFonts w:asciiTheme="minorHAnsi" w:eastAsiaTheme="minorEastAsia" w:hAnsiTheme="minorHAnsi" w:cstheme="minorBidi" w:hint="eastAsia"/>
+              <w:noProof/>
+              <w:kern w:val="2"/>
+              <w:sz w:val="22"/>
+              <w14:ligatures w14:val="standardContextual"/>
+            </w:rPr>
+          </w:pPr>
+          <w:hyperlink w:anchor="_Toc231569534" w:history="1">
+            <w:r>
+              <w:rPr>
+                <w:rStyle w:val="a5"/>
+                <w:noProof/>
+              </w:rPr>
+              <w:t>3. 用户特征</w:t>
+            </w:r>
+            <w:r>
+              <w:rPr>
+                <w:rFonts w:hint="eastAsia"/>
+                <w:noProof/>
+                <w:webHidden/>
+              </w:rPr>
+              <w:tab/>
+            </w:r>
+            <w:r>
+              <w:rPr>
+                <w:rFonts w:hint="eastAsia"/>
+                <w:noProof/>
+                <w:webHidden/>
+              </w:rPr>
+              <w:fldChar w:fldCharType="begin"/>
+            </w:r>
+            <w:r>
+              <w:rPr>
+                <w:rFonts w:hint="eastAsia"/>
+                <w:noProof/>
+                <w:webHidden/>
+              </w:rPr>
+              <w:instrText xml:space="preserve"> </w:instrText>
+            </w:r>
+            <w:r>
+              <w:rPr>
+                <w:noProof/>
+                <w:webHidden/>
+              </w:rPr>
+              <w:instrText>PAGEREF _Toc231569534 \h</w:instrText>
+            </w:r>
+            <w:r>
+              <w:rPr>
+                <w:rFonts w:hint="eastAsia"/>
+                <w:noProof/>
+                <w:webHidden/>
+              </w:rPr>
+              <w:instrText xml:space="preserve"> </w:instrText>
+            </w:r>
+            <w:r>
+              <w:rPr>
+                <w:rFonts w:hint="eastAsia"/>
+                <w:noProof/>
+                <w:webHidden/>
+              </w:rPr>
+            </w:r>
+            <w:r>
+              <w:rPr>
+                <w:rFonts w:hint="eastAsia"/>
+                <w:noProof/>
+                <w:webHidden/>
+              </w:rPr>
+              <w:fldChar w:fldCharType="separate"/>
+            </w:r>
+            <w:r>
+              <w:rPr>
+                <w:rFonts w:hint="eastAsia"/>
+                <w:noProof/>
+                <w:webHidden/>
+              </w:rPr>
+              <w:t>8</w:t>
+            </w:r>
+            <w:r>
+              <w:rPr>
+                <w:rFonts w:hint="eastAsia"/>
+                <w:noProof/>
+                <w:webHidden/>
+              </w:rPr>
+              <w:fldChar w:fldCharType="end"/>
+            </w:r>
+          </w:hyperlink>
+        </w:p>
+        <w:p>
+          <w:pPr>
+            <w:pStyle w:val="TOC2"/>
+            <w:tabs>
+              <w:tab w:val="right" w:leader="dot" w:pos="8656"/>
+            </w:tabs>
+            <w:ind w:left="480"/>
+            <w:rPr>
+              <w:rFonts w:asciiTheme="minorHAnsi" w:eastAsiaTheme="minorEastAsia" w:hAnsiTheme="minorHAnsi" w:cstheme="minorBidi" w:hint="eastAsia"/>
+              <w:noProof/>
+              <w:kern w:val="2"/>
+              <w:sz w:val="22"/>
+              <w14:ligatures w14:val="standardContextual"/>
+            </w:rPr>
+          </w:pPr>
+          <w:hyperlink w:anchor="_Toc231569535" w:history="1">
+            <w:r>
+              <w:rPr>
+                <w:rStyle w:val="a5"/>
+                <w:noProof/>
+              </w:rPr>
+              <w:t>3.1 操作人员</w:t>
+            </w:r>
+            <w:r>
+              <w:rPr>
+                <w:rFonts w:hint="eastAsia"/>
+                <w:noProof/>
+                <w:webHidden/>
+              </w:rPr>
+              <w:tab/>
+            </w:r>
+            <w:r>
+              <w:rPr>
+                <w:rFonts w:hint="eastAsia"/>
+                <w:noProof/>
+                <w:webHidden/>
+              </w:rPr>
+              <w:fldChar w:fldCharType="begin"/>
+            </w:r>
+            <w:r>
+              <w:rPr>
+                <w:rFonts w:hint="eastAsia"/>
+                <w:noProof/>
+                <w:webHidden/>
+              </w:rPr>
+              <w:instrText xml:space="preserve"> </w:instrText>
+            </w:r>
+            <w:r>
+              <w:rPr>
+                <w:noProof/>
+                <w:webHidden/>
+              </w:rPr>
+              <w:instrText>PAGEREF _Toc231569535 \h</w:instrText>
+            </w:r>
+            <w:r>
+              <w:rPr>
+                <w:rFonts w:hint="eastAsia"/>
+                <w:noProof/>
+                <w:webHidden/>
+              </w:rPr>
+              <w:instrText xml:space="preserve"> </w:instrText>
+            </w:r>
+            <w:r>
+              <w:rPr>
+                <w:rFonts w:hint="eastAsia"/>
+                <w:noProof/>
+                <w:webHidden/>
+              </w:rPr>
+            </w:r>
+            <w:r>
+              <w:rPr>
+                <w:rFonts w:hint="eastAsia"/>
+                <w:noProof/>
+                <w:webHidden/>
+              </w:rPr>
+              <w:fldChar w:fldCharType="separate"/>
+            </w:r>
+            <w:r>
+              <w:rPr>
+                <w:rFonts w:hint="eastAsia"/>
+                <w:noProof/>
+                <w:webHidden/>
+              </w:rPr>
+              <w:t>8</w:t>
+            </w:r>
+            <w:r>
+              <w:rPr>
+                <w:rFonts w:hint="eastAsia"/>
+                <w:noProof/>
+                <w:webHidden/>
+              </w:rPr>
+              <w:fldChar w:fldCharType="end"/>
+            </w:r>
+          </w:hyperlink>
+        </w:p>
+        <w:p>
+          <w:pPr>
+            <w:pStyle w:val="TOC2"/>
+            <w:tabs>
+              <w:tab w:val="right" w:leader="dot" w:pos="8656"/>
+            </w:tabs>
+            <w:ind w:left="480"/>
+            <w:rPr>
+              <w:rFonts w:asciiTheme="minorHAnsi" w:eastAsiaTheme="minorEastAsia" w:hAnsiTheme="minorHAnsi" w:cstheme="minorBidi" w:hint="eastAsia"/>
+              <w:noProof/>
+              <w:kern w:val="2"/>
+              <w:sz w:val="22"/>
+              <w14:ligatures w14:val="standardContextual"/>
+            </w:rPr>
+          </w:pPr>
+          <w:hyperlink w:anchor="_Toc231569536" w:history="1">
+            <w:r>
+              <w:rPr>
+                <w:rStyle w:val="a5"/>
+                <w:noProof/>
+              </w:rPr>
+              <w:t>3.2 维护人员</w:t>
+            </w:r>
+            <w:r>
+              <w:rPr>
+                <w:rFonts w:hint="eastAsia"/>
+                <w:noProof/>
+                <w:webHidden/>
+              </w:rPr>
+              <w:tab/>
+            </w:r>
+            <w:r>
+              <w:rPr>
+                <w:rFonts w:hint="eastAsia"/>
+                <w:noProof/>
+                <w:webHidden/>
+              </w:rPr>
+              <w:fldChar w:fldCharType="begin"/>
+            </w:r>
+            <w:r>
+              <w:rPr>
+                <w:rFonts w:hint="eastAsia"/>
+                <w:noProof/>
+                <w:webHidden/>
+              </w:rPr>
+              <w:instrText xml:space="preserve"> </w:instrText>
+            </w:r>
+            <w:r>
+              <w:rPr>
+                <w:noProof/>
+                <w:webHidden/>
+              </w:rPr>
+              <w:instrText>PAGEREF _Toc231569536 \h</w:instrText>
+            </w:r>
+            <w:r>
+              <w:rPr>
+                <w:rFonts w:hint="eastAsia"/>
+                <w:noProof/>
+                <w:webHidden/>
+              </w:rPr>
+              <w:instrText xml:space="preserve"> </w:instrText>
+            </w:r>
+            <w:r>
+              <w:rPr>
+                <w:rFonts w:hint="eastAsia"/>
+                <w:noProof/>
+                <w:webHidden/>
+              </w:rPr>
+            </w:r>
+            <w:r>
+              <w:rPr>
+                <w:rFonts w:hint="eastAsia"/>
+                <w:noProof/>
+                <w:webHidden/>
+              </w:rPr>
+              <w:fldChar w:fldCharType="separate"/>
+            </w:r>
+            <w:r>
+              <w:rPr>
+                <w:rFonts w:hint="eastAsia"/>
+                <w:noProof/>
+                <w:webHidden/>
+              </w:rPr>
+              <w:t>8</w:t>
+            </w:r>
+            <w:r>
+              <w:rPr>
+                <w:rFonts w:hint="eastAsia"/>
+                <w:noProof/>
+                <w:webHidden/>
+              </w:rPr>
+              <w:fldChar w:fldCharType="end"/>
+            </w:r>
+          </w:hyperlink>
+        </w:p>
+        <w:p>
+          <w:pPr>
+            <w:pStyle w:val="TOC2"/>
+            <w:tabs>
+              <w:tab w:val="right" w:leader="dot" w:pos="8656"/>
+            </w:tabs>
+            <w:ind w:left="480"/>
+            <w:rPr>
+              <w:rFonts w:asciiTheme="minorHAnsi" w:eastAsiaTheme="minorEastAsia" w:hAnsiTheme="minorHAnsi" w:cstheme="minorBidi" w:hint="eastAsia"/>
+              <w:noProof/>
+              <w:kern w:val="2"/>
+              <w:sz w:val="22"/>
+              <w14:ligatures w14:val="standardContextual"/>
+            </w:rPr>
+          </w:pPr>
+          <w:hyperlink w:anchor="_Toc231569537" w:history="1">
+            <w:r>
+              <w:rPr>
+                <w:rStyle w:val="a5"/>
+                <w:noProof/>
+              </w:rPr>
+              <w:t>3.3 系统使用频率</w:t>
+            </w:r>
+            <w:r>
+              <w:rPr>
+                <w:rFonts w:hint="eastAsia"/>
+                <w:noProof/>
+                <w:webHidden/>
+              </w:rPr>
+              <w:tab/>
+            </w:r>
+            <w:r>
+              <w:rPr>
+                <w:rFonts w:hint="eastAsia"/>
+                <w:noProof/>
+                <w:webHidden/>
+              </w:rPr>
+              <w:fldChar w:fldCharType="begin"/>
+            </w:r>
+            <w:r>
+              <w:rPr>
+                <w:rFonts w:hint="eastAsia"/>
+                <w:noProof/>
+                <w:webHidden/>
+              </w:rPr>
+              <w:instrText xml:space="preserve"> </w:instrText>
+            </w:r>
+            <w:r>
+              <w:rPr>
+                <w:noProof/>
+                <w:webHidden/>
+              </w:rPr>
+              <w:instrText>PAGEREF _Toc231569537 \h</w:instrText>
+            </w:r>
+            <w:r>
+              <w:rPr>
+                <w:rFonts w:hint="eastAsia"/>
+                <w:noProof/>
+                <w:webHidden/>
+              </w:rPr>
+              <w:instrText xml:space="preserve"> </w:instrText>
+            </w:r>
+            <w:r>
+              <w:rPr>
+                <w:rFonts w:hint="eastAsia"/>
+                <w:noProof/>
+                <w:webHidden/>
+              </w:rPr>
+            </w:r>
+            <w:r>
+              <w:rPr>
+                <w:rFonts w:hint="eastAsia"/>
+                <w:noProof/>
+                <w:webHidden/>
+              </w:rPr>
+              <w:fldChar w:fldCharType="separate"/>
+            </w:r>
+            <w:r>
+              <w:rPr>
+                <w:rFonts w:hint="eastAsia"/>
+                <w:noProof/>
+                <w:webHidden/>
+              </w:rPr>
+              <w:t>8</w:t>
+            </w:r>
+            <w:r>
+              <w:rPr>
+                <w:rFonts w:hint="eastAsia"/>
+                <w:noProof/>
+                <w:webHidden/>
+              </w:rPr>
+              <w:fldChar w:fldCharType="end"/>
+            </w:r>
+          </w:hyperlink>
+        </w:p>
+        <w:p>
+          <w:pPr>
+            <w:pStyle w:val="TOC1"/>
+            <w:tabs>
+              <w:tab w:val="right" w:leader="dot" w:pos="8656"/>
+            </w:tabs>
+            <w:rPr>
+              <w:rFonts w:asciiTheme="minorHAnsi" w:eastAsiaTheme="minorEastAsia" w:hAnsiTheme="minorHAnsi" w:cstheme="minorBidi" w:hint="eastAsia"/>
+              <w:noProof/>
+              <w:kern w:val="2"/>
+              <w:sz w:val="22"/>
+              <w14:ligatures w14:val="standardContextual"/>
+            </w:rPr>
+          </w:pPr>
+          <w:hyperlink w:anchor="_Toc231569538" w:history="1">
+            <w:r>
+              <w:rPr>
+                <w:rStyle w:val="a5"/>
+                <w:noProof/>
+              </w:rPr>
+              <w:t>4. 功能性需求</w:t>
+            </w:r>
+            <w:r>
+              <w:rPr>
+                <w:rFonts w:hint="eastAsia"/>
+                <w:noProof/>
+                <w:webHidden/>
+              </w:rPr>
+              <w:tab/>
+            </w:r>
+            <w:r>
+              <w:rPr>
+                <w:rFonts w:hint="eastAsia"/>
+                <w:noProof/>
+                <w:webHidden/>
+              </w:rPr>
+              <w:fldChar w:fldCharType="begin"/>
+            </w:r>
+            <w:r>
+              <w:rPr>
+                <w:rFonts w:hint="eastAsia"/>
+                <w:noProof/>
+                <w:webHidden/>
+              </w:rPr>
+              <w:instrText xml:space="preserve"> </w:instrText>
+            </w:r>
+            <w:r>
+              <w:rPr>
+                <w:noProof/>
+                <w:webHidden/>
+              </w:rPr>
+              <w:instrText>PAGEREF _Toc231569538 \h</w:instrText>
+            </w:r>
+            <w:r>
+              <w:rPr>
+                <w:rFonts w:hint="eastAsia"/>
+                <w:noProof/>
+                <w:webHidden/>
+              </w:rPr>
+              <w:instrText xml:space="preserve"> </w:instrText>
+            </w:r>
+            <w:r>
+              <w:rPr>
+                <w:rFonts w:hint="eastAsia"/>
+                <w:noProof/>
+                <w:webHidden/>
+              </w:rPr>
+            </w:r>
+            <w:r>
+              <w:rPr>
+                <w:rFonts w:hint="eastAsia"/>
+                <w:noProof/>
+                <w:webHidden/>
+              </w:rPr>
+              <w:fldChar w:fldCharType="separate"/>
+            </w:r>
+            <w:r>
+              <w:rPr>
+                <w:rFonts w:hint="eastAsia"/>
+                <w:noProof/>
+                <w:webHidden/>
+              </w:rPr>
+              <w:t>8</w:t>
+            </w:r>
+            <w:r>
+              <w:rPr>
+                <w:rFonts w:hint="eastAsia"/>
+                <w:noProof/>
+                <w:webHidden/>
+              </w:rPr>
+              <w:fldChar w:fldCharType="end"/>
+            </w:r>
+          </w:hyperlink>
+        </w:p>
+        <w:p>
+          <w:pPr>
+            <w:pStyle w:val="TOC2"/>
+            <w:tabs>
+              <w:tab w:val="right" w:leader="dot" w:pos="8656"/>
+            </w:tabs>
+            <w:ind w:left="480"/>
+            <w:rPr>
+              <w:rFonts w:asciiTheme="minorHAnsi" w:eastAsiaTheme="minorEastAsia" w:hAnsiTheme="minorHAnsi" w:cstheme="minorBidi" w:hint="eastAsia"/>
+              <w:noProof/>
+              <w:kern w:val="2"/>
+              <w:sz w:val="22"/>
+              <w14:ligatures w14:val="standardContextual"/>
+            </w:rPr>
+          </w:pPr>
+          <w:hyperlink w:anchor="_Toc231569539" w:history="1">
+            <w:r>
+              <w:rPr>
+                <w:rStyle w:val="a5"/>
+                <w:noProof/>
+              </w:rPr>
+              <w:t>4.1 系统范围</w:t>
+            </w:r>
+            <w:r>
+              <w:rPr>
+                <w:rFonts w:hint="eastAsia"/>
+                <w:noProof/>
+                <w:webHidden/>
+              </w:rPr>
+              <w:tab/>
+            </w:r>
+            <w:r>
+              <w:rPr>
+                <w:rFonts w:hint="eastAsia"/>
+                <w:noProof/>
+                <w:webHidden/>
+              </w:rPr>
+              <w:fldChar w:fldCharType="begin"/>
+            </w:r>
+            <w:r>
+              <w:rPr>
+                <w:rFonts w:hint="eastAsia"/>
+                <w:noProof/>
+                <w:webHidden/>
+              </w:rPr>
+              <w:instrText xml:space="preserve"> </w:instrText>
+            </w:r>
+            <w:r>
+              <w:rPr>
+                <w:noProof/>
+                <w:webHidden/>
+              </w:rPr>
+              <w:instrText>PAGEREF _Toc231569539 \h</w:instrText>
+            </w:r>
+            <w:r>
+              <w:rPr>
+                <w:rFonts w:hint="eastAsia"/>
+                <w:noProof/>
+                <w:webHidden/>
+              </w:rPr>
+              <w:instrText xml:space="preserve"> </w:instrText>
+            </w:r>
+            <w:r>
+              <w:rPr>
+                <w:rFonts w:hint="eastAsia"/>
+                <w:noProof/>
+                <w:webHidden/>
+              </w:rPr>
+            </w:r>
+            <w:r>
+              <w:rPr>
+                <w:rFonts w:hint="eastAsia"/>
+                <w:noProof/>
+                <w:webHidden/>
+              </w:rPr>
+              <w:fldChar w:fldCharType="separate"/>
+            </w:r>
+            <w:r>
+              <w:rPr>
+                <w:rFonts w:hint="eastAsia"/>
+                <w:noProof/>
+                <w:webHidden/>
+              </w:rPr>
+              <w:t>8</w:t>
+            </w:r>
+            <w:r>
+              <w:rPr>
+                <w:rFonts w:hint="eastAsia"/>
+                <w:noProof/>
+                <w:webHidden/>
+              </w:rPr>
+              <w:fldChar w:fldCharType="end"/>
+            </w:r>
+          </w:hyperlink>
+        </w:p>
+        <w:p>
+          <w:pPr>
+            <w:pStyle w:val="TOC2"/>
+            <w:tabs>
+              <w:tab w:val="right" w:leader="dot" w:pos="8656"/>
+            </w:tabs>
+            <w:ind w:left="480"/>
+            <w:rPr>
+              <w:rFonts w:asciiTheme="minorHAnsi" w:eastAsiaTheme="minorEastAsia" w:hAnsiTheme="minorHAnsi" w:cstheme="minorBidi" w:hint="eastAsia"/>
+              <w:noProof/>
+              <w:kern w:val="2"/>
+              <w:sz w:val="22"/>
+              <w14:ligatures w14:val="standardContextual"/>
+            </w:rPr>
+          </w:pPr>
+          <w:hyperlink w:anchor="_Toc231569540" w:history="1">
+            <w:r>
+              <w:rPr>
+                <w:rStyle w:val="a5"/>
+                <w:noProof/>
+              </w:rPr>
+              <w:t>4.2 图像上传</w:t>
+            </w:r>
+            <w:r>
+              <w:rPr>
+                <w:rFonts w:hint="eastAsia"/>
+                <w:noProof/>
+                <w:webHidden/>
+              </w:rPr>
+              <w:tab/>
+            </w:r>
+            <w:r>
+              <w:rPr>
+                <w:rFonts w:hint="eastAsia"/>
+                <w:noProof/>
+                <w:webHidden/>
+              </w:rPr>
+              <w:fldChar w:fldCharType="begin"/>
+            </w:r>
+            <w:r>
+              <w:rPr>
+                <w:rFonts w:hint="eastAsia"/>
+                <w:noProof/>
+                <w:webHidden/>
+              </w:rPr>
+              <w:instrText xml:space="preserve"> </w:instrText>
+            </w:r>
+            <w:r>
+              <w:rPr>
+                <w:noProof/>
+                <w:webHidden/>
+              </w:rPr>
+              <w:instrText>PAGEREF _Toc231569540 \h</w:instrText>
+            </w:r>
+            <w:r>
+              <w:rPr>
+                <w:rFonts w:hint="eastAsia"/>
+                <w:noProof/>
+                <w:webHidden/>
+              </w:rPr>
+              <w:instrText xml:space="preserve"> </w:instrText>
+            </w:r>
+            <w:r>
+              <w:rPr>
+                <w:rFonts w:hint="eastAsia"/>
+                <w:noProof/>
+                <w:webHidden/>
+              </w:rPr>
+            </w:r>
+            <w:r>
+              <w:rPr>
+                <w:rFonts w:hint="eastAsia"/>
+                <w:noProof/>
+                <w:webHidden/>
+              </w:rPr>
+              <w:fldChar w:fldCharType="separate"/>
+            </w:r>
+            <w:r>
+              <w:rPr>
+                <w:rFonts w:hint="eastAsia"/>
+                <w:noProof/>
+                <w:webHidden/>
+              </w:rPr>
+              <w:t>9</w:t>
+            </w:r>
+            <w:r>
+              <w:rPr>
+                <w:rFonts w:hint="eastAsia"/>
+                <w:noProof/>
+                <w:webHidden/>
+              </w:rPr>
+              <w:fldChar w:fldCharType="end"/>
+            </w:r>
+          </w:hyperlink>
+        </w:p>
+        <w:p>
+          <w:pPr>
+            <w:pStyle w:val="TOC2"/>
+            <w:tabs>
+              <w:tab w:val="right" w:leader="dot" w:pos="8656"/>
+            </w:tabs>
+            <w:ind w:left="480"/>
+            <w:rPr>
+              <w:rFonts w:asciiTheme="minorHAnsi" w:eastAsiaTheme="minorEastAsia" w:hAnsiTheme="minorHAnsi" w:cstheme="minorBidi" w:hint="eastAsia"/>
+              <w:noProof/>
+              <w:kern w:val="2"/>
+              <w:sz w:val="22"/>
+              <w14:ligatures w14:val="standardContextual"/>
+            </w:rPr>
+          </w:pPr>
+          <w:hyperlink w:anchor="_Toc231569541" w:history="1">
+            <w:r>
+              <w:rPr>
+                <w:rStyle w:val="a5"/>
+                <w:noProof/>
+              </w:rPr>
+              <w:t>4.3 污渍识别与结果可视化</w:t>
+            </w:r>
+            <w:r>
+              <w:rPr>
+                <w:rFonts w:hint="eastAsia"/>
+                <w:noProof/>
+                <w:webHidden/>
+              </w:rPr>
+              <w:tab/>
+            </w:r>
+            <w:r>
+              <w:rPr>
+                <w:rFonts w:hint="eastAsia"/>
+                <w:noProof/>
+                <w:webHidden/>
+              </w:rPr>
+              <w:fldChar w:fldCharType="begin"/>
+            </w:r>
+            <w:r>
+              <w:rPr>
+                <w:rFonts w:hint="eastAsia"/>
+                <w:noProof/>
+                <w:webHidden/>
+              </w:rPr>
+              <w:instrText xml:space="preserve"> </w:instrText>
+            </w:r>
+            <w:r>
+              <w:rPr>
+                <w:noProof/>
+                <w:webHidden/>
+              </w:rPr>
+              <w:instrText>PAGEREF _Toc231569541 \h</w:instrText>
+            </w:r>
+            <w:r>
+              <w:rPr>
+                <w:rFonts w:hint="eastAsia"/>
+                <w:noProof/>
+                <w:webHidden/>
+              </w:rPr>
+              <w:instrText xml:space="preserve"> </w:instrText>
+            </w:r>
+            <w:r>
+              <w:rPr>
+                <w:rFonts w:hint="eastAsia"/>
+                <w:noProof/>
+                <w:webHidden/>
+              </w:rPr>
+            </w:r>
+            <w:r>
+              <w:rPr>
+                <w:rFonts w:hint="eastAsia"/>
+                <w:noProof/>
+                <w:webHidden/>
+              </w:rPr>
+              <w:fldChar w:fldCharType="separate"/>
+            </w:r>
+            <w:r>
+              <w:rPr>
+                <w:rFonts w:hint="eastAsia"/>
+                <w:noProof/>
+                <w:webHidden/>
+              </w:rPr>
+              <w:t>9</w:t>
+            </w:r>
+            <w:r>
+              <w:rPr>
+                <w:rFonts w:hint="eastAsia"/>
+                <w:noProof/>
+                <w:webHidden/>
+              </w:rPr>
+              <w:fldChar w:fldCharType="end"/>
+            </w:r>
+          </w:hyperlink>
+        </w:p>
+        <w:p>
+          <w:pPr>
+            <w:pStyle w:val="TOC2"/>
+            <w:tabs>
+              <w:tab w:val="right" w:leader="dot" w:pos="8656"/>
+            </w:tabs>
+            <w:ind w:left="480"/>
+            <w:rPr>
+              <w:rFonts w:asciiTheme="minorHAnsi" w:eastAsiaTheme="minorEastAsia" w:hAnsiTheme="minorHAnsi" w:cstheme="minorBidi" w:hint="eastAsia"/>
+              <w:noProof/>
+              <w:kern w:val="2"/>
+              <w:sz w:val="22"/>
+              <w14:ligatures w14:val="standardContextual"/>
+            </w:rPr>
+          </w:pPr>
+          <w:hyperlink w:anchor="_Toc231569542" w:history="1">
+            <w:r>
+              <w:rPr>
+                <w:rStyle w:val="a5"/>
+                <w:noProof/>
+              </w:rPr>
+              <w:t>4.4 检测报告导出</w:t>
+            </w:r>
+            <w:r>
+              <w:rPr>
+                <w:rFonts w:hint="eastAsia"/>
+                <w:noProof/>
+                <w:webHidden/>
+              </w:rPr>
+              <w:tab/>
+            </w:r>
+            <w:r>
+              <w:rPr>
+                <w:rFonts w:hint="eastAsia"/>
+                <w:noProof/>
+                <w:webHidden/>
+              </w:rPr>
+              <w:fldChar w:fldCharType="begin"/>
+            </w:r>
+            <w:r>
+              <w:rPr>
+                <w:rFonts w:hint="eastAsia"/>
+                <w:noProof/>
+                <w:webHidden/>
+              </w:rPr>
+              <w:instrText xml:space="preserve"> </w:instrText>
+            </w:r>
+            <w:r>
+              <w:rPr>
+                <w:noProof/>
+                <w:webHidden/>
+              </w:rPr>
+              <w:instrText>PAGEREF _Toc231569542 \h</w:instrText>
+            </w:r>
+            <w:r>
+              <w:rPr>
+                <w:rFonts w:hint="eastAsia"/>
+                <w:noProof/>
+                <w:webHidden/>
+              </w:rPr>
+              <w:instrText xml:space="preserve"> </w:instrText>
+            </w:r>
+            <w:r>
+              <w:rPr>
+                <w:rFonts w:hint="eastAsia"/>
+                <w:noProof/>
+                <w:webHidden/>
+              </w:rPr>
+            </w:r>
+            <w:r>
+              <w:rPr>
+                <w:rFonts w:hint="eastAsia"/>
+                <w:noProof/>
+                <w:webHidden/>
+              </w:rPr>
+              <w:fldChar w:fldCharType="separate"/>
+            </w:r>
+            <w:r>
+              <w:rPr>
+                <w:rFonts w:hint="eastAsia"/>
+                <w:noProof/>
+                <w:webHidden/>
+              </w:rPr>
+              <w:t>9</w:t>
+            </w:r>
+            <w:r>
+              <w:rPr>
+                <w:rFonts w:hint="eastAsia"/>
+                <w:noProof/>
+                <w:webHidden/>
+              </w:rPr>
+              <w:fldChar w:fldCharType="end"/>
+            </w:r>
+          </w:hyperlink>
+        </w:p>
+        <w:p>
+          <w:pPr>
+            <w:pStyle w:val="TOC2"/>
+            <w:tabs>
+              <w:tab w:val="right" w:leader="dot" w:pos="8656"/>
+            </w:tabs>
+            <w:ind w:left="480"/>
+            <w:rPr>
+              <w:rFonts w:asciiTheme="minorHAnsi" w:eastAsiaTheme="minorEastAsia" w:hAnsiTheme="minorHAnsi" w:cstheme="minorBidi" w:hint="eastAsia"/>
+              <w:noProof/>
+              <w:kern w:val="2"/>
+              <w:sz w:val="22"/>
+              <w14:ligatures w14:val="standardContextual"/>
+            </w:rPr>
+          </w:pPr>
+          <w:hyperlink w:anchor="_Toc231569543" w:history="1">
+            <w:r>
+              <w:rPr>
+                <w:rStyle w:val="a5"/>
+                <w:noProof/>
+              </w:rPr>
+              <w:t>4.5 历史记录查询</w:t>
+            </w:r>
+            <w:r>
+              <w:rPr>
+                <w:rFonts w:hint="eastAsia"/>
+                <w:noProof/>
+                <w:webHidden/>
+              </w:rPr>
+              <w:tab/>
+            </w:r>
+            <w:r>
+              <w:rPr>
+                <w:rFonts w:hint="eastAsia"/>
+                <w:noProof/>
+                <w:webHidden/>
+              </w:rPr>
+              <w:fldChar w:fldCharType="begin"/>
+            </w:r>
+            <w:r>
+              <w:rPr>
+                <w:rFonts w:hint="eastAsia"/>
+                <w:noProof/>
+                <w:webHidden/>
+              </w:rPr>
+              <w:instrText xml:space="preserve"> </w:instrText>
+            </w:r>
+            <w:r>
+              <w:rPr>
+                <w:noProof/>
+                <w:webHidden/>
+              </w:rPr>
+              <w:instrText>PAGEREF _Toc231569543 \h</w:instrText>
+            </w:r>
+            <w:r>
+              <w:rPr>
+                <w:rFonts w:hint="eastAsia"/>
+                <w:noProof/>
+                <w:webHidden/>
+              </w:rPr>
+              <w:instrText xml:space="preserve"> </w:instrText>
+            </w:r>
+            <w:r>
+              <w:rPr>
+                <w:rFonts w:hint="eastAsia"/>
+                <w:noProof/>
+                <w:webHidden/>
+              </w:rPr>
+            </w:r>
+            <w:r>
+              <w:rPr>
+                <w:rFonts w:hint="eastAsia"/>
+                <w:noProof/>
+                <w:webHidden/>
+              </w:rPr>
+              <w:fldChar w:fldCharType="separate"/>
+            </w:r>
+            <w:r>
+              <w:rPr>
+                <w:rFonts w:hint="eastAsia"/>
+                <w:noProof/>
+                <w:webHidden/>
+              </w:rPr>
+              <w:t>10</w:t>
+            </w:r>
+            <w:r>
+              <w:rPr>
+                <w:rFonts w:hint="eastAsia"/>
+                <w:noProof/>
+                <w:webHidden/>
+              </w:rPr>
+              <w:fldChar w:fldCharType="end"/>
+            </w:r>
+          </w:hyperlink>
+        </w:p>
+        <w:p>
+          <w:pPr>
+            <w:pStyle w:val="TOC2"/>
+            <w:tabs>
+              <w:tab w:val="right" w:leader="dot" w:pos="8656"/>
+            </w:tabs>
+            <w:ind w:left="480"/>
+            <w:rPr>
+              <w:rFonts w:asciiTheme="minorHAnsi" w:eastAsiaTheme="minorEastAsia" w:hAnsiTheme="minorHAnsi" w:cstheme="minorBidi" w:hint="eastAsia"/>
+              <w:noProof/>
+              <w:kern w:val="2"/>
+              <w:sz w:val="22"/>
+              <w14:ligatures w14:val="standardContextual"/>
+            </w:rPr>
+          </w:pPr>
+          <w:hyperlink w:anchor="_Toc231569544" w:history="1">
+            <w:r>
+              <w:rPr>
+                <w:rStyle w:val="a5"/>
+                <w:noProof/>
+              </w:rPr>
+              <w:t>4.6 总体系统流程</w:t>
+            </w:r>
+            <w:r>
+              <w:rPr>
+                <w:rFonts w:hint="eastAsia"/>
+                <w:noProof/>
+                <w:webHidden/>
+              </w:rPr>
+              <w:tab/>
+            </w:r>
+            <w:r>
+              <w:rPr>
+                <w:rFonts w:hint="eastAsia"/>
+                <w:noProof/>
+                <w:webHidden/>
+              </w:rPr>
+              <w:fldChar w:fldCharType="begin"/>
+            </w:r>
+            <w:r>
+              <w:rPr>
+                <w:rFonts w:hint="eastAsia"/>
+                <w:noProof/>
+                <w:webHidden/>
+              </w:rPr>
+              <w:instrText xml:space="preserve"> </w:instrText>
+            </w:r>
+            <w:r>
+              <w:rPr>
+                <w:noProof/>
+                <w:webHidden/>
+              </w:rPr>
+              <w:instrText>PAGEREF _Toc231569544 \h</w:instrText>
+            </w:r>
+            <w:r>
+              <w:rPr>
+                <w:rFonts w:hint="eastAsia"/>
+                <w:noProof/>
+                <w:webHidden/>
+              </w:rPr>
+              <w:instrText xml:space="preserve"> </w:instrText>
+            </w:r>
+            <w:r>
+              <w:rPr>
+                <w:rFonts w:hint="eastAsia"/>
+                <w:noProof/>
+                <w:webHidden/>
+              </w:rPr>
+            </w:r>
+            <w:r>
+              <w:rPr>
+                <w:rFonts w:hint="eastAsia"/>
+                <w:noProof/>
+                <w:webHidden/>
+              </w:rPr>
+              <w:fldChar w:fldCharType="separate"/>
+            </w:r>
+            <w:r>
+              <w:rPr>
+                <w:rFonts w:hint="eastAsia"/>
+                <w:noProof/>
+                <w:webHidden/>
+              </w:rPr>
+              <w:t>10</w:t>
+            </w:r>
+            <w:r>
+              <w:rPr>
+                <w:rFonts w:hint="eastAsia"/>
+                <w:noProof/>
+                <w:webHidden/>
+              </w:rPr>
+              <w:fldChar w:fldCharType="end"/>
+            </w:r>
+          </w:hyperlink>
+        </w:p>
+        <w:p>
+          <w:pPr>
+            <w:pStyle w:val="TOC1"/>
+            <w:tabs>
+              <w:tab w:val="right" w:leader="dot" w:pos="8656"/>
+            </w:tabs>
+            <w:rPr>
+              <w:rFonts w:asciiTheme="minorHAnsi" w:eastAsiaTheme="minorEastAsia" w:hAnsiTheme="minorHAnsi" w:cstheme="minorBidi" w:hint="eastAsia"/>
+              <w:noProof/>
+              <w:kern w:val="2"/>
+              <w:sz w:val="22"/>
+              <w14:ligatures w14:val="standardContextual"/>
+            </w:rPr>
+          </w:pPr>
+          <w:hyperlink w:anchor="_Toc231569545" w:history="1">
+            <w:r>
+              <w:rPr>
+                <w:rStyle w:val="a5"/>
+                <w:noProof/>
+              </w:rPr>
+              <w:t>5. 需求分析建模</w:t>
+            </w:r>
+            <w:r>
+              <w:rPr>
+                <w:rFonts w:hint="eastAsia"/>
+                <w:noProof/>
+                <w:webHidden/>
+              </w:rPr>
+              <w:tab/>
+            </w:r>
+            <w:r>
+              <w:rPr>
+                <w:rFonts w:hint="eastAsia"/>
+                <w:noProof/>
+                <w:webHidden/>
+              </w:rPr>
+              <w:fldChar w:fldCharType="begin"/>
+            </w:r>
+            <w:r>
+              <w:rPr>
+                <w:rFonts w:hint="eastAsia"/>
+                <w:noProof/>
+                <w:webHidden/>
+              </w:rPr>
+              <w:instrText xml:space="preserve"> </w:instrText>
+            </w:r>
+            <w:r>
+              <w:rPr>
+                <w:noProof/>
+                <w:webHidden/>
+              </w:rPr>
+              <w:instrText>PAGEREF _Toc231569545 \h</w:instrText>
+            </w:r>
+            <w:r>
+              <w:rPr>
+                <w:rFonts w:hint="eastAsia"/>
+                <w:noProof/>
+                <w:webHidden/>
+              </w:rPr>
+              <w:instrText xml:space="preserve"> </w:instrText>
+            </w:r>
+            <w:r>
+              <w:rPr>
+                <w:rFonts w:hint="eastAsia"/>
+                <w:noProof/>
+                <w:webHidden/>
+              </w:rPr>
+            </w:r>
+            <w:r>
+              <w:rPr>
+                <w:rFonts w:hint="eastAsia"/>
+                <w:noProof/>
+                <w:webHidden/>
+              </w:rPr>
+              <w:fldChar w:fldCharType="separate"/>
+            </w:r>
+            <w:r>
+              <w:rPr>
+                <w:rFonts w:hint="eastAsia"/>
+                <w:noProof/>
+                <w:webHidden/>
+              </w:rPr>
+              <w:t>10</w:t>
+            </w:r>
+            <w:r>
+              <w:rPr>
+                <w:rFonts w:hint="eastAsia"/>
+                <w:noProof/>
+                <w:webHidden/>
+              </w:rPr>
+              <w:fldChar w:fldCharType="end"/>
+            </w:r>
+          </w:hyperlink>
+        </w:p>
+        <w:p>
+          <w:pPr>
+            <w:pStyle w:val="TOC2"/>
+            <w:tabs>
+              <w:tab w:val="right" w:leader="dot" w:pos="8656"/>
+            </w:tabs>
+            <w:ind w:left="480"/>
+            <w:rPr>
+              <w:rFonts w:asciiTheme="minorHAnsi" w:eastAsiaTheme="minorEastAsia" w:hAnsiTheme="minorHAnsi" w:cstheme="minorBidi" w:hint="eastAsia"/>
+              <w:noProof/>
+              <w:kern w:val="2"/>
+              <w:sz w:val="22"/>
+              <w14:ligatures w14:val="standardContextual"/>
+            </w:rPr>
+          </w:pPr>
+          <w:hyperlink w:anchor="_Toc231569546" w:history="1">
+            <w:r>
+              <w:rPr>
+                <w:rStyle w:val="a5"/>
+                <w:noProof/>
+              </w:rPr>
+              <w:t>5.1 功能建模（用例图与用例说明）</w:t>
+            </w:r>
+            <w:r>
+              <w:rPr>
+                <w:rFonts w:hint="eastAsia"/>
+                <w:noProof/>
+                <w:webHidden/>
+              </w:rPr>
+              <w:tab/>
+            </w:r>
+            <w:r>
+              <w:rPr>
+                <w:rFonts w:hint="eastAsia"/>
+                <w:noProof/>
+                <w:webHidden/>
+              </w:rPr>
+              <w:fldChar w:fldCharType="begin"/>
+            </w:r>
+            <w:r>
+              <w:rPr>
+                <w:rFonts w:hint="eastAsia"/>
+                <w:noProof/>
+                <w:webHidden/>
+              </w:rPr>
+              <w:instrText xml:space="preserve"> </w:instrText>
+            </w:r>
+            <w:r>
+              <w:rPr>
+                <w:noProof/>
+                <w:webHidden/>
+              </w:rPr>
+              <w:instrText>PAGEREF _Toc231569546 \h</w:instrText>
+            </w:r>
+            <w:r>
+              <w:rPr>
+                <w:rFonts w:hint="eastAsia"/>
+                <w:noProof/>
+                <w:webHidden/>
+              </w:rPr>
+              <w:instrText xml:space="preserve"> </w:instrText>
+            </w:r>
+            <w:r>
+              <w:rPr>
+                <w:rFonts w:hint="eastAsia"/>
+                <w:noProof/>
+                <w:webHidden/>
+              </w:rPr>
+            </w:r>
+            <w:r>
+              <w:rPr>
+                <w:rFonts w:hint="eastAsia"/>
+                <w:noProof/>
+                <w:webHidden/>
+              </w:rPr>
+              <w:fldChar w:fldCharType="separate"/>
+            </w:r>
+            <w:r>
+              <w:rPr>
+                <w:rFonts w:hint="eastAsia"/>
+                <w:noProof/>
+                <w:webHidden/>
+              </w:rPr>
+              <w:t>10</w:t>
+            </w:r>
+            <w:r>
+              <w:rPr>
+                <w:rFonts w:hint="eastAsia"/>
+                <w:noProof/>
+                <w:webHidden/>
+              </w:rPr>
+              <w:fldChar w:fldCharType="end"/>
+            </w:r>
+          </w:hyperlink>
+        </w:p>
+        <w:p>
+          <w:pPr>
+            <w:pStyle w:val="TOC3"/>
+            <w:tabs>
+              <w:tab w:val="right" w:leader="dot" w:pos="8656"/>
+            </w:tabs>
+            <w:ind w:left="960"/>
+            <w:rPr>
+              <w:rFonts w:asciiTheme="minorHAnsi" w:eastAsiaTheme="minorEastAsia" w:hAnsiTheme="minorHAnsi" w:cstheme="minorBidi" w:hint="eastAsia"/>
+              <w:noProof/>
+              <w:kern w:val="2"/>
+              <w:sz w:val="22"/>
+              <w14:ligatures w14:val="standardContextual"/>
+            </w:rPr>
+          </w:pPr>
+          <w:hyperlink w:anchor="_Toc231569547" w:history="1">
+            <w:r>
+              <w:rPr>
+                <w:rStyle w:val="a5"/>
+                <w:noProof/>
+              </w:rPr>
+              <w:t>用例1：上传图像（UC001）</w:t>
+            </w:r>
+            <w:r>
+              <w:rPr>
+                <w:rFonts w:hint="eastAsia"/>
+                <w:noProof/>
+                <w:webHidden/>
+              </w:rPr>
+              <w:tab/>
+            </w:r>
+            <w:r>
+              <w:rPr>
+                <w:rFonts w:hint="eastAsia"/>
+                <w:noProof/>
+                <w:webHidden/>
+              </w:rPr>
+              <w:fldChar w:fldCharType="begin"/>
+            </w:r>
+            <w:r>
+              <w:rPr>
+                <w:rFonts w:hint="eastAsia"/>
+                <w:noProof/>
+                <w:webHidden/>
+              </w:rPr>
+              <w:instrText xml:space="preserve"> </w:instrText>
+            </w:r>
+            <w:r>
+              <w:rPr>
+                <w:noProof/>
+                <w:webHidden/>
+              </w:rPr>
+              <w:instrText>PAGEREF _Toc231569547 \h</w:instrText>
+            </w:r>
+            <w:r>
+              <w:rPr>
+                <w:rFonts w:hint="eastAsia"/>
+                <w:noProof/>
+                <w:webHidden/>
+              </w:rPr>
+              <w:instrText xml:space="preserve"> </w:instrText>
+            </w:r>
+            <w:r>
+              <w:rPr>
+                <w:rFonts w:hint="eastAsia"/>
+                <w:noProof/>
+                <w:webHidden/>
+              </w:rPr>
+            </w:r>
+            <w:r>
+              <w:rPr>
+                <w:rFonts w:hint="eastAsia"/>
+                <w:noProof/>
+                <w:webHidden/>
+              </w:rPr>
+              <w:fldChar w:fldCharType="separate"/>
+            </w:r>
+            <w:r>
+              <w:rPr>
+                <w:rFonts w:hint="eastAsia"/>
+                <w:noProof/>
+                <w:webHidden/>
+              </w:rPr>
+              <w:t>11</w:t>
+            </w:r>
+            <w:r>
+              <w:rPr>
+                <w:rFonts w:hint="eastAsia"/>
+                <w:noProof/>
+                <w:webHidden/>
+              </w:rPr>
+              <w:fldChar w:fldCharType="end"/>
+            </w:r>
+          </w:hyperlink>
+        </w:p>
+        <w:p>
+          <w:pPr>
+            <w:pStyle w:val="TOC3"/>
+            <w:tabs>
+              <w:tab w:val="right" w:leader="dot" w:pos="8656"/>
+            </w:tabs>
+            <w:ind w:left="960"/>
+            <w:rPr>
+              <w:rFonts w:asciiTheme="minorHAnsi" w:eastAsiaTheme="minorEastAsia" w:hAnsiTheme="minorHAnsi" w:cstheme="minorBidi" w:hint="eastAsia"/>
+              <w:noProof/>
+              <w:kern w:val="2"/>
+              <w:sz w:val="22"/>
+              <w14:ligatures w14:val="standardContextual"/>
+            </w:rPr>
+          </w:pPr>
+          <w:hyperlink w:anchor="_Toc231569548" w:history="1">
+            <w:r>
+              <w:rPr>
+                <w:rStyle w:val="a5"/>
+                <w:noProof/>
+              </w:rPr>
+              <w:t>用例2：污渍识别与结果可视化（UC002）</w:t>
+            </w:r>
+            <w:r>
+              <w:rPr>
+                <w:rFonts w:hint="eastAsia"/>
+                <w:noProof/>
+                <w:webHidden/>
+              </w:rPr>
+              <w:tab/>
+            </w:r>
+            <w:r>
+              <w:rPr>
+                <w:rFonts w:hint="eastAsia"/>
+                <w:noProof/>
+                <w:webHidden/>
+              </w:rPr>
+              <w:fldChar w:fldCharType="begin"/>
+            </w:r>
+            <w:r>
+              <w:rPr>
+                <w:rFonts w:hint="eastAsia"/>
+                <w:noProof/>
+                <w:webHidden/>
+              </w:rPr>
+              <w:instrText xml:space="preserve"> </w:instrText>
+            </w:r>
+            <w:r>
+              <w:rPr>
+                <w:noProof/>
+                <w:webHidden/>
+              </w:rPr>
+              <w:instrText>PAGEREF _Toc231569548 \h</w:instrText>
+            </w:r>
+            <w:r>
+              <w:rPr>
+                <w:rFonts w:hint="eastAsia"/>
+                <w:noProof/>
+                <w:webHidden/>
+              </w:rPr>
+              <w:instrText xml:space="preserve"> </w:instrText>
+            </w:r>
+            <w:r>
+              <w:rPr>
+                <w:rFonts w:hint="eastAsia"/>
+                <w:noProof/>
+                <w:webHidden/>
+              </w:rPr>
+            </w:r>
+            <w:r>
+              <w:rPr>
+                <w:rFonts w:hint="eastAsia"/>
+                <w:noProof/>
+                <w:webHidden/>
+              </w:rPr>
+              <w:fldChar w:fldCharType="separate"/>
+            </w:r>
+            <w:r>
+              <w:rPr>
+                <w:rFonts w:hint="eastAsia"/>
+                <w:noProof/>
+                <w:webHidden/>
+              </w:rPr>
+              <w:t>12</w:t>
+            </w:r>
+            <w:r>
+              <w:rPr>
+                <w:rFonts w:hint="eastAsia"/>
+                <w:noProof/>
+                <w:webHidden/>
+              </w:rPr>
+              <w:fldChar w:fldCharType="end"/>
+            </w:r>
+          </w:hyperlink>
+        </w:p>
+        <w:p>
+          <w:pPr>
+            <w:pStyle w:val="TOC3"/>
+            <w:tabs>
+              <w:tab w:val="right" w:leader="dot" w:pos="8656"/>
+            </w:tabs>
+            <w:ind w:left="960"/>
+            <w:rPr>
+              <w:rFonts w:asciiTheme="minorHAnsi" w:eastAsiaTheme="minorEastAsia" w:hAnsiTheme="minorHAnsi" w:cstheme="minorBidi" w:hint="eastAsia"/>
+              <w:noProof/>
+              <w:kern w:val="2"/>
+              <w:sz w:val="22"/>
+              <w14:ligatures w14:val="standardContextual"/>
+            </w:rPr>
+          </w:pPr>
+          <w:hyperlink w:anchor="_Toc231569549" w:history="1">
+            <w:r>
+              <w:rPr>
+                <w:rStyle w:val="a5"/>
+                <w:noProof/>
+              </w:rPr>
+              <w:t>用例3：导出检测报告（UC003）</w:t>
+            </w:r>
+            <w:r>
+              <w:rPr>
+                <w:rFonts w:hint="eastAsia"/>
+                <w:noProof/>
+                <w:webHidden/>
+              </w:rPr>
+              <w:tab/>
+            </w:r>
+            <w:r>
+              <w:rPr>
+                <w:rFonts w:hint="eastAsia"/>
+                <w:noProof/>
+                <w:webHidden/>
+              </w:rPr>
+              <w:fldChar w:fldCharType="begin"/>
+            </w:r>
+            <w:r>
+              <w:rPr>
+                <w:rFonts w:hint="eastAsia"/>
+                <w:noProof/>
+                <w:webHidden/>
+              </w:rPr>
+              <w:instrText xml:space="preserve"> </w:instrText>
+            </w:r>
+            <w:r>
+              <w:rPr>
+                <w:noProof/>
+                <w:webHidden/>
+              </w:rPr>
+              <w:instrText>PAGEREF _Toc231569549 \h</w:instrText>
+            </w:r>
+            <w:r>
+              <w:rPr>
+                <w:rFonts w:hint="eastAsia"/>
+                <w:noProof/>
+                <w:webHidden/>
+              </w:rPr>
+              <w:instrText xml:space="preserve"> </w:instrText>
+            </w:r>
+            <w:r>
+              <w:rPr>
+                <w:rFonts w:hint="eastAsia"/>
+                <w:noProof/>
+                <w:webHidden/>
+              </w:rPr>
+            </w:r>
+            <w:r>
+              <w:rPr>
+                <w:rFonts w:hint="eastAsia"/>
+                <w:noProof/>
+                <w:webHidden/>
+              </w:rPr>
+              <w:fldChar w:fldCharType="separate"/>
+            </w:r>
+            <w:r>
+              <w:rPr>
+                <w:rFonts w:hint="eastAsia"/>
+                <w:noProof/>
+                <w:webHidden/>
+              </w:rPr>
+              <w:t>13</w:t>
+            </w:r>
+            <w:r>
+              <w:rPr>
+                <w:rFonts w:hint="eastAsia"/>
+                <w:noProof/>
+                <w:webHidden/>
+              </w:rPr>
+              <w:fldChar w:fldCharType="end"/>
+            </w:r>
+          </w:hyperlink>
+        </w:p>
+        <w:p>
+          <w:pPr>
+            <w:pStyle w:val="TOC3"/>
+            <w:tabs>
+              <w:tab w:val="right" w:leader="dot" w:pos="8656"/>
+            </w:tabs>
+            <w:ind w:left="960"/>
+            <w:rPr>
+              <w:rFonts w:asciiTheme="minorHAnsi" w:eastAsiaTheme="minorEastAsia" w:hAnsiTheme="minorHAnsi" w:cstheme="minorBidi" w:hint="eastAsia"/>
+              <w:noProof/>
+              <w:kern w:val="2"/>
+              <w:sz w:val="22"/>
+              <w14:ligatures w14:val="standardContextual"/>
+            </w:rPr>
+          </w:pPr>
+          <w:hyperlink w:anchor="_Toc231569550" w:history="1">
+            <w:r>
+              <w:rPr>
+                <w:rStyle w:val="a5"/>
+                <w:noProof/>
+              </w:rPr>
+              <w:t>用例4：查看历史检测记录（UC004）</w:t>
+            </w:r>
+            <w:r>
+              <w:rPr>
+                <w:rFonts w:hint="eastAsia"/>
+                <w:noProof/>
+                <w:webHidden/>
+              </w:rPr>
+              <w:tab/>
+            </w:r>
+            <w:r>
+              <w:rPr>
+                <w:rFonts w:hint="eastAsia"/>
+                <w:noProof/>
+                <w:webHidden/>
+              </w:rPr>
+              <w:fldChar w:fldCharType="begin"/>
+            </w:r>
+            <w:r>
+              <w:rPr>
+                <w:rFonts w:hint="eastAsia"/>
+                <w:noProof/>
+                <w:webHidden/>
+              </w:rPr>
+              <w:instrText xml:space="preserve"> </w:instrText>
+            </w:r>
+            <w:r>
+              <w:rPr>
+                <w:noProof/>
+                <w:webHidden/>
+              </w:rPr>
+              <w:instrText>PAGEREF _Toc231569550 \h</w:instrText>
+            </w:r>
+            <w:r>
+              <w:rPr>
+                <w:rFonts w:hint="eastAsia"/>
+                <w:noProof/>
+                <w:webHidden/>
+              </w:rPr>
+              <w:instrText xml:space="preserve"> </w:instrText>
+            </w:r>
+            <w:r>
+              <w:rPr>
+                <w:rFonts w:hint="eastAsia"/>
+                <w:noProof/>
+                <w:webHidden/>
+              </w:rPr>
+            </w:r>
+            <w:r>
+              <w:rPr>
+                <w:rFonts w:hint="eastAsia"/>
+                <w:noProof/>
+                <w:webHidden/>
+              </w:rPr>
+              <w:fldChar w:fldCharType="separate"/>
+            </w:r>
+            <w:r>
+              <w:rPr>
+                <w:rFonts w:hint="eastAsia"/>
+                <w:noProof/>
+                <w:webHidden/>
+              </w:rPr>
+              <w:t>13</w:t>
+            </w:r>
+            <w:r>
+              <w:rPr>
+                <w:rFonts w:hint="eastAsia"/>
+                <w:noProof/>
+                <w:webHidden/>
+              </w:rPr>
+              <w:fldChar w:fldCharType="end"/>
+            </w:r>
+          </w:hyperlink>
+        </w:p>
+        <w:p>
+          <w:pPr>
+            <w:pStyle w:val="TOC2"/>
+            <w:tabs>
+              <w:tab w:val="right" w:leader="dot" w:pos="8656"/>
+            </w:tabs>
+            <w:ind w:left="480"/>
+            <w:rPr>
+              <w:rFonts w:asciiTheme="minorHAnsi" w:eastAsiaTheme="minorEastAsia" w:hAnsiTheme="minorHAnsi" w:cstheme="minorBidi" w:hint="eastAsia"/>
+              <w:noProof/>
+              <w:kern w:val="2"/>
+              <w:sz w:val="22"/>
+              <w14:ligatures w14:val="standardContextual"/>
+            </w:rPr>
+          </w:pPr>
+          <w:hyperlink w:anchor="_Toc231569551" w:history="1">
+            <w:r>
+              <w:rPr>
+                <w:rStyle w:val="a5"/>
+                <w:noProof/>
+              </w:rPr>
+              <w:t>5.2 数据建模</w:t>
+            </w:r>
+            <w:r>
+              <w:rPr>
+                <w:rFonts w:hint="eastAsia"/>
+                <w:noProof/>
+                <w:webHidden/>
+              </w:rPr>
+              <w:tab/>
+            </w:r>
+            <w:r>
+              <w:rPr>
+                <w:rFonts w:hint="eastAsia"/>
+                <w:noProof/>
+                <w:webHidden/>
+              </w:rPr>
+              <w:fldChar w:fldCharType="begin"/>
+            </w:r>
+            <w:r>
+              <w:rPr>
+                <w:rFonts w:hint="eastAsia"/>
+                <w:noProof/>
+                <w:webHidden/>
+              </w:rPr>
+              <w:instrText xml:space="preserve"> </w:instrText>
+            </w:r>
+            <w:r>
+              <w:rPr>
+                <w:noProof/>
+                <w:webHidden/>
+              </w:rPr>
+              <w:instrText>PAGEREF _Toc231569551 \h</w:instrText>
+            </w:r>
+            <w:r>
+              <w:rPr>
+                <w:rFonts w:hint="eastAsia"/>
+                <w:noProof/>
+                <w:webHidden/>
+              </w:rPr>
+              <w:instrText xml:space="preserve"> </w:instrText>
+            </w:r>
+            <w:r>
+              <w:rPr>
+                <w:rFonts w:hint="eastAsia"/>
+                <w:noProof/>
+                <w:webHidden/>
+              </w:rPr>
+            </w:r>
+            <w:r>
+              <w:rPr>
+                <w:rFonts w:hint="eastAsia"/>
+                <w:noProof/>
+                <w:webHidden/>
+              </w:rPr>
+              <w:fldChar w:fldCharType="separate"/>
+            </w:r>
+            <w:r>
+              <w:rPr>
+                <w:rFonts w:hint="eastAsia"/>
+                <w:noProof/>
+                <w:webHidden/>
+              </w:rPr>
+              <w:t>14</w:t>
+            </w:r>
+            <w:r>
+              <w:rPr>
+                <w:rFonts w:hint="eastAsia"/>
+                <w:noProof/>
+                <w:webHidden/>
+              </w:rPr>
+              <w:fldChar w:fldCharType="end"/>
+            </w:r>
+          </w:hyperlink>
+        </w:p>
+        <w:p>
+          <w:pPr>
+            <w:pStyle w:val="TOC3"/>
+            <w:tabs>
+              <w:tab w:val="right" w:leader="dot" w:pos="8656"/>
+            </w:tabs>
+            <w:ind w:left="960"/>
+            <w:rPr>
+              <w:rFonts w:asciiTheme="minorHAnsi" w:eastAsiaTheme="minorEastAsia" w:hAnsiTheme="minorHAnsi" w:cstheme="minorBidi" w:hint="eastAsia"/>
+              <w:noProof/>
+              <w:kern w:val="2"/>
+              <w:sz w:val="22"/>
+              <w14:ligatures w14:val="standardContextual"/>
+            </w:rPr>
+          </w:pPr>
+          <w:hyperlink w:anchor="_Toc231569552" w:history="1">
+            <w:r>
+              <w:rPr>
+                <w:rStyle w:val="a5"/>
+                <w:noProof/>
+              </w:rPr>
+              <w:t>5.2.1 主要实体</w:t>
+            </w:r>
+            <w:r>
+              <w:rPr>
+                <w:rFonts w:hint="eastAsia"/>
+                <w:noProof/>
+                <w:webHidden/>
+              </w:rPr>
+              <w:tab/>
+            </w:r>
+            <w:r>
+              <w:rPr>
+                <w:rFonts w:hint="eastAsia"/>
+                <w:noProof/>
+                <w:webHidden/>
+              </w:rPr>
+              <w:fldChar w:fldCharType="begin"/>
+            </w:r>
+            <w:r>
+              <w:rPr>
+                <w:rFonts w:hint="eastAsia"/>
+                <w:noProof/>
+                <w:webHidden/>
+              </w:rPr>
+              <w:instrText xml:space="preserve"> </w:instrText>
+            </w:r>
+            <w:r>
+              <w:rPr>
+                <w:noProof/>
+                <w:webHidden/>
+              </w:rPr>
+              <w:instrText>PAGEREF _Toc231569552 \h</w:instrText>
+            </w:r>
+            <w:r>
+              <w:rPr>
+                <w:rFonts w:hint="eastAsia"/>
+                <w:noProof/>
+                <w:webHidden/>
+              </w:rPr>
+              <w:instrText xml:space="preserve"> </w:instrText>
+            </w:r>
+            <w:r>
+              <w:rPr>
+                <w:rFonts w:hint="eastAsia"/>
+                <w:noProof/>
+                <w:webHidden/>
+              </w:rPr>
+            </w:r>
+            <w:r>
+              <w:rPr>
+                <w:rFonts w:hint="eastAsia"/>
+                <w:noProof/>
+                <w:webHidden/>
+              </w:rPr>
+              <w:fldChar w:fldCharType="separate"/>
+            </w:r>
+            <w:r>
+              <w:rPr>
+                <w:rFonts w:hint="eastAsia"/>
+                <w:noProof/>
+                <w:webHidden/>
+              </w:rPr>
+              <w:t>14</w:t>
+            </w:r>
+            <w:r>
+              <w:rPr>
+                <w:rFonts w:hint="eastAsia"/>
+                <w:noProof/>
+                <w:webHidden/>
+              </w:rPr>
+              <w:fldChar w:fldCharType="end"/>
+            </w:r>
+          </w:hyperlink>
+        </w:p>
+        <w:p>
+          <w:pPr>
+            <w:pStyle w:val="TOC3"/>
+            <w:tabs>
+              <w:tab w:val="right" w:leader="dot" w:pos="8656"/>
+            </w:tabs>
+            <w:ind w:left="960"/>
+            <w:rPr>
+              <w:rFonts w:asciiTheme="minorHAnsi" w:eastAsiaTheme="minorEastAsia" w:hAnsiTheme="minorHAnsi" w:cstheme="minorBidi" w:hint="eastAsia"/>
+              <w:noProof/>
+              <w:kern w:val="2"/>
+              <w:sz w:val="22"/>
+              <w14:ligatures w14:val="standardContextual"/>
+            </w:rPr>
+          </w:pPr>
+          <w:hyperlink w:anchor="_Toc231569553" w:history="1">
+            <w:r>
+              <w:rPr>
+                <w:rStyle w:val="a5"/>
+                <w:noProof/>
+              </w:rPr>
+              <w:t>5.2.2 实体关系说明</w:t>
+            </w:r>
+            <w:r>
+              <w:rPr>
+                <w:rFonts w:hint="eastAsia"/>
+                <w:noProof/>
+                <w:webHidden/>
+              </w:rPr>
+              <w:tab/>
+            </w:r>
+            <w:r>
+              <w:rPr>
+                <w:rFonts w:hint="eastAsia"/>
+                <w:noProof/>
+                <w:webHidden/>
+              </w:rPr>
+              <w:fldChar w:fldCharType="begin"/>
+            </w:r>
+            <w:r>
+              <w:rPr>
+                <w:rFonts w:hint="eastAsia"/>
+                <w:noProof/>
+                <w:webHidden/>
+              </w:rPr>
+              <w:instrText xml:space="preserve"> </w:instrText>
+            </w:r>
+            <w:r>
+              <w:rPr>
+                <w:noProof/>
+                <w:webHidden/>
+              </w:rPr>
+              <w:instrText>PAGEREF _Toc231569553 \h</w:instrText>
+            </w:r>
+            <w:r>
+              <w:rPr>
+                <w:rFonts w:hint="eastAsia"/>
+                <w:noProof/>
+                <w:webHidden/>
+              </w:rPr>
+              <w:instrText xml:space="preserve"> </w:instrText>
+            </w:r>
+            <w:r>
+              <w:rPr>
+                <w:rFonts w:hint="eastAsia"/>
+                <w:noProof/>
+                <w:webHidden/>
+              </w:rPr>
+            </w:r>
+            <w:r>
+              <w:rPr>
+                <w:rFonts w:hint="eastAsia"/>
+                <w:noProof/>
+                <w:webHidden/>
+              </w:rPr>
+              <w:fldChar w:fldCharType="separate"/>
+            </w:r>
+            <w:r>
+              <w:rPr>
+                <w:rFonts w:hint="eastAsia"/>
+                <w:noProof/>
+                <w:webHidden/>
+              </w:rPr>
+              <w:t>15</w:t>
+            </w:r>
+            <w:r>
+              <w:rPr>
+                <w:rFonts w:hint="eastAsia"/>
+                <w:noProof/>
+                <w:webHidden/>
+              </w:rPr>
+              <w:fldChar w:fldCharType="end"/>
+            </w:r>
+          </w:hyperlink>
+        </w:p>
+        <w:p>
+          <w:pPr>
+            <w:pStyle w:val="TOC2"/>
+            <w:tabs>
+              <w:tab w:val="right" w:leader="dot" w:pos="8656"/>
+            </w:tabs>
+            <w:ind w:left="480"/>
+            <w:rPr>
+              <w:rFonts w:asciiTheme="minorHAnsi" w:eastAsiaTheme="minorEastAsia" w:hAnsiTheme="minorHAnsi" w:cstheme="minorBidi" w:hint="eastAsia"/>
+              <w:noProof/>
+              <w:kern w:val="2"/>
+              <w:sz w:val="22"/>
+              <w14:ligatures w14:val="standardContextual"/>
+            </w:rPr>
+          </w:pPr>
+          <w:hyperlink w:anchor="_Toc231569554" w:history="1">
+            <w:r>
+              <w:rPr>
+                <w:rStyle w:val="a5"/>
+                <w:noProof/>
+              </w:rPr>
+              <w:t>5.3 行为建模</w:t>
+            </w:r>
+            <w:r>
+              <w:rPr>
+                <w:rFonts w:hint="eastAsia"/>
+                <w:noProof/>
+                <w:webHidden/>
+              </w:rPr>
+              <w:tab/>
+            </w:r>
+            <w:r>
+              <w:rPr>
+                <w:rFonts w:hint="eastAsia"/>
+                <w:noProof/>
+                <w:webHidden/>
+              </w:rPr>
+              <w:fldChar w:fldCharType="begin"/>
+            </w:r>
+            <w:r>
+              <w:rPr>
+                <w:rFonts w:hint="eastAsia"/>
+                <w:noProof/>
+                <w:webHidden/>
+              </w:rPr>
+              <w:instrText xml:space="preserve"> </w:instrText>
+            </w:r>
+            <w:r>
+              <w:rPr>
+                <w:noProof/>
+                <w:webHidden/>
+              </w:rPr>
+              <w:instrText>PAGEREF _Toc231569554 \h</w:instrText>
+            </w:r>
+            <w:r>
+              <w:rPr>
+                <w:rFonts w:hint="eastAsia"/>
+                <w:noProof/>
+                <w:webHidden/>
+              </w:rPr>
+              <w:instrText xml:space="preserve"> </w:instrText>
+            </w:r>
+            <w:r>
+              <w:rPr>
+                <w:rFonts w:hint="eastAsia"/>
+                <w:noProof/>
+                <w:webHidden/>
+              </w:rPr>
+            </w:r>
+            <w:r>
+              <w:rPr>
+                <w:rFonts w:hint="eastAsia"/>
+                <w:noProof/>
+                <w:webHidden/>
+              </w:rPr>
+              <w:fldChar w:fldCharType="separate"/>
+            </w:r>
+            <w:r>
+              <w:rPr>
+                <w:rFonts w:hint="eastAsia"/>
+                <w:noProof/>
+                <w:webHidden/>
+              </w:rPr>
+              <w:t>15</w:t>
+            </w:r>
+            <w:r>
+              <w:rPr>
+                <w:rFonts w:hint="eastAsia"/>
+                <w:noProof/>
+                <w:webHidden/>
+              </w:rPr>
+              <w:fldChar w:fldCharType="end"/>
+            </w:r>
+          </w:hyperlink>
+        </w:p>
+        <w:p>
+          <w:pPr>
+            <w:pStyle w:val="TOC3"/>
+            <w:tabs>
+              <w:tab w:val="right" w:leader="dot" w:pos="8656"/>
+            </w:tabs>
+            <w:ind w:left="960"/>
+            <w:rPr>
+              <w:rFonts w:asciiTheme="minorHAnsi" w:eastAsiaTheme="minorEastAsia" w:hAnsiTheme="minorHAnsi" w:cstheme="minorBidi" w:hint="eastAsia"/>
+              <w:noProof/>
+              <w:kern w:val="2"/>
+              <w:sz w:val="22"/>
+              <w14:ligatures w14:val="standardContextual"/>
+            </w:rPr>
+          </w:pPr>
+          <w:hyperlink w:anchor="_Toc231569555" w:history="1">
+            <w:r>
+              <w:rPr>
+                <w:rStyle w:val="a5"/>
+                <w:noProof/>
+              </w:rPr>
+              <w:t>5.3.1 图像上传与污渍检测状态图</w:t>
+            </w:r>
+            <w:r>
+              <w:rPr>
+                <w:rFonts w:hint="eastAsia"/>
+                <w:noProof/>
+                <w:webHidden/>
+              </w:rPr>
+              <w:tab/>
+            </w:r>
+            <w:r>
+              <w:rPr>
+                <w:rFonts w:hint="eastAsia"/>
+                <w:noProof/>
+                <w:webHidden/>
+              </w:rPr>
+              <w:fldChar w:fldCharType="begin"/>
+            </w:r>
+            <w:r>
+              <w:rPr>
+                <w:rFonts w:hint="eastAsia"/>
+                <w:noProof/>
+                <w:webHidden/>
+              </w:rPr>
+              <w:instrText xml:space="preserve"> </w:instrText>
+            </w:r>
+            <w:r>
+              <w:rPr>
+                <w:noProof/>
+                <w:webHidden/>
+              </w:rPr>
+              <w:instrText>PAGEREF _Toc231569555 \h</w:instrText>
+            </w:r>
+            <w:r>
+              <w:rPr>
+                <w:rFonts w:hint="eastAsia"/>
+                <w:noProof/>
+                <w:webHidden/>
+              </w:rPr>
+              <w:instrText xml:space="preserve"> </w:instrText>
+            </w:r>
+            <w:r>
+              <w:rPr>
+                <w:rFonts w:hint="eastAsia"/>
+                <w:noProof/>
+                <w:webHidden/>
+              </w:rPr>
+            </w:r>
+            <w:r>
+              <w:rPr>
+                <w:rFonts w:hint="eastAsia"/>
+                <w:noProof/>
+                <w:webHidden/>
+              </w:rPr>
+              <w:fldChar w:fldCharType="separate"/>
+            </w:r>
+            <w:r>
+              <w:rPr>
+                <w:rFonts w:hint="eastAsia"/>
+                <w:noProof/>
+                <w:webHidden/>
+              </w:rPr>
+              <w:t>15</w:t>
+            </w:r>
+            <w:r>
+              <w:rPr>
+                <w:rFonts w:hint="eastAsia"/>
+                <w:noProof/>
+                <w:webHidden/>
+              </w:rPr>
+              <w:fldChar w:fldCharType="end"/>
+            </w:r>
+          </w:hyperlink>
+        </w:p>
+        <w:p>
+          <w:pPr>
+            <w:pStyle w:val="TOC3"/>
+            <w:tabs>
+              <w:tab w:val="right" w:leader="dot" w:pos="8656"/>
+            </w:tabs>
+            <w:ind w:left="960"/>
+            <w:rPr>
+              <w:rFonts w:asciiTheme="minorHAnsi" w:eastAsiaTheme="minorEastAsia" w:hAnsiTheme="minorHAnsi" w:cstheme="minorBidi" w:hint="eastAsia"/>
+              <w:noProof/>
+              <w:kern w:val="2"/>
+              <w:sz w:val="22"/>
+              <w14:ligatures w14:val="standardContextual"/>
+            </w:rPr>
+          </w:pPr>
+          <w:hyperlink w:anchor="_Toc231569557" w:history="1">
+            <w:r>
+              <w:rPr>
+                <w:rStyle w:val="a5"/>
+                <w:noProof/>
+              </w:rPr>
+              <w:t>5.3.2 历史记录查询状态图</w:t>
+            </w:r>
+            <w:r>
+              <w:rPr>
+                <w:rFonts w:hint="eastAsia"/>
+                <w:noProof/>
+                <w:webHidden/>
+              </w:rPr>
+              <w:tab/>
+            </w:r>
+            <w:r>
+              <w:rPr>
+                <w:rFonts w:hint="eastAsia"/>
+                <w:noProof/>
+                <w:webHidden/>
+              </w:rPr>
+              <w:fldChar w:fldCharType="begin"/>
+            </w:r>
+            <w:r>
+              <w:rPr>
+                <w:rFonts w:hint="eastAsia"/>
+                <w:noProof/>
+                <w:webHidden/>
+              </w:rPr>
+              <w:instrText xml:space="preserve"> </w:instrText>
+            </w:r>
+            <w:r>
+              <w:rPr>
+                <w:noProof/>
+                <w:webHidden/>
+              </w:rPr>
+              <w:instrText>PAGEREF _Toc231569557 \h</w:instrText>
+            </w:r>
+            <w:r>
+              <w:rPr>
+                <w:rFonts w:hint="eastAsia"/>
+                <w:noProof/>
+                <w:webHidden/>
+              </w:rPr>
+              <w:instrText xml:space="preserve"> </w:instrText>
+            </w:r>
+            <w:r>
+              <w:rPr>
+                <w:rFonts w:hint="eastAsia"/>
+                <w:noProof/>
+                <w:webHidden/>
+              </w:rPr>
+            </w:r>
+            <w:r>
+              <w:rPr>
+                <w:rFonts w:hint="eastAsia"/>
+                <w:noProof/>
+                <w:webHidden/>
+              </w:rPr>
+              <w:fldChar w:fldCharType="separate"/>
+            </w:r>
+            <w:r>
+              <w:rPr>
+                <w:rFonts w:hint="eastAsia"/>
+                <w:noProof/>
+                <w:webHidden/>
+              </w:rPr>
+              <w:t>16</w:t>
+            </w:r>
+            <w:r>
+              <w:rPr>
+                <w:rFonts w:hint="eastAsia"/>
+                <w:noProof/>
+                <w:webHidden/>
+              </w:rPr>
+              <w:fldChar w:fldCharType="end"/>
+            </w:r>
+          </w:hyperlink>
+        </w:p>
+        <w:p>
+          <w:pPr>
+            <w:pStyle w:val="TOC1"/>
+            <w:tabs>
+              <w:tab w:val="right" w:leader="dot" w:pos="8656"/>
+            </w:tabs>
+            <w:rPr>
+              <w:rFonts w:asciiTheme="minorHAnsi" w:eastAsiaTheme="minorEastAsia" w:hAnsiTheme="minorHAnsi" w:cstheme="minorBidi" w:hint="eastAsia"/>
+              <w:noProof/>
+              <w:kern w:val="2"/>
+              <w:sz w:val="22"/>
+              <w14:ligatures w14:val="standardContextual"/>
+            </w:rPr>
+          </w:pPr>
+          <w:hyperlink w:anchor="_Toc231569559" w:history="1">
+            <w:r>
+              <w:rPr>
+                <w:rStyle w:val="a5"/>
+                <w:noProof/>
+              </w:rPr>
+              <w:t>6. 非功能性需求</w:t>
+            </w:r>
+            <w:r>
+              <w:rPr>
+                <w:rFonts w:hint="eastAsia"/>
+                <w:noProof/>
+                <w:webHidden/>
+              </w:rPr>
+              <w:tab/>
+            </w:r>
+            <w:r>
+              <w:rPr>
+                <w:rFonts w:hint="eastAsia"/>
+                <w:noProof/>
+                <w:webHidden/>
+              </w:rPr>
+              <w:fldChar w:fldCharType="begin"/>
+            </w:r>
+            <w:r>
+              <w:rPr>
+                <w:rFonts w:hint="eastAsia"/>
+                <w:noProof/>
+                <w:webHidden/>
+              </w:rPr>
+              <w:instrText xml:space="preserve"> </w:instrText>
+            </w:r>
+            <w:r>
+              <w:rPr>
+                <w:noProof/>
+                <w:webHidden/>
+              </w:rPr>
+              <w:instrText>PAGEREF _Toc231569559 \h</w:instrText>
+            </w:r>
+            <w:r>
+              <w:rPr>
+                <w:rFonts w:hint="eastAsia"/>
+                <w:noProof/>
+                <w:webHidden/>
+              </w:rPr>
+              <w:instrText xml:space="preserve"> </w:instrText>
+            </w:r>
+            <w:r>
+              <w:rPr>
+                <w:rFonts w:hint="eastAsia"/>
+                <w:noProof/>
+                <w:webHidden/>
+              </w:rPr>
+            </w:r>
+            <w:r>
+              <w:rPr>
+                <w:rFonts w:hint="eastAsia"/>
+                <w:noProof/>
+                <w:webHidden/>
+              </w:rPr>
+              <w:fldChar w:fldCharType="separate"/>
+            </w:r>
+            <w:r>
+              <w:rPr>
+                <w:rFonts w:hint="eastAsia"/>
+                <w:noProof/>
+                <w:webHidden/>
+              </w:rPr>
+              <w:t>17</w:t>
+            </w:r>
+            <w:r>
+              <w:rPr>
+                <w:rFonts w:hint="eastAsia"/>
+                <w:noProof/>
+                <w:webHidden/>
+              </w:rPr>
+              <w:fldChar w:fldCharType="end"/>
+            </w:r>
+          </w:hyperlink>
+        </w:p>
+        <w:p>
+          <w:pPr>
+            <w:pStyle w:val="TOC2"/>
+            <w:tabs>
+              <w:tab w:val="right" w:leader="dot" w:pos="8656"/>
+            </w:tabs>
+            <w:ind w:left="480"/>
+            <w:rPr>
+              <w:rFonts w:asciiTheme="minorHAnsi" w:eastAsiaTheme="minorEastAsia" w:hAnsiTheme="minorHAnsi" w:cstheme="minorBidi" w:hint="eastAsia"/>
+              <w:noProof/>
+              <w:kern w:val="2"/>
+              <w:sz w:val="22"/>
+              <w14:ligatures w14:val="standardContextual"/>
+            </w:rPr>
+          </w:pPr>
+          <w:hyperlink w:anchor="_Toc231569560" w:history="1">
+            <w:r>
+              <w:rPr>
+                <w:rStyle w:val="a5"/>
+                <w:noProof/>
+              </w:rPr>
+              <w:t>6.1 性能需求</w:t>
+            </w:r>
+            <w:r>
+              <w:rPr>
+                <w:rFonts w:hint="eastAsia"/>
+                <w:noProof/>
+                <w:webHidden/>
+              </w:rPr>
+              <w:tab/>
+            </w:r>
+            <w:r>
+              <w:rPr>
+                <w:rFonts w:hint="eastAsia"/>
+                <w:noProof/>
+                <w:webHidden/>
+              </w:rPr>
+              <w:fldChar w:fldCharType="begin"/>
+            </w:r>
+            <w:r>
+              <w:rPr>
+                <w:rFonts w:hint="eastAsia"/>
+                <w:noProof/>
+                <w:webHidden/>
+              </w:rPr>
+              <w:instrText xml:space="preserve"> </w:instrText>
+            </w:r>
+            <w:r>
+              <w:rPr>
+                <w:noProof/>
+                <w:webHidden/>
+              </w:rPr>
+              <w:instrText>PAGEREF _Toc231569560 \h</w:instrText>
+            </w:r>
+            <w:r>
+              <w:rPr>
+                <w:rFonts w:hint="eastAsia"/>
+                <w:noProof/>
+                <w:webHidden/>
+              </w:rPr>
+              <w:instrText xml:space="preserve"> </w:instrText>
+            </w:r>
+            <w:r>
+              <w:rPr>
+                <w:rFonts w:hint="eastAsia"/>
+                <w:noProof/>
+                <w:webHidden/>
+              </w:rPr>
+            </w:r>
+            <w:r>
+              <w:rPr>
+                <w:rFonts w:hint="eastAsia"/>
+                <w:noProof/>
+                <w:webHidden/>
+              </w:rPr>
+              <w:fldChar w:fldCharType="separate"/>
+            </w:r>
+            <w:r>
+              <w:rPr>
+                <w:rFonts w:hint="eastAsia"/>
+                <w:noProof/>
+                <w:webHidden/>
+              </w:rPr>
+              <w:t>17</w:t>
+            </w:r>
+            <w:r>
+              <w:rPr>
+                <w:rFonts w:hint="eastAsia"/>
+                <w:noProof/>
+                <w:webHidden/>
+              </w:rPr>
+              <w:fldChar w:fldCharType="end"/>
+            </w:r>
+          </w:hyperlink>
+        </w:p>
+        <w:p>
+          <w:pPr>
+            <w:pStyle w:val="TOC3"/>
+            <w:tabs>
+              <w:tab w:val="right" w:leader="dot" w:pos="8656"/>
+            </w:tabs>
+            <w:ind w:left="960"/>
+            <w:rPr>
+              <w:rFonts w:asciiTheme="minorHAnsi" w:eastAsiaTheme="minorEastAsia" w:hAnsiTheme="minorHAnsi" w:cstheme="minorBidi" w:hint="eastAsia"/>
+              <w:noProof/>
+              <w:kern w:val="2"/>
+              <w:sz w:val="22"/>
+              <w14:ligatures w14:val="standardContextual"/>
+            </w:rPr>
+          </w:pPr>
+          <w:hyperlink w:anchor="_Toc231569561" w:history="1">
+            <w:r>
+              <w:rPr>
+                <w:rStyle w:val="a5"/>
+                <w:noProof/>
+              </w:rPr>
+              <w:t>6.1.1 准确性</w:t>
+            </w:r>
+            <w:r>
+              <w:rPr>
+                <w:rFonts w:hint="eastAsia"/>
+                <w:noProof/>
+                <w:webHidden/>
+              </w:rPr>
+              <w:tab/>
+            </w:r>
+            <w:r>
+              <w:rPr>
+                <w:rFonts w:hint="eastAsia"/>
+                <w:noProof/>
+                <w:webHidden/>
+              </w:rPr>
+              <w:fldChar w:fldCharType="begin"/>
+            </w:r>
+            <w:r>
+              <w:rPr>
+                <w:rFonts w:hint="eastAsia"/>
+                <w:noProof/>
+                <w:webHidden/>
+              </w:rPr>
+              <w:instrText xml:space="preserve"> </w:instrText>
+            </w:r>
+            <w:r>
+              <w:rPr>
+                <w:noProof/>
+                <w:webHidden/>
+              </w:rPr>
+              <w:instrText>PAGEREF _Toc231569561 \h</w:instrText>
+            </w:r>
+            <w:r>
+              <w:rPr>
+                <w:rFonts w:hint="eastAsia"/>
+                <w:noProof/>
+                <w:webHidden/>
+              </w:rPr>
+              <w:instrText xml:space="preserve"> </w:instrText>
+            </w:r>
+            <w:r>
+              <w:rPr>
+                <w:rFonts w:hint="eastAsia"/>
+                <w:noProof/>
+                <w:webHidden/>
+              </w:rPr>
+            </w:r>
+            <w:r>
+              <w:rPr>
+                <w:rFonts w:hint="eastAsia"/>
+                <w:noProof/>
+                <w:webHidden/>
+              </w:rPr>
+              <w:fldChar w:fldCharType="separate"/>
+            </w:r>
+            <w:r>
+              <w:rPr>
+                <w:rFonts w:hint="eastAsia"/>
+                <w:noProof/>
+                <w:webHidden/>
+              </w:rPr>
+              <w:t>17</w:t>
+            </w:r>
+            <w:r>
+              <w:rPr>
+                <w:rFonts w:hint="eastAsia"/>
+                <w:noProof/>
+                <w:webHidden/>
+              </w:rPr>
+              <w:fldChar w:fldCharType="end"/>
+            </w:r>
+          </w:hyperlink>
+        </w:p>
+        <w:p>
+          <w:pPr>
+            <w:pStyle w:val="TOC3"/>
+            <w:tabs>
+              <w:tab w:val="right" w:leader="dot" w:pos="8656"/>
+            </w:tabs>
+            <w:ind w:left="960"/>
+            <w:rPr>
+              <w:rFonts w:asciiTheme="minorHAnsi" w:eastAsiaTheme="minorEastAsia" w:hAnsiTheme="minorHAnsi" w:cstheme="minorBidi" w:hint="eastAsia"/>
+              <w:noProof/>
+              <w:kern w:val="2"/>
+              <w:sz w:val="22"/>
+              <w14:ligatures w14:val="standardContextual"/>
+            </w:rPr>
+          </w:pPr>
+          <w:hyperlink w:anchor="_Toc231569562" w:history="1">
+            <w:r>
+              <w:rPr>
+                <w:rStyle w:val="a5"/>
+                <w:noProof/>
+              </w:rPr>
+              <w:t>6.1.2 时间特性需求</w:t>
+            </w:r>
+            <w:r>
+              <w:rPr>
+                <w:rFonts w:hint="eastAsia"/>
+                <w:noProof/>
+                <w:webHidden/>
+              </w:rPr>
+              <w:tab/>
+            </w:r>
+            <w:r>
+              <w:rPr>
+                <w:rFonts w:hint="eastAsia"/>
+                <w:noProof/>
+                <w:webHidden/>
+              </w:rPr>
+              <w:fldChar w:fldCharType="begin"/>
+            </w:r>
+            <w:r>
+              <w:rPr>
+                <w:rFonts w:hint="eastAsia"/>
+                <w:noProof/>
+                <w:webHidden/>
+              </w:rPr>
+              <w:instrText xml:space="preserve"> </w:instrText>
+            </w:r>
+            <w:r>
+              <w:rPr>
+                <w:noProof/>
+                <w:webHidden/>
+              </w:rPr>
+              <w:instrText>PAGEREF _Toc231569562 \h</w:instrText>
+            </w:r>
+            <w:r>
+              <w:rPr>
+                <w:rFonts w:hint="eastAsia"/>
+                <w:noProof/>
+                <w:webHidden/>
+              </w:rPr>
+              <w:instrText xml:space="preserve"> </w:instrText>
+            </w:r>
+            <w:r>
+              <w:rPr>
+                <w:rFonts w:hint="eastAsia"/>
+                <w:noProof/>
+                <w:webHidden/>
+              </w:rPr>
+            </w:r>
+            <w:r>
+              <w:rPr>
+                <w:rFonts w:hint="eastAsia"/>
+                <w:noProof/>
+                <w:webHidden/>
+              </w:rPr>
+              <w:fldChar w:fldCharType="separate"/>
+            </w:r>
+            <w:r>
+              <w:rPr>
+                <w:rFonts w:hint="eastAsia"/>
+                <w:noProof/>
+                <w:webHidden/>
+              </w:rPr>
+              <w:t>17</w:t>
+            </w:r>
+            <w:r>
+              <w:rPr>
+                <w:rFonts w:hint="eastAsia"/>
+                <w:noProof/>
+                <w:webHidden/>
+              </w:rPr>
+              <w:fldChar w:fldCharType="end"/>
+            </w:r>
+          </w:hyperlink>
+        </w:p>
+        <w:p>
+          <w:pPr>
+            <w:pStyle w:val="TOC3"/>
+            <w:tabs>
+              <w:tab w:val="right" w:leader="dot" w:pos="8656"/>
+            </w:tabs>
+            <w:ind w:left="960"/>
+            <w:rPr>
+              <w:rFonts w:asciiTheme="minorHAnsi" w:eastAsiaTheme="minorEastAsia" w:hAnsiTheme="minorHAnsi" w:cstheme="minorBidi" w:hint="eastAsia"/>
+              <w:noProof/>
+              <w:kern w:val="2"/>
+              <w:sz w:val="22"/>
+              <w14:ligatures w14:val="standardContextual"/>
+            </w:rPr>
+          </w:pPr>
+          <w:hyperlink w:anchor="_Toc231569563" w:history="1">
+            <w:r>
+              <w:rPr>
+                <w:rStyle w:val="a5"/>
+                <w:noProof/>
+              </w:rPr>
+              <w:t>6.1.3 系统吞吐量</w:t>
+            </w:r>
+            <w:r>
+              <w:rPr>
+                <w:rFonts w:hint="eastAsia"/>
+                <w:noProof/>
+                <w:webHidden/>
+              </w:rPr>
+              <w:tab/>
+            </w:r>
+            <w:r>
+              <w:rPr>
+                <w:rFonts w:hint="eastAsia"/>
+                <w:noProof/>
+                <w:webHidden/>
+              </w:rPr>
+              <w:fldChar w:fldCharType="begin"/>
+            </w:r>
+            <w:r>
+              <w:rPr>
+                <w:rFonts w:hint="eastAsia"/>
+                <w:noProof/>
+                <w:webHidden/>
+              </w:rPr>
+              <w:instrText xml:space="preserve"> </w:instrText>
+            </w:r>
+            <w:r>
+              <w:rPr>
+                <w:noProof/>
+                <w:webHidden/>
+              </w:rPr>
+              <w:instrText>PAGEREF _Toc231569563 \h</w:instrText>
+            </w:r>
+            <w:r>
+              <w:rPr>
+                <w:rFonts w:hint="eastAsia"/>
+                <w:noProof/>
+                <w:webHidden/>
+              </w:rPr>
+              <w:instrText xml:space="preserve"> </w:instrText>
+            </w:r>
+            <w:r>
+              <w:rPr>
+                <w:rFonts w:hint="eastAsia"/>
+                <w:noProof/>
+                <w:webHidden/>
+              </w:rPr>
+            </w:r>
+            <w:r>
+              <w:rPr>
+                <w:rFonts w:hint="eastAsia"/>
+                <w:noProof/>
+                <w:webHidden/>
+              </w:rPr>
+              <w:fldChar w:fldCharType="separate"/>
+            </w:r>
+            <w:r>
+              <w:rPr>
+                <w:rFonts w:hint="eastAsia"/>
+                <w:noProof/>
+                <w:webHidden/>
+              </w:rPr>
+              <w:t>17</w:t>
+            </w:r>
+            <w:r>
+              <w:rPr>
+                <w:rFonts w:hint="eastAsia"/>
+                <w:noProof/>
+                <w:webHidden/>
+              </w:rPr>
+              <w:fldChar w:fldCharType="end"/>
+            </w:r>
+          </w:hyperlink>
+        </w:p>
+        <w:p>
+          <w:pPr>
+            <w:pStyle w:val="TOC2"/>
+            <w:tabs>
+              <w:tab w:val="right" w:leader="dot" w:pos="8656"/>
+            </w:tabs>
+            <w:ind w:left="480"/>
+            <w:rPr>
+              <w:rFonts w:asciiTheme="minorHAnsi" w:eastAsiaTheme="minorEastAsia" w:hAnsiTheme="minorHAnsi" w:cstheme="minorBidi" w:hint="eastAsia"/>
+              <w:noProof/>
+              <w:kern w:val="2"/>
+              <w:sz w:val="22"/>
+              <w14:ligatures w14:val="standardContextual"/>
+            </w:rPr>
+          </w:pPr>
+          <w:hyperlink w:anchor="_Toc231569564" w:history="1">
+            <w:r>
+              <w:rPr>
+                <w:rStyle w:val="a5"/>
+                <w:noProof/>
+              </w:rPr>
+              <w:t>6.2 输入输出需求</w:t>
+            </w:r>
+            <w:r>
+              <w:rPr>
+                <w:rFonts w:hint="eastAsia"/>
+                <w:noProof/>
+                <w:webHidden/>
+              </w:rPr>
+              <w:tab/>
+            </w:r>
+            <w:r>
+              <w:rPr>
+                <w:rFonts w:hint="eastAsia"/>
+                <w:noProof/>
+                <w:webHidden/>
+              </w:rPr>
+              <w:fldChar w:fldCharType="begin"/>
+            </w:r>
+            <w:r>
+              <w:rPr>
+                <w:rFonts w:hint="eastAsia"/>
+                <w:noProof/>
+                <w:webHidden/>
+              </w:rPr>
+              <w:instrText xml:space="preserve"> </w:instrText>
+            </w:r>
+            <w:r>
+              <w:rPr>
+                <w:noProof/>
+                <w:webHidden/>
+              </w:rPr>
+              <w:instrText>PAGEREF _Toc231569564 \h</w:instrText>
+            </w:r>
+            <w:r>
+              <w:rPr>
+                <w:rFonts w:hint="eastAsia"/>
+                <w:noProof/>
+                <w:webHidden/>
+              </w:rPr>
+              <w:instrText xml:space="preserve"> </w:instrText>
+            </w:r>
+            <w:r>
+              <w:rPr>
+                <w:rFonts w:hint="eastAsia"/>
+                <w:noProof/>
+                <w:webHidden/>
+              </w:rPr>
+            </w:r>
+            <w:r>
+              <w:rPr>
+                <w:rFonts w:hint="eastAsia"/>
+                <w:noProof/>
+                <w:webHidden/>
+              </w:rPr>
+              <w:fldChar w:fldCharType="separate"/>
+            </w:r>
+            <w:r>
+              <w:rPr>
+                <w:rFonts w:hint="eastAsia"/>
+                <w:noProof/>
+                <w:webHidden/>
+              </w:rPr>
+              <w:t>17</w:t>
+            </w:r>
+            <w:r>
+              <w:rPr>
+                <w:rFonts w:hint="eastAsia"/>
+                <w:noProof/>
+                <w:webHidden/>
+              </w:rPr>
+              <w:fldChar w:fldCharType="end"/>
+            </w:r>
+          </w:hyperlink>
+        </w:p>
+        <w:p>
+          <w:pPr>
+            <w:pStyle w:val="TOC3"/>
+            <w:tabs>
+              <w:tab w:val="right" w:leader="dot" w:pos="8656"/>
+            </w:tabs>
+            <w:ind w:left="960"/>
+            <w:rPr>
+              <w:rFonts w:asciiTheme="minorHAnsi" w:eastAsiaTheme="minorEastAsia" w:hAnsiTheme="minorHAnsi" w:cstheme="minorBidi" w:hint="eastAsia"/>
+              <w:noProof/>
+              <w:kern w:val="2"/>
+              <w:sz w:val="22"/>
+              <w14:ligatures w14:val="standardContextual"/>
+            </w:rPr>
+          </w:pPr>
+          <w:hyperlink w:anchor="_Toc231569565" w:history="1">
+            <w:r>
+              <w:rPr>
+                <w:rStyle w:val="a5"/>
+                <w:noProof/>
+              </w:rPr>
+              <w:t>6.2.1 输入需求</w:t>
+            </w:r>
+            <w:r>
+              <w:rPr>
+                <w:rFonts w:hint="eastAsia"/>
+                <w:noProof/>
+                <w:webHidden/>
+              </w:rPr>
+              <w:tab/>
+            </w:r>
+            <w:r>
+              <w:rPr>
+                <w:rFonts w:hint="eastAsia"/>
+                <w:noProof/>
+                <w:webHidden/>
+              </w:rPr>
+              <w:fldChar w:fldCharType="begin"/>
+            </w:r>
+            <w:r>
+              <w:rPr>
+                <w:rFonts w:hint="eastAsia"/>
+                <w:noProof/>
+                <w:webHidden/>
+              </w:rPr>
+              <w:instrText xml:space="preserve"> </w:instrText>
+            </w:r>
+            <w:r>
+              <w:rPr>
+                <w:noProof/>
+                <w:webHidden/>
+              </w:rPr>
+              <w:instrText>PAGEREF _Toc231569565 \h</w:instrText>
+            </w:r>
+            <w:r>
+              <w:rPr>
+                <w:rFonts w:hint="eastAsia"/>
+                <w:noProof/>
+                <w:webHidden/>
+              </w:rPr>
+              <w:instrText xml:space="preserve"> </w:instrText>
+            </w:r>
+            <w:r>
+              <w:rPr>
+                <w:rFonts w:hint="eastAsia"/>
+                <w:noProof/>
+                <w:webHidden/>
+              </w:rPr>
+            </w:r>
+            <w:r>
+              <w:rPr>
+                <w:rFonts w:hint="eastAsia"/>
+                <w:noProof/>
+                <w:webHidden/>
+              </w:rPr>
+              <w:fldChar w:fldCharType="separate"/>
+            </w:r>
+            <w:r>
+              <w:rPr>
+                <w:rFonts w:hint="eastAsia"/>
+                <w:noProof/>
+                <w:webHidden/>
+              </w:rPr>
+              <w:t>17</w:t>
+            </w:r>
+            <w:r>
+              <w:rPr>
+                <w:rFonts w:hint="eastAsia"/>
+                <w:noProof/>
+                <w:webHidden/>
+              </w:rPr>
+              <w:fldChar w:fldCharType="end"/>
+            </w:r>
+          </w:hyperlink>
+        </w:p>
+        <w:p>
+          <w:pPr>
+            <w:pStyle w:val="TOC3"/>
+            <w:tabs>
+              <w:tab w:val="right" w:leader="dot" w:pos="8656"/>
+            </w:tabs>
+            <w:ind w:left="960"/>
+            <w:rPr>
+              <w:rFonts w:asciiTheme="minorHAnsi" w:eastAsiaTheme="minorEastAsia" w:hAnsiTheme="minorHAnsi" w:cstheme="minorBidi" w:hint="eastAsia"/>
+              <w:noProof/>
+              <w:kern w:val="2"/>
+              <w:sz w:val="22"/>
+              <w14:ligatures w14:val="standardContextual"/>
+            </w:rPr>
+          </w:pPr>
+          <w:hyperlink w:anchor="_Toc231569566" w:history="1">
+            <w:r>
+              <w:rPr>
+                <w:rStyle w:val="a5"/>
+                <w:noProof/>
+              </w:rPr>
+              <w:t>6.2.2 输出需求</w:t>
+            </w:r>
+            <w:r>
+              <w:rPr>
+                <w:rFonts w:hint="eastAsia"/>
+                <w:noProof/>
+                <w:webHidden/>
+              </w:rPr>
+              <w:tab/>
+            </w:r>
+            <w:r>
+              <w:rPr>
+                <w:rFonts w:hint="eastAsia"/>
+                <w:noProof/>
+                <w:webHidden/>
+              </w:rPr>
+              <w:fldChar w:fldCharType="begin"/>
+            </w:r>
+            <w:r>
+              <w:rPr>
+                <w:rFonts w:hint="eastAsia"/>
+                <w:noProof/>
+                <w:webHidden/>
+              </w:rPr>
+              <w:instrText xml:space="preserve"> </w:instrText>
+            </w:r>
+            <w:r>
+              <w:rPr>
+                <w:noProof/>
+                <w:webHidden/>
+              </w:rPr>
+              <w:instrText>PAGEREF _Toc231569566 \h</w:instrText>
+            </w:r>
+            <w:r>
+              <w:rPr>
+                <w:rFonts w:hint="eastAsia"/>
+                <w:noProof/>
+                <w:webHidden/>
+              </w:rPr>
+              <w:instrText xml:space="preserve"> </w:instrText>
+            </w:r>
+            <w:r>
+              <w:rPr>
+                <w:rFonts w:hint="eastAsia"/>
+                <w:noProof/>
+                <w:webHidden/>
+              </w:rPr>
+            </w:r>
+            <w:r>
+              <w:rPr>
+                <w:rFonts w:hint="eastAsia"/>
+                <w:noProof/>
+                <w:webHidden/>
+              </w:rPr>
+              <w:fldChar w:fldCharType="separate"/>
+            </w:r>
+            <w:r>
+              <w:rPr>
+                <w:rFonts w:hint="eastAsia"/>
+                <w:noProof/>
+                <w:webHidden/>
+              </w:rPr>
+              <w:t>18</w:t>
+            </w:r>
+            <w:r>
+              <w:rPr>
+                <w:rFonts w:hint="eastAsia"/>
+                <w:noProof/>
+                <w:webHidden/>
+              </w:rPr>
+              <w:fldChar w:fldCharType="end"/>
+            </w:r>
+          </w:hyperlink>
+        </w:p>
+        <w:p>
+          <w:pPr>
+            <w:pStyle w:val="TOC2"/>
+            <w:tabs>
+              <w:tab w:val="right" w:leader="dot" w:pos="8656"/>
+            </w:tabs>
+            <w:ind w:left="480"/>
+            <w:rPr>
+              <w:rFonts w:asciiTheme="minorHAnsi" w:eastAsiaTheme="minorEastAsia" w:hAnsiTheme="minorHAnsi" w:cstheme="minorBidi" w:hint="eastAsia"/>
+              <w:noProof/>
+              <w:kern w:val="2"/>
+              <w:sz w:val="22"/>
+              <w14:ligatures w14:val="standardContextual"/>
+            </w:rPr>
+          </w:pPr>
+          <w:hyperlink w:anchor="_Toc231569567" w:history="1">
+            <w:r>
+              <w:rPr>
+                <w:rStyle w:val="a5"/>
+                <w:noProof/>
+              </w:rPr>
+              <w:t>6.3 数据管理能力需求</w:t>
+            </w:r>
+            <w:r>
+              <w:rPr>
+                <w:rFonts w:hint="eastAsia"/>
+                <w:noProof/>
+                <w:webHidden/>
+              </w:rPr>
+              <w:tab/>
+            </w:r>
+            <w:r>
+              <w:rPr>
+                <w:rFonts w:hint="eastAsia"/>
+                <w:noProof/>
+                <w:webHidden/>
+              </w:rPr>
+              <w:fldChar w:fldCharType="begin"/>
+            </w:r>
+            <w:r>
+              <w:rPr>
+                <w:rFonts w:hint="eastAsia"/>
+                <w:noProof/>
+                <w:webHidden/>
+              </w:rPr>
+              <w:instrText xml:space="preserve"> </w:instrText>
+            </w:r>
+            <w:r>
+              <w:rPr>
+                <w:noProof/>
+                <w:webHidden/>
+              </w:rPr>
+              <w:instrText>PAGEREF _Toc231569567 \h</w:instrText>
+            </w:r>
+            <w:r>
+              <w:rPr>
+                <w:rFonts w:hint="eastAsia"/>
+                <w:noProof/>
+                <w:webHidden/>
+              </w:rPr>
+              <w:instrText xml:space="preserve"> </w:instrText>
+            </w:r>
+            <w:r>
+              <w:rPr>
+                <w:rFonts w:hint="eastAsia"/>
+                <w:noProof/>
+                <w:webHidden/>
+              </w:rPr>
+            </w:r>
+            <w:r>
+              <w:rPr>
+                <w:rFonts w:hint="eastAsia"/>
+                <w:noProof/>
+                <w:webHidden/>
+              </w:rPr>
+              <w:fldChar w:fldCharType="separate"/>
+            </w:r>
+            <w:r>
+              <w:rPr>
+                <w:rFonts w:hint="eastAsia"/>
+                <w:noProof/>
+                <w:webHidden/>
+              </w:rPr>
+              <w:t>18</w:t>
+            </w:r>
+            <w:r>
+              <w:rPr>
+                <w:rFonts w:hint="eastAsia"/>
+                <w:noProof/>
+                <w:webHidden/>
+              </w:rPr>
+              <w:fldChar w:fldCharType="end"/>
+            </w:r>
+          </w:hyperlink>
+        </w:p>
+        <w:p>
+          <w:pPr>
+            <w:pStyle w:val="TOC2"/>
+            <w:tabs>
+              <w:tab w:val="right" w:leader="dot" w:pos="8656"/>
+            </w:tabs>
+            <w:ind w:left="480"/>
+            <w:rPr>
+              <w:rFonts w:asciiTheme="minorHAnsi" w:eastAsiaTheme="minorEastAsia" w:hAnsiTheme="minorHAnsi" w:cstheme="minorBidi" w:hint="eastAsia"/>
+              <w:noProof/>
+              <w:kern w:val="2"/>
+              <w:sz w:val="22"/>
+              <w14:ligatures w14:val="standardContextual"/>
+            </w:rPr>
+          </w:pPr>
+          <w:hyperlink w:anchor="_Toc231569568" w:history="1">
+            <w:r>
+              <w:rPr>
+                <w:rStyle w:val="a5"/>
+                <w:noProof/>
+              </w:rPr>
+              <w:t>6.4 安全与保密性需求</w:t>
+            </w:r>
+            <w:r>
+              <w:rPr>
+                <w:rFonts w:hint="eastAsia"/>
+                <w:noProof/>
+                <w:webHidden/>
+              </w:rPr>
+              <w:tab/>
+            </w:r>
+            <w:r>
+              <w:rPr>
+                <w:rFonts w:hint="eastAsia"/>
+                <w:noProof/>
+                <w:webHidden/>
+              </w:rPr>
+              <w:fldChar w:fldCharType="begin"/>
+            </w:r>
+            <w:r>
+              <w:rPr>
+                <w:rFonts w:hint="eastAsia"/>
+                <w:noProof/>
+                <w:webHidden/>
+              </w:rPr>
+              <w:instrText xml:space="preserve"> </w:instrText>
+            </w:r>
+            <w:r>
+              <w:rPr>
+                <w:noProof/>
+                <w:webHidden/>
+              </w:rPr>
+              <w:instrText>PAGEREF _Toc231569568 \h</w:instrText>
+            </w:r>
+            <w:r>
+              <w:rPr>
+                <w:rFonts w:hint="eastAsia"/>
+                <w:noProof/>
+                <w:webHidden/>
+              </w:rPr>
+              <w:instrText xml:space="preserve"> </w:instrText>
+            </w:r>
+            <w:r>
+              <w:rPr>
+                <w:rFonts w:hint="eastAsia"/>
+                <w:noProof/>
+                <w:webHidden/>
+              </w:rPr>
+            </w:r>
+            <w:r>
+              <w:rPr>
+                <w:rFonts w:hint="eastAsia"/>
+                <w:noProof/>
+                <w:webHidden/>
+              </w:rPr>
+              <w:fldChar w:fldCharType="separate"/>
+            </w:r>
+            <w:r>
+              <w:rPr>
+                <w:rFonts w:hint="eastAsia"/>
+                <w:noProof/>
+                <w:webHidden/>
+              </w:rPr>
+              <w:t>18</w:t>
+            </w:r>
+            <w:r>
+              <w:rPr>
+                <w:rFonts w:hint="eastAsia"/>
+                <w:noProof/>
+                <w:webHidden/>
+              </w:rPr>
+              <w:fldChar w:fldCharType="end"/>
+            </w:r>
+          </w:hyperlink>
+        </w:p>
+        <w:p>
+          <w:pPr>
+            <w:pStyle w:val="TOC2"/>
+            <w:tabs>
+              <w:tab w:val="right" w:leader="dot" w:pos="8656"/>
+            </w:tabs>
+            <w:ind w:left="480"/>
+            <w:rPr>
+              <w:rFonts w:asciiTheme="minorHAnsi" w:eastAsiaTheme="minorEastAsia" w:hAnsiTheme="minorHAnsi" w:cstheme="minorBidi" w:hint="eastAsia"/>
+              <w:noProof/>
+              <w:kern w:val="2"/>
+              <w:sz w:val="22"/>
+              <w14:ligatures w14:val="standardContextual"/>
+            </w:rPr>
+          </w:pPr>
+          <w:hyperlink w:anchor="_Toc231569569" w:history="1">
+            <w:r>
+              <w:rPr>
+                <w:rStyle w:val="a5"/>
+                <w:noProof/>
+              </w:rPr>
+              <w:t>6.5 灵活性需求</w:t>
+            </w:r>
+            <w:r>
+              <w:rPr>
+                <w:rFonts w:hint="eastAsia"/>
+                <w:noProof/>
+                <w:webHidden/>
+              </w:rPr>
+              <w:tab/>
+            </w:r>
+            <w:r>
+              <w:rPr>
+                <w:rFonts w:hint="eastAsia"/>
+                <w:noProof/>
+                <w:webHidden/>
+              </w:rPr>
+              <w:fldChar w:fldCharType="begin"/>
+            </w:r>
+            <w:r>
+              <w:rPr>
+                <w:rFonts w:hint="eastAsia"/>
+                <w:noProof/>
+                <w:webHidden/>
+              </w:rPr>
+              <w:instrText xml:space="preserve"> </w:instrText>
+            </w:r>
+            <w:r>
+              <w:rPr>
+                <w:noProof/>
+                <w:webHidden/>
+              </w:rPr>
+              <w:instrText>PAGEREF _Toc231569569 \h</w:instrText>
+            </w:r>
+            <w:r>
+              <w:rPr>
+                <w:rFonts w:hint="eastAsia"/>
+                <w:noProof/>
+                <w:webHidden/>
+              </w:rPr>
+              <w:instrText xml:space="preserve"> </w:instrText>
+            </w:r>
+            <w:r>
+              <w:rPr>
+                <w:rFonts w:hint="eastAsia"/>
+                <w:noProof/>
+                <w:webHidden/>
+              </w:rPr>
+            </w:r>
+            <w:r>
+              <w:rPr>
+                <w:rFonts w:hint="eastAsia"/>
+                <w:noProof/>
+                <w:webHidden/>
+              </w:rPr>
+              <w:fldChar w:fldCharType="separate"/>
+            </w:r>
+            <w:r>
+              <w:rPr>
+                <w:rFonts w:hint="eastAsia"/>
+                <w:noProof/>
+                <w:webHidden/>
+              </w:rPr>
+              <w:t>18</w:t>
+            </w:r>
+            <w:r>
+              <w:rPr>
+                <w:rFonts w:hint="eastAsia"/>
+                <w:noProof/>
+                <w:webHidden/>
+              </w:rPr>
+              <w:fldChar w:fldCharType="end"/>
+            </w:r>
+          </w:hyperlink>
+        </w:p>
+        <w:p>
+          <w:pPr>
+            <w:pStyle w:val="TOC2"/>
+            <w:tabs>
+              <w:tab w:val="right" w:leader="dot" w:pos="8656"/>
+            </w:tabs>
+            <w:ind w:left="480"/>
+            <w:rPr>
+              <w:rFonts w:asciiTheme="minorHAnsi" w:eastAsiaTheme="minorEastAsia" w:hAnsiTheme="minorHAnsi" w:cstheme="minorBidi" w:hint="eastAsia"/>
+              <w:noProof/>
+              <w:kern w:val="2"/>
+              <w:sz w:val="22"/>
+              <w14:ligatures w14:val="standardContextual"/>
+            </w:rPr>
+          </w:pPr>
+          <w:hyperlink w:anchor="_Toc231569570" w:history="1">
+            <w:r>
+              <w:rPr>
+                <w:rStyle w:val="a5"/>
+                <w:noProof/>
+              </w:rPr>
+              <w:t>6.6 其他特殊需求</w:t>
+            </w:r>
+            <w:r>
+              <w:rPr>
+                <w:rFonts w:hint="eastAsia"/>
+                <w:noProof/>
+                <w:webHidden/>
+              </w:rPr>
+              <w:tab/>
+            </w:r>
+            <w:r>
+              <w:rPr>
+                <w:rFonts w:hint="eastAsia"/>
+                <w:noProof/>
+                <w:webHidden/>
+              </w:rPr>
+              <w:fldChar w:fldCharType="begin"/>
+            </w:r>
+            <w:r>
+              <w:rPr>
+                <w:rFonts w:hint="eastAsia"/>
+                <w:noProof/>
+                <w:webHidden/>
+              </w:rPr>
+              <w:instrText xml:space="preserve"> </w:instrText>
+            </w:r>
+            <w:r>
+              <w:rPr>
+                <w:noProof/>
+                <w:webHidden/>
+              </w:rPr>
+              <w:instrText>PAGEREF _Toc231569570 \h</w:instrText>
+            </w:r>
+            <w:r>
+              <w:rPr>
+                <w:rFonts w:hint="eastAsia"/>
+                <w:noProof/>
+                <w:webHidden/>
+              </w:rPr>
+              <w:instrText xml:space="preserve"> </w:instrText>
+            </w:r>
+            <w:r>
+              <w:rPr>
+                <w:rFonts w:hint="eastAsia"/>
+                <w:noProof/>
+                <w:webHidden/>
+              </w:rPr>
+            </w:r>
+            <w:r>
+              <w:rPr>
+                <w:rFonts w:hint="eastAsia"/>
+                <w:noProof/>
+                <w:webHidden/>
+              </w:rPr>
+              <w:fldChar w:fldCharType="separate"/>
+            </w:r>
+            <w:r>
+              <w:rPr>
+                <w:rFonts w:hint="eastAsia"/>
+                <w:noProof/>
+                <w:webHidden/>
+              </w:rPr>
+              <w:t>19</w:t>
+            </w:r>
+            <w:r>
+              <w:rPr>
+                <w:rFonts w:hint="eastAsia"/>
+                <w:noProof/>
+                <w:webHidden/>
+              </w:rPr>
+              <w:fldChar w:fldCharType="end"/>
+            </w:r>
+          </w:hyperlink>
+        </w:p>
+        <w:p>
+          <w:pPr>
+            <w:pStyle w:val="TOC1"/>
+            <w:tabs>
+              <w:tab w:val="right" w:leader="dot" w:pos="8656"/>
+            </w:tabs>
+            <w:rPr>
+              <w:rFonts w:asciiTheme="minorHAnsi" w:eastAsiaTheme="minorEastAsia" w:hAnsiTheme="minorHAnsi" w:cstheme="minorBidi" w:hint="eastAsia"/>
+              <w:noProof/>
+              <w:kern w:val="2"/>
+              <w:sz w:val="22"/>
+              <w14:ligatures w14:val="standardContextual"/>
+            </w:rPr>
+          </w:pPr>
+          <w:hyperlink w:anchor="_Toc231569571" w:history="1">
+            <w:r>
+              <w:rPr>
+                <w:rStyle w:val="a5"/>
+                <w:noProof/>
+              </w:rPr>
+              <w:t>7. 运行环境需求</w:t>
+            </w:r>
+            <w:r>
+              <w:rPr>
+                <w:rFonts w:hint="eastAsia"/>
+                <w:noProof/>
+                <w:webHidden/>
+              </w:rPr>
+              <w:tab/>
+            </w:r>
+            <w:r>
+              <w:rPr>
+                <w:rFonts w:hint="eastAsia"/>
+                <w:noProof/>
+                <w:webHidden/>
+              </w:rPr>
+              <w:fldChar w:fldCharType="begin"/>
+            </w:r>
+            <w:r>
+              <w:rPr>
+                <w:rFonts w:hint="eastAsia"/>
+                <w:noProof/>
+                <w:webHidden/>
+              </w:rPr>
+              <w:instrText xml:space="preserve"> </w:instrText>
+            </w:r>
+            <w:r>
+              <w:rPr>
+                <w:noProof/>
+                <w:webHidden/>
+              </w:rPr>
+              <w:instrText>PAGEREF _Toc231569571 \h</w:instrText>
+            </w:r>
+            <w:r>
+              <w:rPr>
+                <w:rFonts w:hint="eastAsia"/>
+                <w:noProof/>
+                <w:webHidden/>
+              </w:rPr>
+              <w:instrText xml:space="preserve"> </w:instrText>
+            </w:r>
+            <w:r>
+              <w:rPr>
+                <w:rFonts w:hint="eastAsia"/>
+                <w:noProof/>
+                <w:webHidden/>
+              </w:rPr>
+            </w:r>
+            <w:r>
+              <w:rPr>
+                <w:rFonts w:hint="eastAsia"/>
+                <w:noProof/>
+                <w:webHidden/>
+              </w:rPr>
+              <w:fldChar w:fldCharType="separate"/>
+            </w:r>
+            <w:r>
+              <w:rPr>
+                <w:rFonts w:hint="eastAsia"/>
+                <w:noProof/>
+                <w:webHidden/>
+              </w:rPr>
+              <w:t>19</w:t>
+            </w:r>
+            <w:r>
+              <w:rPr>
+                <w:rFonts w:hint="eastAsia"/>
+                <w:noProof/>
+                <w:webHidden/>
+              </w:rPr>
+              <w:fldChar w:fldCharType="end"/>
+            </w:r>
+          </w:hyperlink>
+        </w:p>
+        <w:p>
+          <w:pPr>
+            <w:pStyle w:val="TOC2"/>
+            <w:tabs>
+              <w:tab w:val="right" w:leader="dot" w:pos="8656"/>
+            </w:tabs>
+            <w:ind w:left="480"/>
+            <w:rPr>
+              <w:rFonts w:asciiTheme="minorHAnsi" w:eastAsiaTheme="minorEastAsia" w:hAnsiTheme="minorHAnsi" w:cstheme="minorBidi" w:hint="eastAsia"/>
+              <w:noProof/>
+              <w:kern w:val="2"/>
+              <w:sz w:val="22"/>
+              <w14:ligatures w14:val="standardContextual"/>
+            </w:rPr>
+          </w:pPr>
+          <w:hyperlink w:anchor="_Toc231569572" w:history="1">
+            <w:r>
+              <w:rPr>
+                <w:rStyle w:val="a5"/>
+                <w:noProof/>
+              </w:rPr>
+              <w:t>7.1 硬件设备</w:t>
+            </w:r>
+            <w:r>
+              <w:rPr>
+                <w:rFonts w:hint="eastAsia"/>
+                <w:noProof/>
+                <w:webHidden/>
+              </w:rPr>
+              <w:tab/>
+            </w:r>
+            <w:r>
+              <w:rPr>
+                <w:rFonts w:hint="eastAsia"/>
+                <w:noProof/>
+                <w:webHidden/>
+              </w:rPr>
+              <w:fldChar w:fldCharType="begin"/>
+            </w:r>
+            <w:r>
+              <w:rPr>
+                <w:rFonts w:hint="eastAsia"/>
+                <w:noProof/>
+                <w:webHidden/>
+              </w:rPr>
+              <w:instrText xml:space="preserve"> </w:instrText>
+            </w:r>
+            <w:r>
+              <w:rPr>
+                <w:noProof/>
+                <w:webHidden/>
+              </w:rPr>
+              <w:instrText>PAGEREF _Toc231569572 \h</w:instrText>
+            </w:r>
+            <w:r>
+              <w:rPr>
+                <w:rFonts w:hint="eastAsia"/>
+                <w:noProof/>
+                <w:webHidden/>
+              </w:rPr>
+              <w:instrText xml:space="preserve"> </w:instrText>
+            </w:r>
+            <w:r>
+              <w:rPr>
+                <w:rFonts w:hint="eastAsia"/>
+                <w:noProof/>
+                <w:webHidden/>
+              </w:rPr>
+            </w:r>
+            <w:r>
+              <w:rPr>
+                <w:rFonts w:hint="eastAsia"/>
+                <w:noProof/>
+                <w:webHidden/>
+              </w:rPr>
+              <w:fldChar w:fldCharType="separate"/>
+            </w:r>
+            <w:r>
+              <w:rPr>
+                <w:rFonts w:hint="eastAsia"/>
+                <w:noProof/>
+                <w:webHidden/>
+              </w:rPr>
+              <w:t>19</w:t>
+            </w:r>
+            <w:r>
+              <w:rPr>
+                <w:rFonts w:hint="eastAsia"/>
+                <w:noProof/>
+                <w:webHidden/>
+              </w:rPr>
+              <w:fldChar w:fldCharType="end"/>
+            </w:r>
+          </w:hyperlink>
+        </w:p>
+        <w:p>
+          <w:pPr>
+            <w:pStyle w:val="TOC3"/>
+            <w:tabs>
+              <w:tab w:val="right" w:leader="dot" w:pos="8656"/>
+            </w:tabs>
+            <w:ind w:left="960"/>
+            <w:rPr>
+              <w:rFonts w:asciiTheme="minorHAnsi" w:eastAsiaTheme="minorEastAsia" w:hAnsiTheme="minorHAnsi" w:cstheme="minorBidi" w:hint="eastAsia"/>
+              <w:noProof/>
+              <w:kern w:val="2"/>
+              <w:sz w:val="22"/>
+              <w14:ligatures w14:val="standardContextual"/>
+            </w:rPr>
+          </w:pPr>
+          <w:hyperlink w:anchor="_Toc231569573" w:history="1">
+            <w:r>
+              <w:rPr>
+                <w:rStyle w:val="a5"/>
+                <w:noProof/>
+              </w:rPr>
+              <w:t>7.1.1 处理器与内存</w:t>
+            </w:r>
+            <w:r>
+              <w:rPr>
+                <w:rFonts w:hint="eastAsia"/>
+                <w:noProof/>
+                <w:webHidden/>
+              </w:rPr>
+              <w:tab/>
+            </w:r>
+            <w:r>
+              <w:rPr>
+                <w:rFonts w:hint="eastAsia"/>
+                <w:noProof/>
+                <w:webHidden/>
+              </w:rPr>
+              <w:fldChar w:fldCharType="begin"/>
+            </w:r>
+            <w:r>
+              <w:rPr>
+                <w:rFonts w:hint="eastAsia"/>
+                <w:noProof/>
+                <w:webHidden/>
+              </w:rPr>
+              <w:instrText xml:space="preserve"> </w:instrText>
+            </w:r>
+            <w:r>
+              <w:rPr>
+                <w:noProof/>
+                <w:webHidden/>
+              </w:rPr>
+              <w:instrText>PAGEREF _Toc231569573 \h</w:instrText>
+            </w:r>
+            <w:r>
+              <w:rPr>
+                <w:rFonts w:hint="eastAsia"/>
+                <w:noProof/>
+                <w:webHidden/>
+              </w:rPr>
+              <w:instrText xml:space="preserve"> </w:instrText>
+            </w:r>
+            <w:r>
+              <w:rPr>
+                <w:rFonts w:hint="eastAsia"/>
+                <w:noProof/>
+                <w:webHidden/>
+              </w:rPr>
+            </w:r>
+            <w:r>
+              <w:rPr>
+                <w:rFonts w:hint="eastAsia"/>
+                <w:noProof/>
+                <w:webHidden/>
+              </w:rPr>
+              <w:fldChar w:fldCharType="separate"/>
+            </w:r>
+            <w:r>
+              <w:rPr>
+                <w:rFonts w:hint="eastAsia"/>
+                <w:noProof/>
+                <w:webHidden/>
+              </w:rPr>
+              <w:t>19</w:t>
+            </w:r>
+            <w:r>
+              <w:rPr>
+                <w:rFonts w:hint="eastAsia"/>
+                <w:noProof/>
+                <w:webHidden/>
+              </w:rPr>
+              <w:fldChar w:fldCharType="end"/>
+            </w:r>
+          </w:hyperlink>
+        </w:p>
+        <w:p>
+          <w:pPr>
+            <w:pStyle w:val="TOC3"/>
+            <w:tabs>
+              <w:tab w:val="right" w:leader="dot" w:pos="8656"/>
+            </w:tabs>
+            <w:ind w:left="960"/>
+            <w:rPr>
+              <w:rFonts w:asciiTheme="minorHAnsi" w:eastAsiaTheme="minorEastAsia" w:hAnsiTheme="minorHAnsi" w:cstheme="minorBidi" w:hint="eastAsia"/>
+              <w:noProof/>
+              <w:kern w:val="2"/>
+              <w:sz w:val="22"/>
+              <w14:ligatures w14:val="standardContextual"/>
+            </w:rPr>
+          </w:pPr>
+          <w:hyperlink w:anchor="_Toc231569574" w:history="1">
+            <w:r>
+              <w:rPr>
+                <w:rStyle w:val="a5"/>
+                <w:noProof/>
+              </w:rPr>
+              <w:t>7.1.2 存储容量</w:t>
+            </w:r>
+            <w:r>
+              <w:rPr>
+                <w:rFonts w:hint="eastAsia"/>
+                <w:noProof/>
+                <w:webHidden/>
+              </w:rPr>
+              <w:tab/>
+            </w:r>
+            <w:r>
+              <w:rPr>
+                <w:rFonts w:hint="eastAsia"/>
+                <w:noProof/>
+                <w:webHidden/>
+              </w:rPr>
+              <w:fldChar w:fldCharType="begin"/>
+            </w:r>
+            <w:r>
+              <w:rPr>
+                <w:rFonts w:hint="eastAsia"/>
+                <w:noProof/>
+                <w:webHidden/>
+              </w:rPr>
+              <w:instrText xml:space="preserve"> </w:instrText>
+            </w:r>
+            <w:r>
+              <w:rPr>
+                <w:noProof/>
+                <w:webHidden/>
+              </w:rPr>
+              <w:instrText>PAGEREF _Toc231569574 \h</w:instrText>
+            </w:r>
+            <w:r>
+              <w:rPr>
+                <w:rFonts w:hint="eastAsia"/>
+                <w:noProof/>
+                <w:webHidden/>
+              </w:rPr>
+              <w:instrText xml:space="preserve"> </w:instrText>
+            </w:r>
+            <w:r>
+              <w:rPr>
+                <w:rFonts w:hint="eastAsia"/>
+                <w:noProof/>
+                <w:webHidden/>
+              </w:rPr>
+            </w:r>
+            <w:r>
+              <w:rPr>
+                <w:rFonts w:hint="eastAsia"/>
+                <w:noProof/>
+                <w:webHidden/>
+              </w:rPr>
+              <w:fldChar w:fldCharType="separate"/>
+            </w:r>
+            <w:r>
+              <w:rPr>
+                <w:rFonts w:hint="eastAsia"/>
+                <w:noProof/>
+                <w:webHidden/>
+              </w:rPr>
+              <w:t>19</w:t>
+            </w:r>
+            <w:r>
+              <w:rPr>
+                <w:rFonts w:hint="eastAsia"/>
+                <w:noProof/>
+                <w:webHidden/>
+              </w:rPr>
+              <w:fldChar w:fldCharType="end"/>
+            </w:r>
+          </w:hyperlink>
+        </w:p>
+        <w:p>
+          <w:pPr>
+            <w:pStyle w:val="TOC3"/>
+            <w:tabs>
+              <w:tab w:val="right" w:leader="dot" w:pos="8656"/>
+            </w:tabs>
+            <w:ind w:left="960"/>
+            <w:rPr>
+              <w:rFonts w:asciiTheme="minorHAnsi" w:eastAsiaTheme="minorEastAsia" w:hAnsiTheme="minorHAnsi" w:cstheme="minorBidi" w:hint="eastAsia"/>
+              <w:noProof/>
+              <w:kern w:val="2"/>
+              <w:sz w:val="22"/>
+              <w14:ligatures w14:val="standardContextual"/>
+            </w:rPr>
+          </w:pPr>
+          <w:hyperlink w:anchor="_Toc231569575" w:history="1">
+            <w:r>
+              <w:rPr>
+                <w:rStyle w:val="a5"/>
+                <w:noProof/>
+              </w:rPr>
+              <w:t>7.1.3 输入输出设备</w:t>
+            </w:r>
+            <w:r>
+              <w:rPr>
+                <w:rFonts w:hint="eastAsia"/>
+                <w:noProof/>
+                <w:webHidden/>
+              </w:rPr>
+              <w:tab/>
+            </w:r>
+            <w:r>
+              <w:rPr>
+                <w:rFonts w:hint="eastAsia"/>
+                <w:noProof/>
+                <w:webHidden/>
+              </w:rPr>
+              <w:fldChar w:fldCharType="begin"/>
+            </w:r>
+            <w:r>
+              <w:rPr>
+                <w:rFonts w:hint="eastAsia"/>
+                <w:noProof/>
+                <w:webHidden/>
+              </w:rPr>
+              <w:instrText xml:space="preserve"> </w:instrText>
+            </w:r>
+            <w:r>
+              <w:rPr>
+                <w:noProof/>
+                <w:webHidden/>
+              </w:rPr>
+              <w:instrText>PAGEREF _Toc231569575 \h</w:instrText>
+            </w:r>
+            <w:r>
+              <w:rPr>
+                <w:rFonts w:hint="eastAsia"/>
+                <w:noProof/>
+                <w:webHidden/>
+              </w:rPr>
+              <w:instrText xml:space="preserve"> </w:instrText>
+            </w:r>
+            <w:r>
+              <w:rPr>
+                <w:rFonts w:hint="eastAsia"/>
+                <w:noProof/>
+                <w:webHidden/>
+              </w:rPr>
+            </w:r>
+            <w:r>
+              <w:rPr>
+                <w:rFonts w:hint="eastAsia"/>
+                <w:noProof/>
+                <w:webHidden/>
+              </w:rPr>
+              <w:fldChar w:fldCharType="separate"/>
+            </w:r>
+            <w:r>
+              <w:rPr>
+                <w:rFonts w:hint="eastAsia"/>
+                <w:noProof/>
+                <w:webHidden/>
+              </w:rPr>
+              <w:t>19</w:t>
+            </w:r>
+            <w:r>
+              <w:rPr>
+                <w:rFonts w:hint="eastAsia"/>
+                <w:noProof/>
+                <w:webHidden/>
+              </w:rPr>
+              <w:fldChar w:fldCharType="end"/>
+            </w:r>
+          </w:hyperlink>
+        </w:p>
+        <w:p>
+          <w:pPr>
+            <w:pStyle w:val="TOC3"/>
+            <w:tabs>
+              <w:tab w:val="right" w:leader="dot" w:pos="8656"/>
+            </w:tabs>
+            <w:ind w:left="960"/>
+            <w:rPr>
+              <w:rFonts w:asciiTheme="minorHAnsi" w:eastAsiaTheme="minorEastAsia" w:hAnsiTheme="minorHAnsi" w:cstheme="minorBidi" w:hint="eastAsia"/>
+              <w:noProof/>
+              <w:kern w:val="2"/>
+              <w:sz w:val="22"/>
+              <w14:ligatures w14:val="standardContextual"/>
+            </w:rPr>
+          </w:pPr>
+          <w:hyperlink w:anchor="_Toc231569576" w:history="1">
+            <w:r>
+              <w:rPr>
+                <w:rStyle w:val="a5"/>
+                <w:noProof/>
+              </w:rPr>
+              <w:t>7.1.4 数据通信设备</w:t>
+            </w:r>
+            <w:r>
+              <w:rPr>
+                <w:rFonts w:hint="eastAsia"/>
+                <w:noProof/>
+                <w:webHidden/>
+              </w:rPr>
+              <w:tab/>
+            </w:r>
+            <w:r>
+              <w:rPr>
+                <w:rFonts w:hint="eastAsia"/>
+                <w:noProof/>
+                <w:webHidden/>
+              </w:rPr>
+              <w:fldChar w:fldCharType="begin"/>
+            </w:r>
+            <w:r>
+              <w:rPr>
+                <w:rFonts w:hint="eastAsia"/>
+                <w:noProof/>
+                <w:webHidden/>
+              </w:rPr>
+              <w:instrText xml:space="preserve"> </w:instrText>
+            </w:r>
+            <w:r>
+              <w:rPr>
+                <w:noProof/>
+                <w:webHidden/>
+              </w:rPr>
+              <w:instrText>PAGEREF _Toc231569576 \h</w:instrText>
+            </w:r>
+            <w:r>
+              <w:rPr>
+                <w:rFonts w:hint="eastAsia"/>
+                <w:noProof/>
+                <w:webHidden/>
+              </w:rPr>
+              <w:instrText xml:space="preserve"> </w:instrText>
+            </w:r>
+            <w:r>
+              <w:rPr>
+                <w:rFonts w:hint="eastAsia"/>
+                <w:noProof/>
+                <w:webHidden/>
+              </w:rPr>
+            </w:r>
+            <w:r>
+              <w:rPr>
+                <w:rFonts w:hint="eastAsia"/>
+                <w:noProof/>
+                <w:webHidden/>
+              </w:rPr>
+              <w:fldChar w:fldCharType="separate"/>
+            </w:r>
+            <w:r>
+              <w:rPr>
+                <w:rFonts w:hint="eastAsia"/>
+                <w:noProof/>
+                <w:webHidden/>
+              </w:rPr>
+              <w:t>19</w:t>
+            </w:r>
+            <w:r>
+              <w:rPr>
+                <w:rFonts w:hint="eastAsia"/>
+                <w:noProof/>
+                <w:webHidden/>
+              </w:rPr>
+              <w:fldChar w:fldCharType="end"/>
+            </w:r>
+          </w:hyperlink>
+        </w:p>
+        <w:p>
+          <w:pPr>
+            <w:pStyle w:val="TOC2"/>
+            <w:tabs>
+              <w:tab w:val="right" w:leader="dot" w:pos="8656"/>
+            </w:tabs>
+            <w:ind w:left="480"/>
+            <w:rPr>
+              <w:rFonts w:asciiTheme="minorHAnsi" w:eastAsiaTheme="minorEastAsia" w:hAnsiTheme="minorHAnsi" w:cstheme="minorBidi" w:hint="eastAsia"/>
+              <w:noProof/>
+              <w:kern w:val="2"/>
+              <w:sz w:val="22"/>
+              <w14:ligatures w14:val="standardContextual"/>
+            </w:rPr>
+          </w:pPr>
+          <w:hyperlink w:anchor="_Toc231569577" w:history="1">
+            <w:r>
+              <w:rPr>
+                <w:rStyle w:val="a5"/>
+                <w:noProof/>
+              </w:rPr>
+              <w:t>7.2 支撑软件</w:t>
+            </w:r>
+            <w:r>
+              <w:rPr>
+                <w:rFonts w:hint="eastAsia"/>
+                <w:noProof/>
+                <w:webHidden/>
+              </w:rPr>
+              <w:tab/>
+            </w:r>
+            <w:r>
+              <w:rPr>
+                <w:rFonts w:hint="eastAsia"/>
+                <w:noProof/>
+                <w:webHidden/>
+              </w:rPr>
+              <w:fldChar w:fldCharType="begin"/>
+            </w:r>
+            <w:r>
+              <w:rPr>
+                <w:rFonts w:hint="eastAsia"/>
+                <w:noProof/>
+                <w:webHidden/>
+              </w:rPr>
+              <w:instrText xml:space="preserve"> </w:instrText>
+            </w:r>
+            <w:r>
+              <w:rPr>
+                <w:noProof/>
+                <w:webHidden/>
+              </w:rPr>
+              <w:instrText>PAGEREF _Toc231569577 \h</w:instrText>
+            </w:r>
+            <w:r>
+              <w:rPr>
+                <w:rFonts w:hint="eastAsia"/>
+                <w:noProof/>
+                <w:webHidden/>
+              </w:rPr>
+              <w:instrText xml:space="preserve"> </w:instrText>
+            </w:r>
+            <w:r>
+              <w:rPr>
+                <w:rFonts w:hint="eastAsia"/>
+                <w:noProof/>
+                <w:webHidden/>
+              </w:rPr>
+            </w:r>
+            <w:r>
+              <w:rPr>
+                <w:rFonts w:hint="eastAsia"/>
+                <w:noProof/>
+                <w:webHidden/>
+              </w:rPr>
+              <w:fldChar w:fldCharType="separate"/>
+            </w:r>
+            <w:r>
+              <w:rPr>
+                <w:rFonts w:hint="eastAsia"/>
+                <w:noProof/>
+                <w:webHidden/>
+              </w:rPr>
+              <w:t>19</w:t>
+            </w:r>
+            <w:r>
+              <w:rPr>
+                <w:rFonts w:hint="eastAsia"/>
+                <w:noProof/>
+                <w:webHidden/>
+              </w:rPr>
+              <w:fldChar w:fldCharType="end"/>
+            </w:r>
+          </w:hyperlink>
+        </w:p>
+        <w:p>
+          <w:pPr>
+            <w:pStyle w:val="TOC3"/>
+            <w:tabs>
+              <w:tab w:val="right" w:leader="dot" w:pos="8656"/>
+            </w:tabs>
+            <w:ind w:left="960"/>
+            <w:rPr>
+              <w:rFonts w:asciiTheme="minorHAnsi" w:eastAsiaTheme="minorEastAsia" w:hAnsiTheme="minorHAnsi" w:cstheme="minorBidi" w:hint="eastAsia"/>
+              <w:noProof/>
+              <w:kern w:val="2"/>
+              <w:sz w:val="22"/>
+              <w14:ligatures w14:val="standardContextual"/>
+            </w:rPr>
+          </w:pPr>
+          <w:hyperlink w:anchor="_Toc231569578" w:history="1">
+            <w:r>
+              <w:rPr>
+                <w:rStyle w:val="a5"/>
+                <w:noProof/>
+              </w:rPr>
+              <w:t>7.2.1 操作系统</w:t>
+            </w:r>
+            <w:r>
+              <w:rPr>
+                <w:rFonts w:hint="eastAsia"/>
+                <w:noProof/>
+                <w:webHidden/>
+              </w:rPr>
+              <w:tab/>
+            </w:r>
+            <w:r>
+              <w:rPr>
+                <w:rFonts w:hint="eastAsia"/>
+                <w:noProof/>
+                <w:webHidden/>
+              </w:rPr>
+              <w:fldChar w:fldCharType="begin"/>
+            </w:r>
+            <w:r>
+              <w:rPr>
+                <w:rFonts w:hint="eastAsia"/>
+                <w:noProof/>
+                <w:webHidden/>
+              </w:rPr>
+              <w:instrText xml:space="preserve"> </w:instrText>
+            </w:r>
+            <w:r>
+              <w:rPr>
+                <w:noProof/>
+                <w:webHidden/>
+              </w:rPr>
+              <w:instrText>PAGEREF _Toc231569578 \h</w:instrText>
+            </w:r>
+            <w:r>
+              <w:rPr>
+                <w:rFonts w:hint="eastAsia"/>
+                <w:noProof/>
+                <w:webHidden/>
+              </w:rPr>
+              <w:instrText xml:space="preserve"> </w:instrText>
+            </w:r>
+            <w:r>
+              <w:rPr>
+                <w:rFonts w:hint="eastAsia"/>
+                <w:noProof/>
+                <w:webHidden/>
+              </w:rPr>
+            </w:r>
+            <w:r>
+              <w:rPr>
+                <w:rFonts w:hint="eastAsia"/>
+                <w:noProof/>
+                <w:webHidden/>
+              </w:rPr>
+              <w:fldChar w:fldCharType="separate"/>
+            </w:r>
+            <w:r>
+              <w:rPr>
+                <w:rFonts w:hint="eastAsia"/>
+                <w:noProof/>
+                <w:webHidden/>
+              </w:rPr>
+              <w:t>19</w:t>
+            </w:r>
+            <w:r>
+              <w:rPr>
+                <w:rFonts w:hint="eastAsia"/>
+                <w:noProof/>
+                <w:webHidden/>
+              </w:rPr>
+              <w:fldChar w:fldCharType="end"/>
+            </w:r>
+          </w:hyperlink>
+        </w:p>
+        <w:p>
+          <w:pPr>
+            <w:pStyle w:val="TOC3"/>
+            <w:tabs>
+              <w:tab w:val="right" w:leader="dot" w:pos="8656"/>
+            </w:tabs>
+            <w:ind w:left="960"/>
+            <w:rPr>
+              <w:rFonts w:asciiTheme="minorHAnsi" w:eastAsiaTheme="minorEastAsia" w:hAnsiTheme="minorHAnsi" w:cstheme="minorBidi" w:hint="eastAsia"/>
+              <w:noProof/>
+              <w:kern w:val="2"/>
+              <w:sz w:val="22"/>
+              <w14:ligatures w14:val="standardContextual"/>
+            </w:rPr>
+          </w:pPr>
+          <w:hyperlink w:anchor="_Toc231569579" w:history="1">
+            <w:r>
+              <w:rPr>
+                <w:rStyle w:val="a5"/>
+                <w:noProof/>
+              </w:rPr>
+              <w:t>7.2.2 数据库平台</w:t>
+            </w:r>
+            <w:r>
+              <w:rPr>
+                <w:rFonts w:hint="eastAsia"/>
+                <w:noProof/>
+                <w:webHidden/>
+              </w:rPr>
+              <w:tab/>
+            </w:r>
+            <w:r>
+              <w:rPr>
+                <w:rFonts w:hint="eastAsia"/>
+                <w:noProof/>
+                <w:webHidden/>
+              </w:rPr>
+              <w:fldChar w:fldCharType="begin"/>
+            </w:r>
+            <w:r>
+              <w:rPr>
+                <w:rFonts w:hint="eastAsia"/>
+                <w:noProof/>
+                <w:webHidden/>
+              </w:rPr>
+              <w:instrText xml:space="preserve"> </w:instrText>
+            </w:r>
+            <w:r>
+              <w:rPr>
+                <w:noProof/>
+                <w:webHidden/>
+              </w:rPr>
+              <w:instrText>PAGEREF _Toc231569579 \h</w:instrText>
+            </w:r>
+            <w:r>
+              <w:rPr>
+                <w:rFonts w:hint="eastAsia"/>
+                <w:noProof/>
+                <w:webHidden/>
+              </w:rPr>
+              <w:instrText xml:space="preserve"> </w:instrText>
+            </w:r>
+            <w:r>
+              <w:rPr>
+                <w:rFonts w:hint="eastAsia"/>
+                <w:noProof/>
+                <w:webHidden/>
+              </w:rPr>
+            </w:r>
+            <w:r>
+              <w:rPr>
+                <w:rFonts w:hint="eastAsia"/>
+                <w:noProof/>
+                <w:webHidden/>
+              </w:rPr>
+              <w:fldChar w:fldCharType="separate"/>
+            </w:r>
+            <w:r>
+              <w:rPr>
+                <w:rFonts w:hint="eastAsia"/>
+                <w:noProof/>
+                <w:webHidden/>
+              </w:rPr>
+              <w:t>20</w:t>
+            </w:r>
+            <w:r>
+              <w:rPr>
+                <w:rFonts w:hint="eastAsia"/>
+                <w:noProof/>
+                <w:webHidden/>
+              </w:rPr>
+              <w:fldChar w:fldCharType="end"/>
+            </w:r>
+          </w:hyperlink>
+        </w:p>
+        <w:p>
+          <w:pPr>
+            <w:pStyle w:val="TOC3"/>
+            <w:tabs>
+              <w:tab w:val="right" w:leader="dot" w:pos="8656"/>
+            </w:tabs>
+            <w:ind w:left="960"/>
+            <w:rPr>
+              <w:rFonts w:asciiTheme="minorHAnsi" w:eastAsiaTheme="minorEastAsia" w:hAnsiTheme="minorHAnsi" w:cstheme="minorBidi" w:hint="eastAsia"/>
+              <w:noProof/>
+              <w:kern w:val="2"/>
+              <w:sz w:val="22"/>
+              <w14:ligatures w14:val="standardContextual"/>
+            </w:rPr>
+          </w:pPr>
+          <w:hyperlink w:anchor="_Toc231569580" w:history="1">
+            <w:r>
+              <w:rPr>
+                <w:rStyle w:val="a5"/>
+                <w:noProof/>
+              </w:rPr>
+              <w:t>7.2.3 开发与测试工具</w:t>
+            </w:r>
+            <w:r>
+              <w:rPr>
+                <w:rFonts w:hint="eastAsia"/>
+                <w:noProof/>
+                <w:webHidden/>
+              </w:rPr>
+              <w:tab/>
+            </w:r>
+            <w:r>
+              <w:rPr>
+                <w:rFonts w:hint="eastAsia"/>
+                <w:noProof/>
+                <w:webHidden/>
+              </w:rPr>
+              <w:fldChar w:fldCharType="begin"/>
+            </w:r>
+            <w:r>
+              <w:rPr>
+                <w:rFonts w:hint="eastAsia"/>
+                <w:noProof/>
+                <w:webHidden/>
+              </w:rPr>
+              <w:instrText xml:space="preserve"> </w:instrText>
+            </w:r>
+            <w:r>
+              <w:rPr>
+                <w:noProof/>
+                <w:webHidden/>
+              </w:rPr>
+              <w:instrText>PAGEREF _Toc231569580 \h</w:instrText>
+            </w:r>
+            <w:r>
+              <w:rPr>
+                <w:rFonts w:hint="eastAsia"/>
+                <w:noProof/>
+                <w:webHidden/>
+              </w:rPr>
+              <w:instrText xml:space="preserve"> </w:instrText>
+            </w:r>
+            <w:r>
+              <w:rPr>
+                <w:rFonts w:hint="eastAsia"/>
+                <w:noProof/>
+                <w:webHidden/>
+              </w:rPr>
+            </w:r>
+            <w:r>
+              <w:rPr>
+                <w:rFonts w:hint="eastAsia"/>
+                <w:noProof/>
+                <w:webHidden/>
+              </w:rPr>
+              <w:fldChar w:fldCharType="separate"/>
+            </w:r>
+            <w:r>
+              <w:rPr>
+                <w:rFonts w:hint="eastAsia"/>
+                <w:noProof/>
+                <w:webHidden/>
+              </w:rPr>
+              <w:t>20</w:t>
+            </w:r>
+            <w:r>
+              <w:rPr>
+                <w:rFonts w:hint="eastAsia"/>
+                <w:noProof/>
+                <w:webHidden/>
+              </w:rPr>
+              <w:fldChar w:fldCharType="end"/>
+            </w:r>
+          </w:hyperlink>
+        </w:p>
+        <w:p>
+          <w:pPr>
+            <w:pStyle w:val="TOC1"/>
+            <w:tabs>
+              <w:tab w:val="right" w:leader="dot" w:pos="8656"/>
+            </w:tabs>
+            <w:rPr>
+              <w:rFonts w:asciiTheme="minorHAnsi" w:eastAsiaTheme="minorEastAsia" w:hAnsiTheme="minorHAnsi" w:cstheme="minorBidi" w:hint="eastAsia"/>
+              <w:noProof/>
+              <w:kern w:val="2"/>
+              <w:sz w:val="22"/>
+              <w14:ligatures w14:val="standardContextual"/>
+            </w:rPr>
+          </w:pPr>
+          <w:hyperlink w:anchor="_Toc231569581" w:history="1">
+            <w:r>
+              <w:rPr>
+                <w:rStyle w:val="a5"/>
+                <w:noProof/>
+              </w:rPr>
+              <w:t>8. 附录</w:t>
+            </w:r>
+            <w:r>
+              <w:rPr>
+                <w:rFonts w:hint="eastAsia"/>
+                <w:noProof/>
+                <w:webHidden/>
+              </w:rPr>
+              <w:tab/>
+            </w:r>
+            <w:r>
+              <w:rPr>
+                <w:rFonts w:hint="eastAsia"/>
+                <w:noProof/>
+                <w:webHidden/>
+              </w:rPr>
+              <w:fldChar w:fldCharType="begin"/>
+            </w:r>
+            <w:r>
+              <w:rPr>
+                <w:rFonts w:hint="eastAsia"/>
+                <w:noProof/>
+                <w:webHidden/>
+              </w:rPr>
+              <w:instrText xml:space="preserve"> </w:instrText>
+            </w:r>
+            <w:r>
+              <w:rPr>
+                <w:noProof/>
+                <w:webHidden/>
+              </w:rPr>
+              <w:instrText>PAGEREF _Toc231569581 \h</w:instrText>
+            </w:r>
+            <w:r>
+              <w:rPr>
+                <w:rFonts w:hint="eastAsia"/>
+                <w:noProof/>
+                <w:webHidden/>
+              </w:rPr>
+              <w:instrText xml:space="preserve"> </w:instrText>
+            </w:r>
+            <w:r>
+              <w:rPr>
+                <w:rFonts w:hint="eastAsia"/>
+                <w:noProof/>
+                <w:webHidden/>
+              </w:rPr>
+            </w:r>
+            <w:r>
+              <w:rPr>
+                <w:rFonts w:hint="eastAsia"/>
+                <w:noProof/>
+                <w:webHidden/>
+              </w:rPr>
+              <w:fldChar w:fldCharType="separate"/>
+            </w:r>
+            <w:r>
+              <w:rPr>
+                <w:rFonts w:hint="eastAsia"/>
+                <w:noProof/>
+                <w:webHidden/>
+              </w:rPr>
+              <w:t>20</w:t>
+            </w:r>
+            <w:r>
+              <w:rPr>
+                <w:rFonts w:hint="eastAsia"/>
+                <w:noProof/>
+                <w:webHidden/>
+              </w:rPr>
+              <w:fldChar w:fldCharType="end"/>
+            </w:r>
+          </w:hyperlink>
+        </w:p>
+        <w:p>
+          <w:pPr>
+            <w:pStyle w:val="TOC2"/>
+            <w:tabs>
+              <w:tab w:val="right" w:leader="dot" w:pos="8656"/>
+            </w:tabs>
+            <w:ind w:left="480"/>
+            <w:rPr>
+              <w:rFonts w:asciiTheme="minorHAnsi" w:eastAsiaTheme="minorEastAsia" w:hAnsiTheme="minorHAnsi" w:cstheme="minorBidi" w:hint="eastAsia"/>
+              <w:noProof/>
+              <w:kern w:val="2"/>
+              <w:sz w:val="22"/>
+              <w14:ligatures w14:val="standardContextual"/>
+            </w:rPr>
+          </w:pPr>
+          <w:hyperlink w:anchor="_Toc231569582" w:history="1">
+            <w:r>
+              <w:rPr>
+                <w:rStyle w:val="a5"/>
+                <w:noProof/>
+              </w:rPr>
+              <w:t>8.1 术语表</w:t>
+            </w:r>
+            <w:r>
+              <w:rPr>
+                <w:rFonts w:hint="eastAsia"/>
+                <w:noProof/>
+                <w:webHidden/>
+              </w:rPr>
+              <w:tab/>
+            </w:r>
+            <w:r>
+              <w:rPr>
+                <w:rFonts w:hint="eastAsia"/>
+                <w:noProof/>
+                <w:webHidden/>
+              </w:rPr>
+              <w:fldChar w:fldCharType="begin"/>
+            </w:r>
+            <w:r>
+              <w:rPr>
+                <w:rFonts w:hint="eastAsia"/>
+                <w:noProof/>
+                <w:webHidden/>
+              </w:rPr>
+              <w:instrText xml:space="preserve"> </w:instrText>
+            </w:r>
+            <w:r>
+              <w:rPr>
+                <w:noProof/>
+                <w:webHidden/>
+              </w:rPr>
+              <w:instrText>PAGEREF _Toc231569582 \h</w:instrText>
+            </w:r>
+            <w:r>
+              <w:rPr>
+                <w:rFonts w:hint="eastAsia"/>
+                <w:noProof/>
+                <w:webHidden/>
+              </w:rPr>
+              <w:instrText xml:space="preserve"> </w:instrText>
+            </w:r>
+            <w:r>
+              <w:rPr>
+                <w:rFonts w:hint="eastAsia"/>
+                <w:noProof/>
+                <w:webHidden/>
+              </w:rPr>
+            </w:r>
+            <w:r>
+              <w:rPr>
+                <w:rFonts w:hint="eastAsia"/>
+                <w:noProof/>
+                <w:webHidden/>
+              </w:rPr>
+              <w:fldChar w:fldCharType="separate"/>
+            </w:r>
+            <w:r>
+              <w:rPr>
+                <w:rFonts w:hint="eastAsia"/>
+                <w:noProof/>
+                <w:webHidden/>
+              </w:rPr>
+              <w:t>20</w:t>
+            </w:r>
+            <w:r>
+              <w:rPr>
+                <w:rFonts w:hint="eastAsia"/>
+                <w:noProof/>
+                <w:webHidden/>
+              </w:rPr>
+              <w:fldChar w:fldCharType="end"/>
+            </w:r>
+          </w:hyperlink>
+        </w:p>
+        <w:p>
+          <w:pPr>
+            <w:rPr>
+              <w:rFonts w:hint="eastAsia"/>
+              <w:b/>
+              <w:bCs/>
+              <w:lang w:val="zh-CN"/>
+            </w:rPr>
+          </w:pPr>
+          <w:r>
+            <w:rPr>
+              <w:b/>
+              <w:bCs/>
+              <w:lang w:val="zh-CN"/>
+            </w:rPr>
+            <w:fldChar w:fldCharType="end"/>
+          </w:r>
+        </w:p>
+        <w:p>
+          <w:pPr>
+            <w:rPr>
+              <w:rFonts w:hint="eastAsia"/>
+              <w:b/>
+              <w:bCs/>
+              <w:lang w:val="zh-CN"/>
+            </w:rPr>
+          </w:pPr>
+        </w:p>
+        <w:p>
+          <w:pPr>
+            <w:rPr>
+              <w:rFonts w:hint="eastAsia"/>
+              <w:b/>
+              <w:bCs/>
+              <w:lang w:val="zh-CN"/>
+            </w:rPr>
+          </w:pPr>
+        </w:p>
+        <w:p>
+          <w:pPr>
+            <w:rPr>
+              <w:rFonts w:hint="eastAsia"/>
+              <w:b/>
+              <w:bCs/>
+              <w:lang w:val="zh-CN"/>
+            </w:rPr>
+          </w:pPr>
+        </w:p>
+        <w:p>
+          <w:pPr>
+            <w:rPr>
+              <w:rFonts w:hint="eastAsia"/>
+              <w:b/>
+              <w:bCs/>
+              <w:lang w:val="zh-CN"/>
+            </w:rPr>
+          </w:pPr>
+        </w:p>
+        <w:p>
+          <w:pPr>
+            <w:rPr>
+              <w:rFonts w:hint="eastAsia"/>
+              <w:b/>
+              <w:bCs/>
+              <w:lang w:val="zh-CN"/>
+            </w:rPr>
+          </w:pPr>
+        </w:p>
+        <w:p>
+          <w:pPr>
+            <w:rPr>
+              <w:rFonts w:hint="eastAsia"/>
+              <w:b/>
+              <w:bCs/>
+              <w:lang w:val="zh-CN"/>
+            </w:rPr>
+          </w:pPr>
+        </w:p>
+        <w:p>
+          <w:pPr>
+            <w:rPr>
+              <w:rFonts w:hint="eastAsia"/>
+              <w:b/>
+              <w:bCs/>
+              <w:lang w:val="zh-CN"/>
+            </w:rPr>
+          </w:pPr>
+        </w:p>
+        <w:p>
+          <w:pPr>
+            <w:rPr>
+              <w:rFonts w:hint="eastAsia"/>
+              <w:b/>
+              <w:bCs/>
+              <w:lang w:val="zh-CN"/>
+            </w:rPr>
+          </w:pPr>
+        </w:p>
+        <w:p>
+          <w:pPr>
+            <w:rPr>
+              <w:rFonts w:hint="eastAsia"/>
+              <w:b/>
+              <w:bCs/>
+              <w:lang w:val="zh-CN"/>
+            </w:rPr>
+          </w:pPr>
+        </w:p>
+        <w:p>
+          <w:pPr>
+            <w:rPr>
+              <w:rFonts w:hint="eastAsia"/>
+              <w:b/>
+              <w:bCs/>
+              <w:lang w:val="zh-CN"/>
+            </w:rPr>
+          </w:pPr>
+        </w:p>
+        <w:p>
+          <w:pPr>
+            <w:rPr>
+              <w:rFonts w:hint="eastAsia"/>
+              <w:b/>
+              <w:bCs/>
+              <w:lang w:val="zh-CN"/>
+            </w:rPr>
+          </w:pPr>
+        </w:p>
+        <w:p>
+          <w:pPr>
+            <w:rPr>
+              <w:rFonts w:hint="eastAsia"/>
+              <w:b/>
+              <w:bCs/>
+              <w:lang w:val="zh-CN"/>
+            </w:rPr>
+          </w:pPr>
+        </w:p>
+        <w:p>
+          <w:pPr>
+            <w:rPr>
+              <w:rFonts w:hint="eastAsia"/>
+              <w:b/>
+              <w:bCs/>
+              <w:lang w:val="zh-CN"/>
+            </w:rPr>
+          </w:pPr>
+        </w:p>
+        <w:p>
+          <w:pPr>
+            <w:rPr>
+              <w:rFonts w:hint="eastAsia"/>
+              <w:b/>
+              <w:bCs/>
+              <w:lang w:val="zh-CN"/>
+            </w:rPr>
+          </w:pPr>
+        </w:p>
+        <w:p>
+          <w:pPr>
+            <w:rPr>
+              <w:rFonts w:hint="eastAsia"/>
+              <w:b/>
+              <w:bCs/>
+              <w:lang w:val="zh-CN"/>
+            </w:rPr>
+          </w:pPr>
+        </w:p>
+        <w:p>
+          <w:pPr>
+            <w:rPr>
+              <w:rFonts w:hint="eastAsia"/>
+              <w:b/>
+              <w:bCs/>
+              <w:lang w:val="zh-CN"/>
+            </w:rPr>
+          </w:pPr>
+        </w:p>
+        <w:p>
+          <w:pPr>
+            <w:rPr>
+              <w:rFonts w:hint="eastAsia"/>
+              <w:b/>
+              <w:bCs/>
+              <w:lang w:val="zh-CN"/>
+            </w:rPr>
+          </w:pPr>
+        </w:p>
+        <w:p>
+          <w:pPr>
+            <w:rPr>
+              <w:rFonts w:hint="eastAsia"/>
+              <w:b/>
+              <w:bCs/>
+              <w:lang w:val="zh-CN"/>
+            </w:rPr>
+          </w:pPr>
+        </w:p>
+        <w:p>
+          <w:pPr>
+            <w:rPr>
+              <w:rFonts w:hint="eastAsia"/>
+              <w:b/>
+              <w:bCs/>
+              <w:lang w:val="zh-CN"/>
+            </w:rPr>
+          </w:pPr>
+        </w:p>
+        <w:p>
+          <w:pPr>
+            <w:rPr>
+              <w:rFonts w:hint="eastAsia"/>
+            </w:rPr>
+          </w:pPr>
+        </w:p>
+      </w:sdtContent>
+    </w:sdt>
     <w:p>
       <w:pPr>
         <w:pStyle w:val="1"/>
@@ -2925,10 +8418,12 @@
           <w:rFonts w:hint="eastAsia"/>
         </w:rPr>
       </w:pPr>
+      <w:bookmarkStart w:id="0" w:name="_Toc231569515"/>
       <w:r>
         <w:lastRenderedPageBreak/>
         <w:t>1. 引言</w:t>
       </w:r>
+      <w:bookmarkEnd w:id="0"/>
     </w:p>
     <w:p>
       <w:pPr>
@@ -2937,9 +8432,11 @@
           <w:rFonts w:hint="eastAsia"/>
         </w:rPr>
       </w:pPr>
+      <w:bookmarkStart w:id="1" w:name="_Toc231569516"/>
       <w:r>
         <w:t>1.1 背景</w:t>
       </w:r>
+      <w:bookmarkEnd w:id="1"/>
     </w:p>
     <w:p>
       <w:pPr>
@@ -2972,9 +8469,11 @@
           <w:rFonts w:hint="eastAsia"/>
         </w:rPr>
       </w:pPr>
+      <w:bookmarkStart w:id="2" w:name="_Toc231569517"/>
       <w:r>
         <w:t>1.2 软件系统名称</w:t>
       </w:r>
+      <w:bookmarkEnd w:id="2"/>
     </w:p>
     <w:p>
       <w:pPr>
@@ -2995,9 +8494,11 @@
           <w:rFonts w:hint="eastAsia"/>
         </w:rPr>
       </w:pPr>
+      <w:bookmarkStart w:id="3" w:name="_Toc231569518"/>
       <w:r>
         <w:t>1.3 项目相关人员</w:t>
       </w:r>
+      <w:bookmarkEnd w:id="3"/>
     </w:p>
     <w:p>
       <w:pPr>
@@ -3006,9 +8507,11 @@
           <w:rFonts w:hint="eastAsia"/>
         </w:rPr>
       </w:pPr>
+      <w:bookmarkStart w:id="4" w:name="_Toc231569519"/>
       <w:r>
         <w:t>1.3.1 任务提出者</w:t>
       </w:r>
+      <w:bookmarkEnd w:id="4"/>
     </w:p>
     <w:p>
       <w:pPr>
@@ -3029,9 +8532,11 @@
           <w:rFonts w:hint="eastAsia"/>
         </w:rPr>
       </w:pPr>
+      <w:bookmarkStart w:id="5" w:name="_Toc231569520"/>
       <w:r>
         <w:t>1.3.2 开发人员</w:t>
       </w:r>
+      <w:bookmarkEnd w:id="5"/>
     </w:p>
     <w:p>
       <w:pPr>
@@ -3485,9 +8990,11 @@
           <w:rFonts w:hint="eastAsia"/>
         </w:rPr>
       </w:pPr>
+      <w:bookmarkStart w:id="6" w:name="_Toc231569521"/>
       <w:r>
         <w:t>1.3.3 用户</w:t>
       </w:r>
+      <w:bookmarkEnd w:id="6"/>
     </w:p>
     <w:p>
       <w:pPr>
@@ -3536,9 +9043,11 @@
           <w:rFonts w:hint="eastAsia"/>
         </w:rPr>
       </w:pPr>
+      <w:bookmarkStart w:id="7" w:name="_Toc231569522"/>
       <w:r>
         <w:t>1.4 相关组织或系统</w:t>
       </w:r>
+      <w:bookmarkEnd w:id="7"/>
     </w:p>
     <w:p>
       <w:pPr>
@@ -3547,9 +9056,11 @@
           <w:rFonts w:hint="eastAsia"/>
         </w:rPr>
       </w:pPr>
+      <w:bookmarkStart w:id="8" w:name="_Toc231569523"/>
       <w:r>
         <w:t>1.4.1 用户管理系统</w:t>
       </w:r>
+      <w:bookmarkEnd w:id="8"/>
     </w:p>
     <w:p>
       <w:pPr>
@@ -3570,9 +9081,11 @@
           <w:rFonts w:hint="eastAsia"/>
         </w:rPr>
       </w:pPr>
+      <w:bookmarkStart w:id="9" w:name="_Toc231569524"/>
       <w:r>
         <w:t>1.4.2 Docker后端集成系统</w:t>
       </w:r>
+      <w:bookmarkEnd w:id="9"/>
     </w:p>
     <w:p>
       <w:pPr>
@@ -3593,9 +9106,11 @@
           <w:rFonts w:hint="eastAsia"/>
         </w:rPr>
       </w:pPr>
+      <w:bookmarkStart w:id="10" w:name="_Toc231569525"/>
       <w:r>
         <w:t>1.5 参考资料</w:t>
       </w:r>
+      <w:bookmarkEnd w:id="10"/>
     </w:p>
     <w:p>
       <w:pPr>
@@ -3604,9 +9119,11 @@
           <w:rFonts w:hint="eastAsia"/>
         </w:rPr>
       </w:pPr>
+      <w:bookmarkStart w:id="11" w:name="_Toc231569526"/>
       <w:r>
         <w:t>1.5.1 相关技术文档</w:t>
       </w:r>
+      <w:bookmarkEnd w:id="11"/>
     </w:p>
     <w:p>
       <w:pPr>
@@ -3695,9 +9212,11 @@
           <w:rFonts w:hint="eastAsia"/>
         </w:rPr>
       </w:pPr>
+      <w:bookmarkStart w:id="12" w:name="_Toc231569527"/>
       <w:r>
         <w:t>1.5.2 软件开发标准</w:t>
       </w:r>
+      <w:bookmarkEnd w:id="12"/>
     </w:p>
     <w:p>
       <w:pPr>
@@ -3707,28 +9226,31 @@
           <w:numId w:val="2"/>
         </w:numPr>
         <w:spacing w:before="60" w:after="60"/>
-        <w:rPr>
-          <w:rFonts w:hint="eastAsia"/>
-        </w:rPr>
       </w:pPr>
       <w:r>
         <w:t>软件工程标准——系统开发文档，文档编号：GB/T 8567-2020，发布日期：2020年12月，出版：中国标准出版社</w:t>
       </w:r>
+    </w:p>
+    <w:p>
+      <w:pPr>
+        <w:spacing w:before="60" w:after="60"/>
+        <w:rPr>
+          <w:rFonts w:hint="eastAsia"/>
+        </w:rPr>
+      </w:pPr>
+    </w:p>
+    <w:p>
+      <w:pPr>
+        <w:pStyle w:val="1"/>
+        <w:rPr>
+          <w:rFonts w:hint="eastAsia"/>
+        </w:rPr>
+      </w:pPr>
+      <w:bookmarkStart w:id="13" w:name="_Toc231569528"/>
       <w:r>
-        <w:br w:type="page"/>
-      </w:r>
-    </w:p>
-    <w:p>
-      <w:pPr>
-        <w:pStyle w:val="1"/>
-        <w:rPr>
-          <w:rFonts w:hint="eastAsia"/>
-        </w:rPr>
-      </w:pPr>
-      <w:r>
-        <w:lastRenderedPageBreak/>
         <w:t>2. 假设与约束</w:t>
       </w:r>
+      <w:bookmarkEnd w:id="13"/>
     </w:p>
     <w:p>
       <w:pPr>
@@ -3737,9 +9259,11 @@
           <w:rFonts w:hint="eastAsia"/>
         </w:rPr>
       </w:pPr>
+      <w:bookmarkStart w:id="14" w:name="_Toc231569529"/>
       <w:r>
         <w:t>2.1 经费约束</w:t>
       </w:r>
+      <w:bookmarkEnd w:id="14"/>
     </w:p>
     <w:p>
       <w:pPr>
@@ -3819,6 +9343,7 @@
                 <w:sz w:val="22"/>
                 <w:szCs w:val="22"/>
               </w:rPr>
+              <w:lastRenderedPageBreak/>
               <w:t>预算项</w:t>
             </w:r>
           </w:p>
@@ -4189,9 +9714,11 @@
           <w:rFonts w:hint="eastAsia"/>
         </w:rPr>
       </w:pPr>
+      <w:bookmarkStart w:id="15" w:name="_Toc231569530"/>
       <w:r>
         <w:t>2.2 开发周期</w:t>
       </w:r>
+      <w:bookmarkEnd w:id="15"/>
     </w:p>
     <w:p>
       <w:pPr>
@@ -4767,9 +10294,11 @@
           <w:rFonts w:hint="eastAsia"/>
         </w:rPr>
       </w:pPr>
+      <w:bookmarkStart w:id="16" w:name="_Toc231569531"/>
       <w:r>
         <w:t>2.3 设备条件</w:t>
       </w:r>
+      <w:bookmarkEnd w:id="16"/>
     </w:p>
     <w:p>
       <w:pPr>
@@ -4802,10 +10331,11 @@
           <w:rFonts w:hint="eastAsia"/>
         </w:rPr>
       </w:pPr>
+      <w:bookmarkStart w:id="17" w:name="_Toc231569532"/>
       <w:r>
-        <w:lastRenderedPageBreak/>
         <w:t>2.4 技术可行性</w:t>
       </w:r>
+      <w:bookmarkEnd w:id="17"/>
     </w:p>
     <w:p>
       <w:pPr>
@@ -4838,17 +10368,17 @@
           <w:rFonts w:hint="eastAsia"/>
         </w:rPr>
       </w:pPr>
+      <w:bookmarkStart w:id="18" w:name="_Toc231569533"/>
       <w:r>
+        <w:lastRenderedPageBreak/>
         <w:t>2.5 系统兼容性</w:t>
       </w:r>
+      <w:bookmarkEnd w:id="18"/>
     </w:p>
     <w:p>
       <w:pPr>
         <w:spacing w:before="80" w:after="80"/>
         <w:ind w:firstLine="480"/>
-        <w:rPr>
-          <w:rFonts w:hint="eastAsia"/>
-        </w:rPr>
       </w:pPr>
       <w:r>
         <w:t>假设本系统能够与现有用户管理系统及后端基础设施（Docker）无缝集成。系统将采用前后端分离架构设计，具备良好的可扩展性，便于未来功能扩展。系统支持在主流操作系统（Windows、macOS、Linux）和主流浏览器（Chrome、Firefox、Edge、Safari）环境下运行。</w:t>
@@ -4856,14 +10386,25 @@
     </w:p>
     <w:p>
       <w:pPr>
+        <w:spacing w:before="80" w:after="80"/>
+        <w:ind w:firstLine="480"/>
+        <w:rPr>
+          <w:rFonts w:hint="eastAsia"/>
+        </w:rPr>
+      </w:pPr>
+    </w:p>
+    <w:p>
+      <w:pPr>
         <w:pStyle w:val="1"/>
         <w:rPr>
           <w:rFonts w:hint="eastAsia"/>
         </w:rPr>
       </w:pPr>
+      <w:bookmarkStart w:id="19" w:name="_Toc231569534"/>
       <w:r>
         <w:t>3. 用户特征</w:t>
       </w:r>
+      <w:bookmarkEnd w:id="19"/>
     </w:p>
     <w:p>
       <w:pPr>
@@ -4872,9 +10413,11 @@
           <w:rFonts w:hint="eastAsia"/>
         </w:rPr>
       </w:pPr>
+      <w:bookmarkStart w:id="20" w:name="_Toc231569535"/>
       <w:r>
         <w:t>3.1 操作人员</w:t>
       </w:r>
+      <w:bookmarkEnd w:id="20"/>
     </w:p>
     <w:p>
       <w:pPr>
@@ -4931,9 +10474,11 @@
           <w:rFonts w:hint="eastAsia"/>
         </w:rPr>
       </w:pPr>
+      <w:bookmarkStart w:id="21" w:name="_Toc231569536"/>
       <w:r>
         <w:t>3.2 维护人员</w:t>
       </w:r>
+      <w:bookmarkEnd w:id="21"/>
     </w:p>
     <w:p>
       <w:pPr>
@@ -4990,9 +10535,11 @@
           <w:rFonts w:hint="eastAsia"/>
         </w:rPr>
       </w:pPr>
+      <w:bookmarkStart w:id="22" w:name="_Toc231569537"/>
       <w:r>
         <w:t>3.3 系统使用频率</w:t>
       </w:r>
+      <w:bookmarkEnd w:id="22"/>
     </w:p>
     <w:p>
       <w:pPr>
@@ -5012,21 +10559,19 @@
           <w:rFonts w:hint="eastAsia"/>
         </w:rPr>
       </w:pPr>
+    </w:p>
+    <w:p>
+      <w:pPr>
+        <w:pStyle w:val="1"/>
+        <w:rPr>
+          <w:rFonts w:hint="eastAsia"/>
+        </w:rPr>
+      </w:pPr>
+      <w:bookmarkStart w:id="23" w:name="_Toc231569538"/>
       <w:r>
-        <w:br w:type="page"/>
-      </w:r>
-    </w:p>
-    <w:p>
-      <w:pPr>
-        <w:pStyle w:val="1"/>
-        <w:rPr>
-          <w:rFonts w:hint="eastAsia"/>
-        </w:rPr>
-      </w:pPr>
-      <w:r>
-        <w:lastRenderedPageBreak/>
         <w:t>4. 功能性需求</w:t>
       </w:r>
+      <w:bookmarkEnd w:id="23"/>
     </w:p>
     <w:p>
       <w:pPr>
@@ -5035,9 +10580,11 @@
           <w:rFonts w:hint="eastAsia"/>
         </w:rPr>
       </w:pPr>
+      <w:bookmarkStart w:id="24" w:name="_Toc231569539"/>
       <w:r>
         <w:t>4.1 系统范围</w:t>
       </w:r>
+      <w:bookmarkEnd w:id="24"/>
     </w:p>
     <w:p>
       <w:pPr>
@@ -5096,6 +10643,7 @@
         </w:rPr>
       </w:pPr>
       <w:r>
+        <w:lastRenderedPageBreak/>
         <w:t>检测报告导出</w:t>
       </w:r>
     </w:p>
@@ -5154,9 +10702,11 @@
           <w:rFonts w:hint="eastAsia"/>
         </w:rPr>
       </w:pPr>
+      <w:bookmarkStart w:id="25" w:name="_Toc231569540"/>
       <w:r>
         <w:t>4.2 图像上传</w:t>
       </w:r>
+      <w:bookmarkEnd w:id="25"/>
     </w:p>
     <w:p>
       <w:pPr>
@@ -5201,9 +10751,11 @@
           <w:rFonts w:hint="eastAsia"/>
         </w:rPr>
       </w:pPr>
+      <w:bookmarkStart w:id="26" w:name="_Toc231569541"/>
       <w:r>
         <w:t>4.3 污渍识别与结果可视化</w:t>
       </w:r>
+      <w:bookmarkEnd w:id="26"/>
     </w:p>
     <w:p>
       <w:pPr>
@@ -5302,7 +10854,6 @@
         </w:rPr>
       </w:pPr>
       <w:r>
-        <w:lastRenderedPageBreak/>
         <w:t>幕墙块分割：根据幕墙块标注结果，系统将原始图像分割为一张或多张幕墙块图像。</w:t>
       </w:r>
     </w:p>
@@ -5345,9 +10896,11 @@
           <w:rFonts w:hint="eastAsia"/>
         </w:rPr>
       </w:pPr>
+      <w:bookmarkStart w:id="27" w:name="_Toc231569542"/>
       <w:r>
         <w:t>4.4 检测报告导出</w:t>
       </w:r>
+      <w:bookmarkEnd w:id="27"/>
     </w:p>
     <w:p>
       <w:pPr>
@@ -5358,7 +10911,11 @@
         </w:rPr>
       </w:pPr>
       <w:r>
-        <w:t>功能描述：在污渍检测页面，用户可对当前检测图片导出报告；在历史记录页面，也可对某条特定检测记录导出报告。</w:t>
+        <w:t>功能描述：在污渍检测页面，用户可对当前检测图片导出报告；在历史记录页</w:t>
+      </w:r>
+      <w:r>
+        <w:lastRenderedPageBreak/>
+        <w:t>面，也可对某条特定检测记录导出报告。</w:t>
       </w:r>
     </w:p>
     <w:p>
@@ -5392,9 +10949,11 @@
           <w:rFonts w:hint="eastAsia"/>
         </w:rPr>
       </w:pPr>
+      <w:bookmarkStart w:id="28" w:name="_Toc231569543"/>
       <w:r>
         <w:t>4.5 历史记录查询</w:t>
       </w:r>
+      <w:bookmarkEnd w:id="28"/>
     </w:p>
     <w:p>
       <w:pPr>
@@ -5439,9 +10998,11 @@
           <w:rFonts w:hint="eastAsia"/>
         </w:rPr>
       </w:pPr>
+      <w:bookmarkStart w:id="29" w:name="_Toc231569544"/>
       <w:r>
         <w:t>4.6 总体系统流程</w:t>
       </w:r>
+      <w:bookmarkEnd w:id="29"/>
     </w:p>
     <w:p>
       <w:pPr>
@@ -5573,21 +11134,19 @@
           <w:rFonts w:hint="eastAsia"/>
         </w:rPr>
       </w:pPr>
+    </w:p>
+    <w:p>
+      <w:pPr>
+        <w:pStyle w:val="1"/>
+        <w:rPr>
+          <w:rFonts w:hint="eastAsia"/>
+        </w:rPr>
+      </w:pPr>
+      <w:bookmarkStart w:id="30" w:name="_Toc231569545"/>
       <w:r>
-        <w:br w:type="page"/>
-      </w:r>
-    </w:p>
-    <w:p>
-      <w:pPr>
-        <w:pStyle w:val="1"/>
-        <w:rPr>
-          <w:rFonts w:hint="eastAsia"/>
-        </w:rPr>
-      </w:pPr>
-      <w:r>
-        <w:lastRenderedPageBreak/>
         <w:t>5. 需求分析建模</w:t>
       </w:r>
+      <w:bookmarkEnd w:id="30"/>
     </w:p>
     <w:p>
       <w:pPr>
@@ -5596,9 +11155,11 @@
           <w:rFonts w:hint="eastAsia"/>
         </w:rPr>
       </w:pPr>
+      <w:bookmarkStart w:id="31" w:name="_Toc231569546"/>
       <w:r>
         <w:t>5.1 功能建模（用例图与用例说明）</w:t>
       </w:r>
+      <w:bookmarkEnd w:id="31"/>
     </w:p>
     <w:p>
       <w:pPr>
@@ -5624,6 +11185,7 @@
         <w:rPr>
           <w:noProof/>
         </w:rPr>
+        <w:lastRenderedPageBreak/>
         <w:drawing>
           <wp:inline distT="0" distB="0" distL="0" distR="0" wp14:anchorId="72676EE7" wp14:editId="05169147">
             <wp:extent cx="5219700" cy="4488180"/>
@@ -5642,7 +11204,7 @@
                     </pic:cNvPicPr>
                   </pic:nvPicPr>
                   <pic:blipFill>
-                    <a:blip r:embed="rId7" cstate="print"/>
+                    <a:blip r:embed="rId8" cstate="print"/>
                     <a:stretch>
                       <a:fillRect/>
                     </a:stretch>
@@ -6226,9 +11788,11 @@
           <w:rFonts w:hint="eastAsia"/>
         </w:rPr>
       </w:pPr>
+      <w:bookmarkStart w:id="32" w:name="_Toc231569547"/>
       <w:r>
         <w:t>用例1：上传图像（UC001）</w:t>
       </w:r>
+      <w:bookmarkEnd w:id="32"/>
     </w:p>
     <w:tbl>
       <w:tblPr>
@@ -6419,7 +11983,6 @@
                 <w:sz w:val="22"/>
                 <w:szCs w:val="22"/>
               </w:rPr>
-              <w:lastRenderedPageBreak/>
               <w:t>用例描述</w:t>
             </w:r>
           </w:p>
@@ -6624,6 +12187,7 @@
                 <w:sz w:val="22"/>
                 <w:szCs w:val="22"/>
               </w:rPr>
+              <w:lastRenderedPageBreak/>
               <w:t>前置条件</w:t>
             </w:r>
           </w:p>
@@ -6948,9 +12512,11 @@
           <w:rFonts w:hint="eastAsia"/>
         </w:rPr>
       </w:pPr>
+      <w:bookmarkStart w:id="33" w:name="_Toc231569548"/>
       <w:r>
         <w:t>用例2：污渍识别与结果可视化（UC002）</w:t>
       </w:r>
+      <w:bookmarkEnd w:id="33"/>
     </w:p>
     <w:tbl>
       <w:tblPr>
@@ -7580,15 +13146,7 @@
                 <w:sz w:val="22"/>
                 <w:szCs w:val="22"/>
               </w:rPr>
-              <w:t>1. 用户点击【开始检测】按钮，系统将选中图像提交至后端（FastAPI） 2. 后端接收图像数据，将原始图像上传至OSS并记录URL 3. 系统对图像执行预处理：尺寸统一、对比度增强、非局部均值去噪 4. 幕墙块识别：调用YOLO系列模型对幕墙块进行目标检测与标注 5. 幕墙块分割：依据标注结果将原始图像分割为多张幕墙</w:t>
-            </w:r>
-            <w:r>
-              <w:rPr>
-                <w:sz w:val="22"/>
-                <w:szCs w:val="22"/>
-              </w:rPr>
-              <w:lastRenderedPageBreak/>
-              <w:t>块子图 6. 污渍检测：对每张子图执行污渍识别，计算污渍面积占比 7. 将结果图像上传至OSS，获取各图像URL 8. 后端将检测结果元数据写入MySQL数据库，同时以JSON格式返回前端 9. 前端解析JSON数据，依次展示：幕墙分割图、污渍标注图、无标注图、污渍占比数据</w:t>
+              <w:t>1. 用户点击【开始检测】按钮，系统将选中图像提交至后端（FastAPI） 2. 后端接收图像数据，将原始图像上传至OSS并记录URL 3. 系统对图像执行预处理：尺寸统一、对比度增强、非局部均值去噪 4. 幕墙块识别：调用YOLO系列模型对幕墙块进行目标检测与标注 5. 幕墙块分割：依据标注结果将原始图像分割为多张幕墙块子图 6. 污渍检测：对每张子图执行污渍识别，计算污渍面积占比 7. 将结果图像上传至OSS，获取各图像URL 8. 后端将检测结果元数据写入MySQL数据库，同时以JSON格式返回前端 9. 前端解析JSON数据，依次展示：幕墙分割图、污渍标注图、无标注图、污渍占比数据</w:t>
             </w:r>
           </w:p>
         </w:tc>
@@ -7625,39 +13183,46 @@
                 <w:sz w:val="22"/>
                 <w:szCs w:val="22"/>
               </w:rPr>
+              <w:t>替代事件流</w:t>
+            </w:r>
+          </w:p>
+        </w:tc>
+        <w:tc>
+          <w:tcPr>
+            <w:tcW w:w="6826" w:type="dxa"/>
+            <w:tcBorders>
+              <w:top w:val="single" w:sz="1" w:space="0" w:color="AAAAAA"/>
+              <w:left w:val="single" w:sz="1" w:space="0" w:color="AAAAAA"/>
+              <w:bottom w:val="single" w:sz="1" w:space="0" w:color="AAAAAA"/>
+              <w:right w:val="single" w:sz="1" w:space="0" w:color="AAAAAA"/>
+            </w:tcBorders>
+            <w:tcMar>
+              <w:top w:w="80" w:type="dxa"/>
+              <w:left w:w="120" w:type="dxa"/>
+              <w:bottom w:w="80" w:type="dxa"/>
+              <w:right w:w="120" w:type="dxa"/>
+            </w:tcMar>
+          </w:tcPr>
+          <w:p>
+            <w:pPr>
+              <w:rPr>
+                <w:rFonts w:hint="eastAsia"/>
+              </w:rPr>
+            </w:pPr>
+            <w:r>
+              <w:rPr>
+                <w:sz w:val="22"/>
+                <w:szCs w:val="22"/>
+              </w:rPr>
+              <w:t>3a. 图像预处理失败（图像损坏/格式异常）：系统返回错误提示，</w:t>
+            </w:r>
+            <w:r>
+              <w:rPr>
+                <w:sz w:val="22"/>
+                <w:szCs w:val="22"/>
+              </w:rPr>
               <w:lastRenderedPageBreak/>
-              <w:t>替代事件流</w:t>
-            </w:r>
-          </w:p>
-        </w:tc>
-        <w:tc>
-          <w:tcPr>
-            <w:tcW w:w="6826" w:type="dxa"/>
-            <w:tcBorders>
-              <w:top w:val="single" w:sz="1" w:space="0" w:color="AAAAAA"/>
-              <w:left w:val="single" w:sz="1" w:space="0" w:color="AAAAAA"/>
-              <w:bottom w:val="single" w:sz="1" w:space="0" w:color="AAAAAA"/>
-              <w:right w:val="single" w:sz="1" w:space="0" w:color="AAAAAA"/>
-            </w:tcBorders>
-            <w:tcMar>
-              <w:top w:w="80" w:type="dxa"/>
-              <w:left w:w="120" w:type="dxa"/>
-              <w:bottom w:w="80" w:type="dxa"/>
-              <w:right w:w="120" w:type="dxa"/>
-            </w:tcMar>
-          </w:tcPr>
-          <w:p>
-            <w:pPr>
-              <w:rPr>
-                <w:rFonts w:hint="eastAsia"/>
-              </w:rPr>
-            </w:pPr>
-            <w:r>
-              <w:rPr>
-                <w:sz w:val="22"/>
-                <w:szCs w:val="22"/>
-              </w:rPr>
-              <w:t>3a. 图像预处理失败（图像损坏/格式异常）：系统返回错误提示，建议用户重新上传 6a. 模型推理超时（超过20秒）：系统返回超时提示，建议用户稍后重试 8a. 数据库写入失败：系统记录日志，提示用户检测结果可能未保存</w:t>
+              <w:t>建议用户重新上传 6a. 模型推理超时（超过20秒）：系统返回超时提示，建议用户稍后重试 8a. 数据库写入失败：系统记录日志，提示用户检测结果可能未保存</w:t>
             </w:r>
           </w:p>
         </w:tc>
@@ -7678,9 +13243,11 @@
           <w:rFonts w:hint="eastAsia"/>
         </w:rPr>
       </w:pPr>
+      <w:bookmarkStart w:id="34" w:name="_Toc231569549"/>
       <w:r>
         <w:t>用例3：导出检测报告（UC003）</w:t>
       </w:r>
+      <w:bookmarkEnd w:id="34"/>
     </w:p>
     <w:tbl>
       <w:tblPr>
@@ -8399,9 +13966,11 @@
           <w:rFonts w:hint="eastAsia"/>
         </w:rPr>
       </w:pPr>
+      <w:bookmarkStart w:id="35" w:name="_Toc231569550"/>
       <w:r>
         <w:t>用例4：查看历史检测记录（UC004）</w:t>
       </w:r>
+      <w:bookmarkEnd w:id="35"/>
     </w:p>
     <w:tbl>
       <w:tblPr>
@@ -8660,7 +14229,6 @@
                 <w:sz w:val="22"/>
                 <w:szCs w:val="22"/>
               </w:rPr>
-              <w:lastRenderedPageBreak/>
               <w:t>主要参与者</w:t>
             </w:r>
           </w:p>
@@ -8933,6 +14501,7 @@
                 <w:sz w:val="22"/>
                 <w:szCs w:val="22"/>
               </w:rPr>
+              <w:lastRenderedPageBreak/>
               <w:t>后置条件</w:t>
             </w:r>
           </w:p>
@@ -9113,9 +14682,11 @@
           <w:rFonts w:hint="eastAsia"/>
         </w:rPr>
       </w:pPr>
+      <w:bookmarkStart w:id="36" w:name="_Toc231569551"/>
       <w:r>
         <w:t>5.2 数据建模</w:t>
       </w:r>
+      <w:bookmarkEnd w:id="36"/>
     </w:p>
     <w:p>
       <w:pPr>
@@ -9142,9 +14713,9 @@
           <w:noProof/>
         </w:rPr>
         <w:drawing>
-          <wp:inline distT="0" distB="0" distL="0" distR="0" wp14:anchorId="3D762A77" wp14:editId="7947DD6F">
-            <wp:extent cx="4798060" cy="2343150"/>
-            <wp:effectExtent l="0" t="0" r="2540" b="0"/>
+          <wp:inline distT="0" distB="0" distL="0" distR="0" wp14:anchorId="3D762A77" wp14:editId="1E7287B4">
+            <wp:extent cx="4744016" cy="1955165"/>
+            <wp:effectExtent l="0" t="0" r="0" b="6985"/>
             <wp:docPr id="2" name="Image 2"/>
             <wp:cNvGraphicFramePr>
               <a:graphicFrameLocks xmlns:a="http://schemas.openxmlformats.org/drawingml/2006/main"/>
@@ -9159,7 +14730,7 @@
                     </pic:cNvPicPr>
                   </pic:nvPicPr>
                   <pic:blipFill>
-                    <a:blip r:embed="rId8" cstate="print"/>
+                    <a:blip r:embed="rId9" cstate="print"/>
                     <a:stretch>
                       <a:fillRect/>
                     </a:stretch>
@@ -9167,7 +14738,7 @@
                   <pic:spPr>
                     <a:xfrm>
                       <a:off x="0" y="0"/>
-                      <a:ext cx="4798060" cy="2343150"/>
+                      <a:ext cx="4772118" cy="1966747"/>
                     </a:xfrm>
                     <a:prstGeom prst="rect">
                       <a:avLst/>
@@ -9187,9 +14758,11 @@
           <w:rFonts w:hint="eastAsia"/>
         </w:rPr>
       </w:pPr>
+      <w:bookmarkStart w:id="37" w:name="_Toc231569552"/>
       <w:r>
         <w:t>5.2.1 主要实体</w:t>
       </w:r>
+      <w:bookmarkEnd w:id="37"/>
     </w:p>
     <w:tbl>
       <w:tblPr>
@@ -9449,15 +15022,7 @@
                 <w:sz w:val="22"/>
                 <w:szCs w:val="22"/>
               </w:rPr>
-              <w:t>检测历史记录</w:t>
-            </w:r>
-            <w:r>
-              <w:rPr>
-                <w:sz w:val="22"/>
-                <w:szCs w:val="22"/>
-              </w:rPr>
-              <w:lastRenderedPageBreak/>
-              <w:t>（StainHistory）</w:t>
+              <w:t>检测历史记录（StainHistory）</w:t>
             </w:r>
           </w:p>
         </w:tc>
@@ -9488,16 +15053,7 @@
                 <w:sz w:val="22"/>
                 <w:szCs w:val="22"/>
               </w:rPr>
-              <w:lastRenderedPageBreak/>
-              <w:t>历史记录ID（UUID）、用户名、原始</w:t>
-            </w:r>
-            <w:r>
-              <w:rPr>
-                <w:sz w:val="22"/>
-                <w:szCs w:val="22"/>
-              </w:rPr>
-              <w:lastRenderedPageBreak/>
-              <w:t>图像URL（input_url）、结果JSON URL（output_url）、污渍占比（stain_ratio）、检测时间（created_at）</w:t>
+              <w:t>历史记录ID（UUID）、用户名、原始图像URL（input_url）、结果JSON URL（output_url）、污渍占比（stain_ratio）、检测时间（created_at）</w:t>
             </w:r>
           </w:p>
         </w:tc>
@@ -9528,16 +15084,7 @@
                 <w:sz w:val="22"/>
                 <w:szCs w:val="22"/>
               </w:rPr>
-              <w:lastRenderedPageBreak/>
-              <w:t>存储每次污渍检测任务的</w:t>
-            </w:r>
-            <w:r>
-              <w:rPr>
-                <w:sz w:val="22"/>
-                <w:szCs w:val="22"/>
-              </w:rPr>
-              <w:lastRenderedPageBreak/>
-              <w:t>元数据信息</w:t>
+              <w:t>存储每次污渍检测任务的元数据信息</w:t>
             </w:r>
           </w:p>
         </w:tc>
@@ -9570,7 +15117,6 @@
                 <w:sz w:val="22"/>
                 <w:szCs w:val="22"/>
               </w:rPr>
-              <w:lastRenderedPageBreak/>
               <w:t>图像文件（ImageFile）</w:t>
             </w:r>
           </w:p>
@@ -9654,9 +15200,12 @@
           <w:rFonts w:hint="eastAsia"/>
         </w:rPr>
       </w:pPr>
+      <w:bookmarkStart w:id="38" w:name="_Toc231569553"/>
       <w:r>
+        <w:lastRenderedPageBreak/>
         <w:t>5.2.2 实体关系说明</w:t>
       </w:r>
+      <w:bookmarkEnd w:id="38"/>
     </w:p>
     <w:p>
       <w:pPr>
@@ -9713,9 +15262,11 @@
           <w:rFonts w:hint="eastAsia"/>
         </w:rPr>
       </w:pPr>
+      <w:bookmarkStart w:id="39" w:name="_Toc231569554"/>
       <w:r>
         <w:t>5.3 行为建模</w:t>
       </w:r>
+      <w:bookmarkEnd w:id="39"/>
     </w:p>
     <w:p>
       <w:pPr>
@@ -9736,9 +15287,11 @@
           <w:rFonts w:hint="eastAsia"/>
         </w:rPr>
       </w:pPr>
+      <w:bookmarkStart w:id="40" w:name="_Toc231569555"/>
       <w:r>
         <w:t>5.3.1 图像上传与污渍检测状态图</w:t>
       </w:r>
+      <w:bookmarkEnd w:id="40"/>
     </w:p>
     <w:p>
       <w:pPr>
@@ -9748,15 +15301,15 @@
           <w:rFonts w:hint="eastAsia"/>
         </w:rPr>
       </w:pPr>
+      <w:bookmarkStart w:id="41" w:name="_Toc231569556"/>
       <w:r>
         <w:rPr>
           <w:noProof/>
         </w:rPr>
-        <w:lastRenderedPageBreak/>
         <w:drawing>
-          <wp:inline distT="0" distB="0" distL="0" distR="0" wp14:anchorId="4AD09DA7" wp14:editId="403CEDC7">
-            <wp:extent cx="3190875" cy="4772025"/>
-            <wp:effectExtent l="0" t="0" r="9525" b="9525"/>
+          <wp:inline distT="0" distB="0" distL="0" distR="0" wp14:anchorId="4AD09DA7" wp14:editId="6397BD9E">
+            <wp:extent cx="3268301" cy="4680642"/>
+            <wp:effectExtent l="0" t="0" r="8890" b="5715"/>
             <wp:docPr id="3" name="Image 3"/>
             <wp:cNvGraphicFramePr>
               <a:graphicFrameLocks xmlns:a="http://schemas.openxmlformats.org/drawingml/2006/main"/>
@@ -9771,7 +15324,7 @@
                     </pic:cNvPicPr>
                   </pic:nvPicPr>
                   <pic:blipFill>
-                    <a:blip r:embed="rId9" cstate="print"/>
+                    <a:blip r:embed="rId10" cstate="print"/>
                     <a:stretch>
                       <a:fillRect/>
                     </a:stretch>
@@ -9779,7 +15332,7 @@
                   <pic:spPr>
                     <a:xfrm>
                       <a:off x="0" y="0"/>
-                      <a:ext cx="3190875" cy="4772025"/>
+                      <a:ext cx="3284587" cy="4703966"/>
                     </a:xfrm>
                     <a:prstGeom prst="rect">
                       <a:avLst/>
@@ -9791,6 +15344,7 @@
           </wp:inline>
         </w:drawing>
       </w:r>
+      <w:bookmarkEnd w:id="41"/>
     </w:p>
     <w:p>
       <w:pPr>
@@ -9825,7 +15379,11 @@
         </w:rPr>
       </w:pPr>
       <w:r>
-        <w:t>（3）待检测状态：图片上传成功，进入待检测列表，尚未进行检测。用户点击【开始检测】后进入检测中状态。</w:t>
+        <w:t>（3）待检测状态：图片上传成功，进入待检测列表，尚未进行检测。用户点</w:t>
+      </w:r>
+      <w:r>
+        <w:lastRenderedPageBreak/>
+        <w:t>击【开始检测】后进入检测中状态。</w:t>
       </w:r>
     </w:p>
     <w:p>
@@ -9879,9 +15437,11 @@
           <w:rFonts w:hint="eastAsia"/>
         </w:rPr>
       </w:pPr>
+      <w:bookmarkStart w:id="42" w:name="_Toc231569557"/>
       <w:r>
         <w:t>5.3.2 历史记录查询状态图</w:t>
       </w:r>
+      <w:bookmarkEnd w:id="42"/>
     </w:p>
     <w:p>
       <w:pPr>
@@ -9891,15 +15451,15 @@
           <w:rFonts w:hint="eastAsia"/>
         </w:rPr>
       </w:pPr>
+      <w:bookmarkStart w:id="43" w:name="_Toc231569558"/>
       <w:r>
         <w:rPr>
           <w:noProof/>
         </w:rPr>
-        <w:lastRenderedPageBreak/>
         <w:drawing>
-          <wp:inline distT="0" distB="0" distL="0" distR="0" wp14:anchorId="788C4D68" wp14:editId="3982798E">
-            <wp:extent cx="4429760" cy="5791200"/>
-            <wp:effectExtent l="0" t="0" r="8890" b="0"/>
+          <wp:inline distT="0" distB="0" distL="0" distR="0" wp14:anchorId="788C4D68" wp14:editId="7278EB02">
+            <wp:extent cx="3693814" cy="4888871"/>
+            <wp:effectExtent l="0" t="0" r="1905" b="6985"/>
             <wp:docPr id="4" name="Image 4"/>
             <wp:cNvGraphicFramePr>
               <a:graphicFrameLocks xmlns:a="http://schemas.openxmlformats.org/drawingml/2006/main"/>
@@ -9914,7 +15474,7 @@
                     </pic:cNvPicPr>
                   </pic:nvPicPr>
                   <pic:blipFill>
-                    <a:blip r:embed="rId10" cstate="print"/>
+                    <a:blip r:embed="rId11" cstate="print"/>
                     <a:stretch>
                       <a:fillRect/>
                     </a:stretch>
@@ -9922,7 +15482,7 @@
                   <pic:spPr>
                     <a:xfrm>
                       <a:off x="0" y="0"/>
-                      <a:ext cx="4429760" cy="5791200"/>
+                      <a:ext cx="3735510" cy="4944057"/>
                     </a:xfrm>
                     <a:prstGeom prst="rect">
                       <a:avLst/>
@@ -9934,6 +15494,7 @@
           </wp:inline>
         </w:drawing>
       </w:r>
+      <w:bookmarkEnd w:id="43"/>
     </w:p>
     <w:p>
       <w:pPr>
@@ -9968,6 +15529,7 @@
         </w:rPr>
       </w:pPr>
       <w:r>
+        <w:lastRenderedPageBreak/>
         <w:t>（3）无历史记录状态：提示用户当前查询条件下暂无检测记录，用户可修改筛选条件重新查询。</w:t>
       </w:r>
     </w:p>
@@ -9989,21 +15551,19 @@
           <w:rFonts w:hint="eastAsia"/>
         </w:rPr>
       </w:pPr>
+    </w:p>
+    <w:p>
+      <w:pPr>
+        <w:pStyle w:val="1"/>
+        <w:rPr>
+          <w:rFonts w:hint="eastAsia"/>
+        </w:rPr>
+      </w:pPr>
+      <w:bookmarkStart w:id="44" w:name="_Toc231569559"/>
       <w:r>
-        <w:br w:type="page"/>
-      </w:r>
-    </w:p>
-    <w:p>
-      <w:pPr>
-        <w:pStyle w:val="1"/>
-        <w:rPr>
-          <w:rFonts w:hint="eastAsia"/>
-        </w:rPr>
-      </w:pPr>
-      <w:r>
-        <w:lastRenderedPageBreak/>
         <w:t>6. 非功能性需求</w:t>
       </w:r>
+      <w:bookmarkEnd w:id="44"/>
     </w:p>
     <w:p>
       <w:pPr>
@@ -10012,9 +15572,11 @@
           <w:rFonts w:hint="eastAsia"/>
         </w:rPr>
       </w:pPr>
+      <w:bookmarkStart w:id="45" w:name="_Toc231569560"/>
       <w:r>
         <w:t>6.1 性能需求</w:t>
       </w:r>
+      <w:bookmarkEnd w:id="45"/>
     </w:p>
     <w:p>
       <w:pPr>
@@ -10023,9 +15585,11 @@
           <w:rFonts w:hint="eastAsia"/>
         </w:rPr>
       </w:pPr>
+      <w:bookmarkStart w:id="46" w:name="_Toc231569561"/>
       <w:r>
         <w:t>6.1.1 准确性</w:t>
       </w:r>
+      <w:bookmarkEnd w:id="46"/>
     </w:p>
     <w:p>
       <w:pPr>
@@ -10066,9 +15630,11 @@
           <w:rFonts w:hint="eastAsia"/>
         </w:rPr>
       </w:pPr>
+      <w:bookmarkStart w:id="47" w:name="_Toc231569562"/>
       <w:r>
         <w:t>6.1.2 时间特性需求</w:t>
       </w:r>
+      <w:bookmarkEnd w:id="47"/>
     </w:p>
     <w:tbl>
       <w:tblPr>
@@ -10688,9 +16254,11 @@
           <w:rFonts w:hint="eastAsia"/>
         </w:rPr>
       </w:pPr>
+      <w:bookmarkStart w:id="48" w:name="_Toc231569563"/>
       <w:r>
         <w:t>6.1.3 系统吞吐量</w:t>
       </w:r>
+      <w:bookmarkEnd w:id="48"/>
     </w:p>
     <w:p>
       <w:pPr>
@@ -10731,9 +16299,11 @@
           <w:rFonts w:hint="eastAsia"/>
         </w:rPr>
       </w:pPr>
+      <w:bookmarkStart w:id="49" w:name="_Toc231569564"/>
       <w:r>
         <w:t>6.2 输入输出需求</w:t>
       </w:r>
+      <w:bookmarkEnd w:id="49"/>
     </w:p>
     <w:p>
       <w:pPr>
@@ -10742,9 +16312,11 @@
           <w:rFonts w:hint="eastAsia"/>
         </w:rPr>
       </w:pPr>
+      <w:bookmarkStart w:id="50" w:name="_Toc231569565"/>
       <w:r>
         <w:t>6.2.1 输入需求</w:t>
       </w:r>
+      <w:bookmarkEnd w:id="50"/>
     </w:p>
     <w:p>
       <w:pPr>
@@ -10791,6 +16363,7 @@
         </w:rPr>
       </w:pPr>
       <w:r>
+        <w:lastRenderedPageBreak/>
         <w:t>历史查询输入参数：用户名（必填）、起始时间（可选）、截止时间（可选）。</w:t>
       </w:r>
     </w:p>
@@ -10801,9 +16374,11 @@
           <w:rFonts w:hint="eastAsia"/>
         </w:rPr>
       </w:pPr>
+      <w:bookmarkStart w:id="51" w:name="_Toc231569566"/>
       <w:r>
         <w:t>6.2.2 输出需求</w:t>
       </w:r>
+      <w:bookmarkEnd w:id="51"/>
     </w:p>
     <w:p>
       <w:pPr>
@@ -10850,7 +16425,6 @@
         </w:rPr>
       </w:pPr>
       <w:r>
-        <w:lastRenderedPageBreak/>
         <w:t>检测报告：PDF格式，包含检测时间、原始图像、分割图、标注图及污渍占比统计。</w:t>
       </w:r>
     </w:p>
@@ -10861,9 +16435,11 @@
           <w:rFonts w:hint="eastAsia"/>
         </w:rPr>
       </w:pPr>
+      <w:bookmarkStart w:id="52" w:name="_Toc231569567"/>
       <w:r>
         <w:t>6.3 数据管理能力需求</w:t>
       </w:r>
+      <w:bookmarkEnd w:id="52"/>
     </w:p>
     <w:p>
       <w:pPr>
@@ -10936,9 +16512,11 @@
           <w:rFonts w:hint="eastAsia"/>
         </w:rPr>
       </w:pPr>
+      <w:bookmarkStart w:id="53" w:name="_Toc231569568"/>
       <w:r>
         <w:t>6.4 安全与保密性需求</w:t>
       </w:r>
+      <w:bookmarkEnd w:id="53"/>
     </w:p>
     <w:p>
       <w:pPr>
@@ -11027,9 +16605,11 @@
           <w:rFonts w:hint="eastAsia"/>
         </w:rPr>
       </w:pPr>
+      <w:bookmarkStart w:id="54" w:name="_Toc231569569"/>
       <w:r>
         <w:t>6.5 灵活性需求</w:t>
       </w:r>
+      <w:bookmarkEnd w:id="54"/>
     </w:p>
     <w:p>
       <w:pPr>
@@ -11092,6 +16672,7 @@
         </w:rPr>
       </w:pPr>
       <w:r>
+        <w:lastRenderedPageBreak/>
         <w:t>浏览器兼容性：系统应支持主流浏览器（Chrome、Firefox、Edge、Safari）的正常运行。</w:t>
       </w:r>
     </w:p>
@@ -11102,9 +16683,11 @@
           <w:rFonts w:hint="eastAsia"/>
         </w:rPr>
       </w:pPr>
+      <w:bookmarkStart w:id="55" w:name="_Toc231569570"/>
       <w:r>
         <w:t>6.6 其他特殊需求</w:t>
       </w:r>
+      <w:bookmarkEnd w:id="55"/>
     </w:p>
     <w:p>
       <w:pPr>
@@ -11151,7 +16734,6 @@
         </w:rPr>
       </w:pPr>
       <w:r>
-        <w:lastRenderedPageBreak/>
         <w:t>国际化：系统界面以中文为主，后续可扩展英文界面支持。</w:t>
       </w:r>
     </w:p>
@@ -11177,21 +16759,19 @@
           <w:rFonts w:hint="eastAsia"/>
         </w:rPr>
       </w:pPr>
+    </w:p>
+    <w:p>
+      <w:pPr>
+        <w:pStyle w:val="1"/>
+        <w:rPr>
+          <w:rFonts w:hint="eastAsia"/>
+        </w:rPr>
+      </w:pPr>
+      <w:bookmarkStart w:id="56" w:name="_Toc231569571"/>
       <w:r>
-        <w:br w:type="page"/>
-      </w:r>
-    </w:p>
-    <w:p>
-      <w:pPr>
-        <w:pStyle w:val="1"/>
-        <w:rPr>
-          <w:rFonts w:hint="eastAsia"/>
-        </w:rPr>
-      </w:pPr>
-      <w:r>
-        <w:lastRenderedPageBreak/>
         <w:t>7. 运行环境需求</w:t>
       </w:r>
+      <w:bookmarkEnd w:id="56"/>
     </w:p>
     <w:p>
       <w:pPr>
@@ -11200,9 +16780,11 @@
           <w:rFonts w:hint="eastAsia"/>
         </w:rPr>
       </w:pPr>
+      <w:bookmarkStart w:id="57" w:name="_Toc231569572"/>
       <w:r>
         <w:t>7.1 硬件设备</w:t>
       </w:r>
+      <w:bookmarkEnd w:id="57"/>
     </w:p>
     <w:p>
       <w:pPr>
@@ -11211,9 +16793,11 @@
           <w:rFonts w:hint="eastAsia"/>
         </w:rPr>
       </w:pPr>
+      <w:bookmarkStart w:id="58" w:name="_Toc231569573"/>
       <w:r>
         <w:t>7.1.1 处理器与内存</w:t>
       </w:r>
+      <w:bookmarkEnd w:id="58"/>
     </w:p>
     <w:p>
       <w:pPr>
@@ -11254,9 +16838,11 @@
           <w:rFonts w:hint="eastAsia"/>
         </w:rPr>
       </w:pPr>
+      <w:bookmarkStart w:id="59" w:name="_Toc231569574"/>
       <w:r>
         <w:t>7.1.2 存储容量</w:t>
       </w:r>
+      <w:bookmarkEnd w:id="59"/>
     </w:p>
     <w:p>
       <w:pPr>
@@ -11297,9 +16883,11 @@
           <w:rFonts w:hint="eastAsia"/>
         </w:rPr>
       </w:pPr>
+      <w:bookmarkStart w:id="60" w:name="_Toc231569575"/>
       <w:r>
         <w:t>7.1.3 输入输出设备</w:t>
       </w:r>
+      <w:bookmarkEnd w:id="60"/>
     </w:p>
     <w:p>
       <w:pPr>
@@ -11340,9 +16928,11 @@
           <w:rFonts w:hint="eastAsia"/>
         </w:rPr>
       </w:pPr>
+      <w:bookmarkStart w:id="61" w:name="_Toc231569576"/>
       <w:r>
         <w:t>7.1.4 数据通信设备</w:t>
       </w:r>
+      <w:bookmarkEnd w:id="61"/>
     </w:p>
     <w:p>
       <w:pPr>
@@ -11367,9 +16957,11 @@
           <w:rFonts w:hint="eastAsia"/>
         </w:rPr>
       </w:pPr>
+      <w:bookmarkStart w:id="62" w:name="_Toc231569577"/>
       <w:r>
         <w:t>7.2 支撑软件</w:t>
       </w:r>
+      <w:bookmarkEnd w:id="62"/>
     </w:p>
     <w:p>
       <w:pPr>
@@ -11378,9 +16970,11 @@
           <w:rFonts w:hint="eastAsia"/>
         </w:rPr>
       </w:pPr>
+      <w:bookmarkStart w:id="63" w:name="_Toc231569578"/>
       <w:r>
         <w:t>7.2.1 操作系统</w:t>
       </w:r>
+      <w:bookmarkEnd w:id="63"/>
     </w:p>
     <w:p>
       <w:pPr>
@@ -11411,6 +17005,7 @@
         </w:rPr>
       </w:pPr>
       <w:r>
+        <w:lastRenderedPageBreak/>
         <w:t>客户端操作系统：支持Windows（10/11）、macOS（12及以上）和Linux。</w:t>
       </w:r>
     </w:p>
@@ -11421,9 +17016,11 @@
           <w:rFonts w:hint="eastAsia"/>
         </w:rPr>
       </w:pPr>
+      <w:bookmarkStart w:id="64" w:name="_Toc231569579"/>
       <w:r>
         <w:t>7.2.2 数据库平台</w:t>
       </w:r>
+      <w:bookmarkEnd w:id="64"/>
     </w:p>
     <w:tbl>
       <w:tblPr>
@@ -11758,9 +17355,11 @@
           <w:rFonts w:hint="eastAsia"/>
         </w:rPr>
       </w:pPr>
+      <w:bookmarkStart w:id="65" w:name="_Toc231569580"/>
       <w:r>
         <w:t>7.2.3 开发与测试工具</w:t>
       </w:r>
+      <w:bookmarkEnd w:id="65"/>
     </w:p>
     <w:tbl>
       <w:tblPr>
@@ -12020,7 +17619,6 @@
                 <w:sz w:val="22"/>
                 <w:szCs w:val="22"/>
               </w:rPr>
-              <w:lastRenderedPageBreak/>
               <w:t>版本管理</w:t>
             </w:r>
           </w:p>
@@ -12665,21 +18263,19 @@
           <w:rFonts w:hint="eastAsia"/>
         </w:rPr>
       </w:pPr>
+    </w:p>
+    <w:p>
+      <w:pPr>
+        <w:pStyle w:val="1"/>
+        <w:rPr>
+          <w:rFonts w:hint="eastAsia"/>
+        </w:rPr>
+      </w:pPr>
+      <w:bookmarkStart w:id="66" w:name="_Toc231569581"/>
       <w:r>
-        <w:br w:type="page"/>
-      </w:r>
-    </w:p>
-    <w:p>
-      <w:pPr>
-        <w:pStyle w:val="1"/>
-        <w:rPr>
-          <w:rFonts w:hint="eastAsia"/>
-        </w:rPr>
-      </w:pPr>
-      <w:r>
-        <w:lastRenderedPageBreak/>
         <w:t>8. 附录</w:t>
       </w:r>
+      <w:bookmarkEnd w:id="66"/>
     </w:p>
     <w:p>
       <w:pPr>
@@ -12688,9 +18284,11 @@
           <w:rFonts w:hint="eastAsia"/>
         </w:rPr>
       </w:pPr>
+      <w:bookmarkStart w:id="67" w:name="_Toc231569582"/>
       <w:r>
         <w:t>8.1 术语表</w:t>
       </w:r>
+      <w:bookmarkEnd w:id="67"/>
     </w:p>
     <w:tbl>
       <w:tblPr>
@@ -13138,6 +18736,7 @@
                 <w:sz w:val="22"/>
                 <w:szCs w:val="22"/>
               </w:rPr>
+              <w:lastRenderedPageBreak/>
               <w:t>RESTful</w:t>
             </w:r>
           </w:p>
@@ -14015,8 +19614,8 @@
       </w:pPr>
     </w:p>
     <w:sectPr>
-      <w:headerReference w:type="default" r:id="rId11"/>
-      <w:footerReference w:type="default" r:id="rId12"/>
+      <w:headerReference w:type="default" r:id="rId12"/>
+      <w:footerReference w:type="default" r:id="rId13"/>
       <w:pgSz w:w="11906" w:h="16838"/>
       <w:pgMar w:top="1440" w:right="1440" w:bottom="1440" w:left="1800" w:header="708" w:footer="708" w:gutter="0"/>
       <w:cols w:space="720"/>
@@ -15076,6 +20675,60 @@
       <w:szCs w:val="18"/>
     </w:rPr>
   </w:style>
+  <w:style w:type="paragraph" w:styleId="TOC">
+    <w:name w:val="TOC Heading"/>
+    <w:basedOn w:val="1"/>
+    <w:next w:val="a"/>
+    <w:uiPriority w:val="39"/>
+    <w:unhideWhenUsed/>
+    <w:qFormat/>
+    <w:rsid w:val="00485C96"/>
+    <w:pPr>
+      <w:keepNext/>
+      <w:keepLines/>
+      <w:spacing w:before="240" w:after="0" w:line="259" w:lineRule="auto"/>
+      <w:outlineLvl w:val="9"/>
+    </w:pPr>
+    <w:rPr>
+      <w:rFonts w:asciiTheme="majorHAnsi" w:eastAsiaTheme="majorEastAsia" w:hAnsiTheme="majorHAnsi" w:cstheme="majorBidi"/>
+      <w:b w:val="0"/>
+      <w:bCs w:val="0"/>
+      <w:color w:val="2F5496" w:themeColor="accent1" w:themeShade="BF"/>
+    </w:rPr>
+  </w:style>
+  <w:style w:type="paragraph" w:styleId="TOC1">
+    <w:name w:val="toc 1"/>
+    <w:basedOn w:val="a"/>
+    <w:next w:val="a"/>
+    <w:autoRedefine/>
+    <w:uiPriority w:val="39"/>
+    <w:unhideWhenUsed/>
+    <w:rsid w:val="00485C96"/>
+  </w:style>
+  <w:style w:type="paragraph" w:styleId="TOC2">
+    <w:name w:val="toc 2"/>
+    <w:basedOn w:val="a"/>
+    <w:next w:val="a"/>
+    <w:autoRedefine/>
+    <w:uiPriority w:val="39"/>
+    <w:unhideWhenUsed/>
+    <w:rsid w:val="00485C96"/>
+    <w:pPr>
+      <w:ind w:leftChars="200" w:left="420"/>
+    </w:pPr>
+  </w:style>
+  <w:style w:type="paragraph" w:styleId="TOC3">
+    <w:name w:val="toc 3"/>
+    <w:basedOn w:val="a"/>
+    <w:next w:val="a"/>
+    <w:autoRedefine/>
+    <w:uiPriority w:val="39"/>
+    <w:unhideWhenUsed/>
+    <w:rsid w:val="00485C96"/>
+    <w:pPr>
+      <w:ind w:leftChars="400" w:left="840"/>
+    </w:pPr>
+  </w:style>
 </w:styles>
 </file>
 
